--- a/exemplo/memorial-aterramento-residencia-unifamiliar-exemplo-r00.docx
+++ b/exemplo/memorial-aterramento-residencia-unifamiliar-exemplo-r00.docx
@@ -46,7 +46,7 @@
                 <w:szCs w:val="16"/>
                 <w:rFonts w:ascii="Calibri" w:cs="Calibri" w:eastAsia="Calibri" w:hAnsi="Calibri"/>
               </w:rPr>
-              <w:t xml:space="preserve">ABNT NBR 5410:2004 · NBR 7117-1:2020 · NBR 15751:2013 · IEEE STD 80-2013</w:t>
+              <w:t xml:space="preserve">ABNT NBR 5410:2004 · NBR 13571 · NBR 15749:2009 · ENERGISA NDU 001</w:t>
             </w:r>
           </w:p>
           <w:p>
@@ -75,7 +75,7 @@
                 <w:szCs w:val="19"/>
                 <w:rFonts w:ascii="Calibri" w:cs="Calibri" w:eastAsia="Calibri" w:hAnsi="Calibri"/>
               </w:rPr>
-              <w:t xml:space="preserve">Resistividade do solo, resistência de aterramento de hastes, cabos e malhas e verificação das tensões de toque e de passo</w:t>
+              <w:t xml:space="preserve">Método simplificado — eletrodos de hastes verticais: resistência de aterramento, número de hastes, esboço da instalação e lista de materiais</w:t>
             </w:r>
           </w:p>
         </w:tc>
@@ -482,7 +482,7 @@
                 <w:szCs w:val="19"/>
                 <w:rFonts w:ascii="Calibri" w:cs="Calibri" w:eastAsia="Calibri" w:hAnsi="Calibri"/>
               </w:rPr>
-              <w:t xml:space="preserve">17/10/2026 — R00</w:t>
+              <w:t xml:space="preserve">20/10/2026 — R00</w:t>
             </w:r>
           </w:p>
         </w:tc>
@@ -524,7 +524,7 @@
           <w:szCs w:val="20"/>
           <w:rFonts w:ascii="Calibri" w:cs="Calibri" w:eastAsia="Calibri" w:hAnsi="Calibri"/>
         </w:rPr>
-        <w:t xml:space="preserve">Determinar a resistividade do solo e calcular a resistência de aterramento dos 3 sistemas de aterramento da obra, verificando os limites aplicáveis e a segurança das pessoas quanto às tensões de toque e de passo, segundo a ABNT NBR 5410:2004, a ABNT NBR 7117-1:2020, a ABNT NBR 15751:2013 e a IEEE Std 80-2013.</w:t>
+        <w:t xml:space="preserve">Calcular a resistência de aterramento do eletrodo de hastes da obra pelo método simplificado (fórmula da haste vertical e resistência mútua entre hastes), dimensionar o número de hastes necessário para o limite aplicável, apresentar o esboço da instalação e relacionar os materiais, segundo a ABNT NBR 5410:2004 e a norma de fornecimento Energisa NDU 001 v7.0.</w:t>
       </w:r>
     </w:p>
     <w:p>
@@ -617,61 +617,7 @@
           <w:szCs w:val="19"/>
           <w:rFonts w:ascii="Calibri" w:cs="Calibri" w:eastAsia="Calibri" w:hAnsi="Calibri"/>
         </w:rPr>
-        <w:t xml:space="preserve">ABNT NBR 15751:2013 — Sistemas de aterramento de subestações — Requisitos.</w:t>
-      </w:r>
-    </w:p>
-    <w:p>
-      <w:pPr>
-        <w:pStyle w:val="ListParagraph"/>
-        <w:numPr>
-          <w:ilvl w:val="0"/>
-          <w:numId w:val="1"/>
-        </w:numPr>
-        <w:spacing w:after="40"/>
-      </w:pPr>
-      <w:r>
-        <w:rPr>
-          <w:sz w:val="19"/>
-          <w:szCs w:val="19"/>
-          <w:rFonts w:ascii="Calibri" w:cs="Calibri" w:eastAsia="Calibri" w:hAnsi="Calibri"/>
-        </w:rPr>
-        <w:t xml:space="preserve">IEEE Std 80-2013 — Guide for Safety in AC Substation Grounding.</w:t>
-      </w:r>
-    </w:p>
-    <w:p>
-      <w:pPr>
-        <w:pStyle w:val="ListParagraph"/>
-        <w:numPr>
-          <w:ilvl w:val="0"/>
-          <w:numId w:val="1"/>
-        </w:numPr>
-        <w:spacing w:after="40"/>
-      </w:pPr>
-      <w:r>
-        <w:rPr>
-          <w:sz w:val="19"/>
-          <w:szCs w:val="19"/>
-          <w:rFonts w:ascii="Calibri" w:cs="Calibri" w:eastAsia="Calibri" w:hAnsi="Calibri"/>
-        </w:rPr>
         <w:t xml:space="preserve">ABNT NBR 13571 — Haste de aterramento aço-cobreada e acessórios.</w:t>
-      </w:r>
-    </w:p>
-    <w:p>
-      <w:pPr>
-        <w:pStyle w:val="ListParagraph"/>
-        <w:numPr>
-          <w:ilvl w:val="0"/>
-          <w:numId w:val="1"/>
-        </w:numPr>
-        <w:spacing w:after="40"/>
-      </w:pPr>
-      <w:r>
-        <w:rPr>
-          <w:sz w:val="19"/>
-          <w:szCs w:val="19"/>
-          <w:rFonts w:ascii="Calibri" w:cs="Calibri" w:eastAsia="Calibri" w:hAnsi="Calibri"/>
-        </w:rPr>
-        <w:t xml:space="preserve">ABNT NBR 5419-3:2015 — Proteção contra descargas atmosféricas — Parte 3: Danos físicos a estruturas e perigos à vida.</w:t>
       </w:r>
     </w:p>
     <w:p>
@@ -2508,7 +2454,6 @@
         <w:gridCol w:w="100"/>
         <w:gridCol w:w="100"/>
         <w:gridCol w:w="100"/>
-        <w:gridCol w:w="100"/>
       </w:tblGrid>
       <w:tr>
         <w:trPr>
@@ -2516,7 +2461,7 @@
         </w:trPr>
         <w:tc>
           <w:tcPr>
-            <w:tcW w:type="pct" w:w="14%"/>
+            <w:tcW w:type="pct" w:w="18%"/>
             <w:shd w:fill="E7EDF1" w:color="auto" w:val="clear"/>
             <w:tcMar>
               <w:top w:type="dxa" w:w="30"/>
@@ -2543,7 +2488,7 @@
         </w:tc>
         <w:tc>
           <w:tcPr>
-            <w:tcW w:type="pct" w:w="14%"/>
+            <w:tcW w:type="pct" w:w="18%"/>
             <w:shd w:fill="E7EDF1" w:color="auto" w:val="clear"/>
             <w:tcMar>
               <w:top w:type="dxa" w:w="30"/>
@@ -2570,7 +2515,7 @@
         </w:tc>
         <w:tc>
           <w:tcPr>
-            <w:tcW w:type="pct" w:w="22%"/>
+            <w:tcW w:type="pct" w:w="28%"/>
             <w:shd w:fill="E7EDF1" w:color="auto" w:val="clear"/>
             <w:tcMar>
               <w:top w:type="dxa" w:w="30"/>
@@ -2597,7 +2542,7 @@
         </w:tc>
         <w:tc>
           <w:tcPr>
-            <w:tcW w:type="pct" w:w="28%"/>
+            <w:tcW w:type="pct" w:w="36%"/>
             <w:shd w:fill="E7EDF1" w:color="auto" w:val="clear"/>
             <w:tcMar>
               <w:top w:type="dxa" w:w="30"/>
@@ -2619,33 +2564,6 @@
                 <w:rFonts w:ascii="Calibri" w:cs="Calibri" w:eastAsia="Calibri" w:hAnsi="Calibri"/>
               </w:rPr>
               <w:t xml:space="preserve">Mín. – máx.</w:t>
-            </w:r>
-          </w:p>
-        </w:tc>
-        <w:tc>
-          <w:tcPr>
-            <w:tcW w:type="pct" w:w="22%"/>
-            <w:shd w:fill="E7EDF1" w:color="auto" w:val="clear"/>
-            <w:tcMar>
-              <w:top w:type="dxa" w:w="30"/>
-              <w:left w:type="dxa" w:w="70"/>
-              <w:bottom w:type="dxa" w:w="30"/>
-              <w:right w:type="dxa" w:w="70"/>
-            </w:tcMar>
-          </w:tcPr>
-          <w:p>
-            <w:pPr>
-              <w:jc w:val="right"/>
-            </w:pPr>
-            <w:r>
-              <w:rPr>
-                <w:b/>
-                <w:bCs/>
-                <w:sz w:val="17"/>
-                <w:szCs w:val="17"/>
-                <w:rFonts w:ascii="Calibri" w:cs="Calibri" w:eastAsia="Calibri" w:hAnsi="Calibri"/>
-              </w:rPr>
-              <w:t xml:space="preserve">Modelo (Ω·m)</w:t>
             </w:r>
           </w:p>
         </w:tc>
@@ -2656,7 +2574,7 @@
         </w:trPr>
         <w:tc>
           <w:tcPr>
-            <w:tcW w:type="pct" w:w="14%"/>
+            <w:tcW w:type="pct" w:w="18%"/>
             <w:tcMar>
               <w:top w:type="dxa" w:w="30"/>
               <w:left w:type="dxa" w:w="70"/>
@@ -2680,7 +2598,7 @@
         </w:tc>
         <w:tc>
           <w:tcPr>
-            <w:tcW w:type="pct" w:w="14%"/>
+            <w:tcW w:type="pct" w:w="18%"/>
             <w:tcMar>
               <w:top w:type="dxa" w:w="30"/>
               <w:left w:type="dxa" w:w="70"/>
@@ -2704,7 +2622,7 @@
         </w:tc>
         <w:tc>
           <w:tcPr>
-            <w:tcW w:type="pct" w:w="22%"/>
+            <w:tcW w:type="pct" w:w="28%"/>
             <w:tcMar>
               <w:top w:type="dxa" w:w="30"/>
               <w:left w:type="dxa" w:w="70"/>
@@ -2728,7 +2646,7 @@
         </w:tc>
         <w:tc>
           <w:tcPr>
-            <w:tcW w:type="pct" w:w="28%"/>
+            <w:tcW w:type="pct" w:w="36%"/>
             <w:tcMar>
               <w:top w:type="dxa" w:w="30"/>
               <w:left w:type="dxa" w:w="70"/>
@@ -2747,30 +2665,6 @@
                 <w:rFonts w:ascii="Calibri" w:cs="Calibri" w:eastAsia="Calibri" w:hAnsi="Calibri"/>
               </w:rPr>
               <w:t xml:space="preserve">164 – 178</w:t>
-            </w:r>
-          </w:p>
-        </w:tc>
-        <w:tc>
-          <w:tcPr>
-            <w:tcW w:type="pct" w:w="22%"/>
-            <w:tcMar>
-              <w:top w:type="dxa" w:w="30"/>
-              <w:left w:type="dxa" w:w="70"/>
-              <w:bottom w:type="dxa" w:w="30"/>
-              <w:right w:type="dxa" w:w="70"/>
-            </w:tcMar>
-          </w:tcPr>
-          <w:p>
-            <w:pPr>
-              <w:jc w:val="right"/>
-            </w:pPr>
-            <w:r>
-              <w:rPr>
-                <w:sz w:val="17"/>
-                <w:szCs w:val="17"/>
-                <w:rFonts w:ascii="Calibri" w:cs="Calibri" w:eastAsia="Calibri" w:hAnsi="Calibri"/>
-              </w:rPr>
-              <w:t xml:space="preserve">171</w:t>
             </w:r>
           </w:p>
         </w:tc>
@@ -2781,7 +2675,7 @@
         </w:trPr>
         <w:tc>
           <w:tcPr>
-            <w:tcW w:type="pct" w:w="14%"/>
+            <w:tcW w:type="pct" w:w="18%"/>
             <w:tcMar>
               <w:top w:type="dxa" w:w="30"/>
               <w:left w:type="dxa" w:w="70"/>
@@ -2805,7 +2699,7 @@
         </w:tc>
         <w:tc>
           <w:tcPr>
-            <w:tcW w:type="pct" w:w="14%"/>
+            <w:tcW w:type="pct" w:w="18%"/>
             <w:tcMar>
               <w:top w:type="dxa" w:w="30"/>
               <w:left w:type="dxa" w:w="70"/>
@@ -2829,7 +2723,7 @@
         </w:tc>
         <w:tc>
           <w:tcPr>
-            <w:tcW w:type="pct" w:w="22%"/>
+            <w:tcW w:type="pct" w:w="28%"/>
             <w:tcMar>
               <w:top w:type="dxa" w:w="30"/>
               <w:left w:type="dxa" w:w="70"/>
@@ -2853,7 +2747,7 @@
         </w:tc>
         <w:tc>
           <w:tcPr>
-            <w:tcW w:type="pct" w:w="28%"/>
+            <w:tcW w:type="pct" w:w="36%"/>
             <w:tcMar>
               <w:top w:type="dxa" w:w="30"/>
               <w:left w:type="dxa" w:w="70"/>
@@ -2872,30 +2766,6 @@
                 <w:rFonts w:ascii="Calibri" w:cs="Calibri" w:eastAsia="Calibri" w:hAnsi="Calibri"/>
               </w:rPr>
               <w:t xml:space="preserve">141 – 150</w:t>
-            </w:r>
-          </w:p>
-        </w:tc>
-        <w:tc>
-          <w:tcPr>
-            <w:tcW w:type="pct" w:w="22%"/>
-            <w:tcMar>
-              <w:top w:type="dxa" w:w="30"/>
-              <w:left w:type="dxa" w:w="70"/>
-              <w:bottom w:type="dxa" w:w="30"/>
-              <w:right w:type="dxa" w:w="70"/>
-            </w:tcMar>
-          </w:tcPr>
-          <w:p>
-            <w:pPr>
-              <w:jc w:val="right"/>
-            </w:pPr>
-            <w:r>
-              <w:rPr>
-                <w:sz w:val="17"/>
-                <w:szCs w:val="17"/>
-                <w:rFonts w:ascii="Calibri" w:cs="Calibri" w:eastAsia="Calibri" w:hAnsi="Calibri"/>
-              </w:rPr>
-              <w:t xml:space="preserve">145</w:t>
             </w:r>
           </w:p>
         </w:tc>
@@ -2906,7 +2776,7 @@
         </w:trPr>
         <w:tc>
           <w:tcPr>
-            <w:tcW w:type="pct" w:w="14%"/>
+            <w:tcW w:type="pct" w:w="18%"/>
             <w:tcMar>
               <w:top w:type="dxa" w:w="30"/>
               <w:left w:type="dxa" w:w="70"/>
@@ -2930,7 +2800,7 @@
         </w:tc>
         <w:tc>
           <w:tcPr>
-            <w:tcW w:type="pct" w:w="14%"/>
+            <w:tcW w:type="pct" w:w="18%"/>
             <w:tcMar>
               <w:top w:type="dxa" w:w="30"/>
               <w:left w:type="dxa" w:w="70"/>
@@ -2954,7 +2824,7 @@
         </w:tc>
         <w:tc>
           <w:tcPr>
-            <w:tcW w:type="pct" w:w="22%"/>
+            <w:tcW w:type="pct" w:w="28%"/>
             <w:tcMar>
               <w:top w:type="dxa" w:w="30"/>
               <w:left w:type="dxa" w:w="70"/>
@@ -2978,7 +2848,7 @@
         </w:tc>
         <w:tc>
           <w:tcPr>
-            <w:tcW w:type="pct" w:w="28%"/>
+            <w:tcW w:type="pct" w:w="36%"/>
             <w:tcMar>
               <w:top w:type="dxa" w:w="30"/>
               <w:left w:type="dxa" w:w="70"/>
@@ -2997,30 +2867,6 @@
                 <w:rFonts w:ascii="Calibri" w:cs="Calibri" w:eastAsia="Calibri" w:hAnsi="Calibri"/>
               </w:rPr>
               <w:t xml:space="preserve">106 – 114</w:t>
-            </w:r>
-          </w:p>
-        </w:tc>
-        <w:tc>
-          <w:tcPr>
-            <w:tcW w:type="pct" w:w="22%"/>
-            <w:tcMar>
-              <w:top w:type="dxa" w:w="30"/>
-              <w:left w:type="dxa" w:w="70"/>
-              <w:bottom w:type="dxa" w:w="30"/>
-              <w:right w:type="dxa" w:w="70"/>
-            </w:tcMar>
-          </w:tcPr>
-          <w:p>
-            <w:pPr>
-              <w:jc w:val="right"/>
-            </w:pPr>
-            <w:r>
-              <w:rPr>
-                <w:sz w:val="17"/>
-                <w:szCs w:val="17"/>
-                <w:rFonts w:ascii="Calibri" w:cs="Calibri" w:eastAsia="Calibri" w:hAnsi="Calibri"/>
-              </w:rPr>
-              <w:t xml:space="preserve">111</w:t>
             </w:r>
           </w:p>
         </w:tc>
@@ -3031,7 +2877,7 @@
         </w:trPr>
         <w:tc>
           <w:tcPr>
-            <w:tcW w:type="pct" w:w="14%"/>
+            <w:tcW w:type="pct" w:w="18%"/>
             <w:tcMar>
               <w:top w:type="dxa" w:w="30"/>
               <w:left w:type="dxa" w:w="70"/>
@@ -3055,7 +2901,7 @@
         </w:tc>
         <w:tc>
           <w:tcPr>
-            <w:tcW w:type="pct" w:w="14%"/>
+            <w:tcW w:type="pct" w:w="18%"/>
             <w:tcMar>
               <w:top w:type="dxa" w:w="30"/>
               <w:left w:type="dxa" w:w="70"/>
@@ -3079,7 +2925,7 @@
         </w:tc>
         <w:tc>
           <w:tcPr>
-            <w:tcW w:type="pct" w:w="22%"/>
+            <w:tcW w:type="pct" w:w="28%"/>
             <w:tcMar>
               <w:top w:type="dxa" w:w="30"/>
               <w:left w:type="dxa" w:w="70"/>
@@ -3103,7 +2949,7 @@
         </w:tc>
         <w:tc>
           <w:tcPr>
-            <w:tcW w:type="pct" w:w="28%"/>
+            <w:tcW w:type="pct" w:w="36%"/>
             <w:tcMar>
               <w:top w:type="dxa" w:w="30"/>
               <w:left w:type="dxa" w:w="70"/>
@@ -3122,30 +2968,6 @@
                 <w:rFonts w:ascii="Calibri" w:cs="Calibri" w:eastAsia="Calibri" w:hAnsi="Calibri"/>
               </w:rPr>
               <w:t xml:space="preserve">93 – 99</w:t>
-            </w:r>
-          </w:p>
-        </w:tc>
-        <w:tc>
-          <w:tcPr>
-            <w:tcW w:type="pct" w:w="22%"/>
-            <w:tcMar>
-              <w:top w:type="dxa" w:w="30"/>
-              <w:left w:type="dxa" w:w="70"/>
-              <w:bottom w:type="dxa" w:w="30"/>
-              <w:right w:type="dxa" w:w="70"/>
-            </w:tcMar>
-          </w:tcPr>
-          <w:p>
-            <w:pPr>
-              <w:jc w:val="right"/>
-            </w:pPr>
-            <w:r>
-              <w:rPr>
-                <w:sz w:val="17"/>
-                <w:szCs w:val="17"/>
-                <w:rFonts w:ascii="Calibri" w:cs="Calibri" w:eastAsia="Calibri" w:hAnsi="Calibri"/>
-              </w:rPr>
-              <w:t xml:space="preserve">95</w:t>
             </w:r>
           </w:p>
         </w:tc>
@@ -3156,7 +2978,7 @@
         </w:trPr>
         <w:tc>
           <w:tcPr>
-            <w:tcW w:type="pct" w:w="14%"/>
+            <w:tcW w:type="pct" w:w="18%"/>
             <w:tcMar>
               <w:top w:type="dxa" w:w="30"/>
               <w:left w:type="dxa" w:w="70"/>
@@ -3180,7 +3002,7 @@
         </w:tc>
         <w:tc>
           <w:tcPr>
-            <w:tcW w:type="pct" w:w="14%"/>
+            <w:tcW w:type="pct" w:w="18%"/>
             <w:tcMar>
               <w:top w:type="dxa" w:w="30"/>
               <w:left w:type="dxa" w:w="70"/>
@@ -3204,7 +3026,7 @@
         </w:tc>
         <w:tc>
           <w:tcPr>
-            <w:tcW w:type="pct" w:w="22%"/>
+            <w:tcW w:type="pct" w:w="28%"/>
             <w:tcMar>
               <w:top w:type="dxa" w:w="30"/>
               <w:left w:type="dxa" w:w="70"/>
@@ -3228,7 +3050,7 @@
         </w:tc>
         <w:tc>
           <w:tcPr>
-            <w:tcW w:type="pct" w:w="28%"/>
+            <w:tcW w:type="pct" w:w="36%"/>
             <w:tcMar>
               <w:top w:type="dxa" w:w="30"/>
               <w:left w:type="dxa" w:w="70"/>
@@ -3247,30 +3069,6 @@
                 <w:rFonts w:ascii="Calibri" w:cs="Calibri" w:eastAsia="Calibri" w:hAnsi="Calibri"/>
               </w:rPr>
               <w:t xml:space="preserve">88 – 93</w:t>
-            </w:r>
-          </w:p>
-        </w:tc>
-        <w:tc>
-          <w:tcPr>
-            <w:tcW w:type="pct" w:w="22%"/>
-            <w:tcMar>
-              <w:top w:type="dxa" w:w="30"/>
-              <w:left w:type="dxa" w:w="70"/>
-              <w:bottom w:type="dxa" w:w="30"/>
-              <w:right w:type="dxa" w:w="70"/>
-            </w:tcMar>
-          </w:tcPr>
-          <w:p>
-            <w:pPr>
-              <w:jc w:val="right"/>
-            </w:pPr>
-            <w:r>
-              <w:rPr>
-                <w:sz w:val="17"/>
-                <w:szCs w:val="17"/>
-                <w:rFonts w:ascii="Calibri" w:cs="Calibri" w:eastAsia="Calibri" w:hAnsi="Calibri"/>
-              </w:rPr>
-              <w:t xml:space="preserve">91</w:t>
             </w:r>
           </w:p>
         </w:tc>
@@ -3307,55 +3105,7 @@
           <w:szCs w:val="20"/>
           <w:rFonts w:ascii="Calibri" w:cs="Calibri" w:eastAsia="Calibri" w:hAnsi="Calibri"/>
         </w:rPr>
-        <w:t xml:space="preserve">Solo estratificado em duas camadas horizontais, com os parâmetros ajustados às médias medidas pelo método dos mínimos quadrados (curva teórica de Wenner para duas camadas):</w:t>
-      </w:r>
-    </w:p>
-    <w:p>
-      <w:pPr>
-        <w:keepNext/>
-        <w:shd w:fill="F2F5F7" w:color="auto" w:val="clear"/>
-        <w:spacing w:before="60" w:after="0"/>
-        <w:ind w:left="120" w:right="120"/>
-      </w:pPr>
-      <w:r>
-        <w:rPr>
-          <w:sz w:val="17"/>
-          <w:szCs w:val="17"/>
-          <w:rFonts w:ascii="Consolas" w:cs="Consolas" w:eastAsia="Consolas" w:hAnsi="Consolas"/>
-        </w:rPr>
-        <w:t xml:space="preserve">ρa(a) = ρ₁ · {1 + 4 Σ [Kⁿ/√(1 + (2nh/a)²) − Kⁿ/√(4 + (2nh/a)²)]},   K = (ρ₂ − ρ₁)/(ρ₂ + ρ₁)</w:t>
-      </w:r>
-    </w:p>
-    <w:p>
-      <w:pPr>
-        <w:keepNext/>
-        <w:shd w:fill="F2F5F7" w:color="auto" w:val="clear"/>
-        <w:spacing w:before="0" w:after="0"/>
-        <w:ind w:left="120" w:right="120"/>
-      </w:pPr>
-      <w:r>
-        <w:rPr>
-          <w:sz w:val="17"/>
-          <w:szCs w:val="17"/>
-          <w:rFonts w:ascii="Consolas" w:cs="Consolas" w:eastAsia="Consolas" w:hAnsi="Consolas"/>
-        </w:rPr>
-        <w:t xml:space="preserve">ρ₁ = 181 Ω·m   ρ₂ = 90 Ω·m   h₁ = 1,47 m   K = -0,334   desvio médio = 0,7 %</w:t>
-      </w:r>
-    </w:p>
-    <w:p>
-      <w:pPr>
-        <w:keepNext w:val="false"/>
-        <w:shd w:fill="F2F5F7" w:color="auto" w:val="clear"/>
-        <w:spacing w:before="0" w:after="120"/>
-        <w:ind w:left="120" w:right="120"/>
-      </w:pPr>
-      <w:r>
-        <w:rPr>
-          <w:sz w:val="17"/>
-          <w:szCs w:val="17"/>
-          <w:rFonts w:ascii="Consolas" w:cs="Consolas" w:eastAsia="Consolas" w:hAnsi="Consolas"/>
-        </w:rPr>
-        <w:t xml:space="preserve">Média das resistividades aparentes: 119 Ω·m</w:t>
+        <w:t xml:space="preserve">Solo considerado homogêneo, com a resistividade igual à média das resistividades aparentes por espaçamento: ρ = 119 Ω·m. Para comparação, (ρmáx + ρmín)/2 = 131 Ω·m (IEEE 80, eq. 50).</w:t>
       </w:r>
     </w:p>
     <w:p>
@@ -3415,7 +3165,7 @@
           <w:szCs w:val="16"/>
           <w:rFonts w:ascii="Calibri" w:cs="Calibri" w:eastAsia="Calibri" w:hAnsi="Calibri"/>
         </w:rPr>
-        <w:t xml:space="preserve">Curva de resistividade aparente medida (pontos), média por espaçamento e modelo de duas camadas ajustado.</w:t>
+        <w:t xml:space="preserve">Curva de resistividade aparente medida (pontos), média por espaçamento.</w:t>
       </w:r>
     </w:p>
     <w:p>
@@ -3671,208 +3421,6 @@
           </w:p>
         </w:tc>
       </w:tr>
-      <w:tr>
-        <w:trPr>
-          <w:cantSplit/>
-        </w:trPr>
-        <w:tc>
-          <w:tcPr>
-            <w:tcW w:type="pct" w:w="26%"/>
-            <w:tcMar>
-              <w:top w:type="dxa" w:w="30"/>
-              <w:left w:type="dxa" w:w="70"/>
-              <w:bottom w:type="dxa" w:w="30"/>
-              <w:right w:type="dxa" w:w="70"/>
-            </w:tcMar>
-          </w:tcPr>
-          <w:p>
-            <w:pPr>
-              <w:jc w:val="left"/>
-            </w:pPr>
-            <w:r>
-              <w:rPr>
-                <w:sz w:val="17"/>
-                <w:szCs w:val="17"/>
-                <w:rFonts w:ascii="Calibri" w:cs="Calibri" w:eastAsia="Calibri" w:hAnsi="Calibri"/>
-              </w:rPr>
-              <w:t xml:space="preserve">SPDA — anel de aterramento com 4 hastes</w:t>
-            </w:r>
-          </w:p>
-        </w:tc>
-        <w:tc>
-          <w:tcPr>
-            <w:tcW w:type="pct" w:w="26%"/>
-            <w:tcMar>
-              <w:top w:type="dxa" w:w="30"/>
-              <w:left w:type="dxa" w:w="70"/>
-              <w:bottom w:type="dxa" w:w="30"/>
-              <w:right w:type="dxa" w:w="70"/>
-            </w:tcMar>
-          </w:tcPr>
-          <w:p>
-            <w:pPr>
-              <w:jc w:val="left"/>
-            </w:pPr>
-            <w:r>
-              <w:rPr>
-                <w:sz w:val="17"/>
-                <w:szCs w:val="17"/>
-                <w:rFonts w:ascii="Calibri" w:cs="Calibri" w:eastAsia="Calibri" w:hAnsi="Calibri"/>
-              </w:rPr>
-              <w:t xml:space="preserve">SPDA — subsistema de aterramento</w:t>
-            </w:r>
-          </w:p>
-        </w:tc>
-        <w:tc>
-          <w:tcPr>
-            <w:tcW w:type="pct" w:w="16%"/>
-            <w:tcMar>
-              <w:top w:type="dxa" w:w="30"/>
-              <w:left w:type="dxa" w:w="70"/>
-              <w:bottom w:type="dxa" w:w="30"/>
-              <w:right w:type="dxa" w:w="70"/>
-            </w:tcMar>
-          </w:tcPr>
-          <w:p>
-            <w:pPr>
-              <w:jc w:val="right"/>
-            </w:pPr>
-            <w:r>
-              <w:rPr>
-                <w:sz w:val="17"/>
-                <w:szCs w:val="17"/>
-                <w:rFonts w:ascii="Calibri" w:cs="Calibri" w:eastAsia="Calibri" w:hAnsi="Calibri"/>
-              </w:rPr>
-              <w:t xml:space="preserve">10,0 Ω</w:t>
-            </w:r>
-          </w:p>
-        </w:tc>
-        <w:tc>
-          <w:tcPr>
-            <w:tcW w:type="pct" w:w="32%"/>
-            <w:tcMar>
-              <w:top w:type="dxa" w:w="30"/>
-              <w:left w:type="dxa" w:w="70"/>
-              <w:bottom w:type="dxa" w:w="30"/>
-              <w:right w:type="dxa" w:w="70"/>
-            </w:tcMar>
-          </w:tcPr>
-          <w:p>
-            <w:pPr>
-              <w:jc w:val="left"/>
-            </w:pPr>
-            <w:r>
-              <w:rPr>
-                <w:sz w:val="17"/>
-                <w:szCs w:val="17"/>
-                <w:rFonts w:ascii="Calibri" w:cs="Calibri" w:eastAsia="Calibri" w:hAnsi="Calibri"/>
-              </w:rPr>
-              <w:t xml:space="preserve">NBR 5419-3: recomenda-se resistência da ordem de 10 Ω</w:t>
-            </w:r>
-          </w:p>
-        </w:tc>
-      </w:tr>
-      <w:tr>
-        <w:trPr>
-          <w:cantSplit/>
-        </w:trPr>
-        <w:tc>
-          <w:tcPr>
-            <w:tcW w:type="pct" w:w="26%"/>
-            <w:tcMar>
-              <w:top w:type="dxa" w:w="30"/>
-              <w:left w:type="dxa" w:w="70"/>
-              <w:bottom w:type="dxa" w:w="30"/>
-              <w:right w:type="dxa" w:w="70"/>
-            </w:tcMar>
-          </w:tcPr>
-          <w:p>
-            <w:pPr>
-              <w:jc w:val="left"/>
-            </w:pPr>
-            <w:r>
-              <w:rPr>
-                <w:sz w:val="17"/>
-                <w:szCs w:val="17"/>
-                <w:rFonts w:ascii="Calibri" w:cs="Calibri" w:eastAsia="Calibri" w:hAnsi="Calibri"/>
-              </w:rPr>
-              <w:t xml:space="preserve">Malha de terra — verificação de toque e passo (ilustrativo)</w:t>
-            </w:r>
-          </w:p>
-        </w:tc>
-        <w:tc>
-          <w:tcPr>
-            <w:tcW w:type="pct" w:w="26%"/>
-            <w:tcMar>
-              <w:top w:type="dxa" w:w="30"/>
-              <w:left w:type="dxa" w:w="70"/>
-              <w:bottom w:type="dxa" w:w="30"/>
-              <w:right w:type="dxa" w:w="70"/>
-            </w:tcMar>
-          </w:tcPr>
-          <w:p>
-            <w:pPr>
-              <w:jc w:val="left"/>
-            </w:pPr>
-            <w:r>
-              <w:rPr>
-                <w:sz w:val="17"/>
-                <w:szCs w:val="17"/>
-                <w:rFonts w:ascii="Calibri" w:cs="Calibri" w:eastAsia="Calibri" w:hAnsi="Calibri"/>
-              </w:rPr>
-              <w:t xml:space="preserve">Subestação / malha de terra</w:t>
-            </w:r>
-          </w:p>
-        </w:tc>
-        <w:tc>
-          <w:tcPr>
-            <w:tcW w:type="pct" w:w="16%"/>
-            <w:tcMar>
-              <w:top w:type="dxa" w:w="30"/>
-              <w:left w:type="dxa" w:w="70"/>
-              <w:bottom w:type="dxa" w:w="30"/>
-              <w:right w:type="dxa" w:w="70"/>
-            </w:tcMar>
-          </w:tcPr>
-          <w:p>
-            <w:pPr>
-              <w:jc w:val="right"/>
-            </w:pPr>
-            <w:r>
-              <w:rPr>
-                <w:sz w:val="17"/>
-                <w:szCs w:val="17"/>
-                <w:rFonts w:ascii="Calibri" w:cs="Calibri" w:eastAsia="Calibri" w:hAnsi="Calibri"/>
-              </w:rPr>
-              <w:t xml:space="preserve">10,0 Ω</w:t>
-            </w:r>
-          </w:p>
-        </w:tc>
-        <w:tc>
-          <w:tcPr>
-            <w:tcW w:type="pct" w:w="32%"/>
-            <w:tcMar>
-              <w:top w:type="dxa" w:w="30"/>
-              <w:left w:type="dxa" w:w="70"/>
-              <w:bottom w:type="dxa" w:w="30"/>
-              <w:right w:type="dxa" w:w="70"/>
-            </w:tcMar>
-          </w:tcPr>
-          <w:p>
-            <w:pPr>
-              <w:jc w:val="left"/>
-            </w:pPr>
-            <w:r>
-              <w:rPr>
-                <w:sz w:val="17"/>
-                <w:szCs w:val="17"/>
-                <w:rFonts w:ascii="Calibri" w:cs="Calibri" w:eastAsia="Calibri" w:hAnsi="Calibri"/>
-              </w:rPr>
-              <w:t xml:space="preserve">critério do projetista; segurança verificada por toque e passo (NBR 15751)</w:t>
-            </w:r>
-          </w:p>
-        </w:tc>
-      </w:tr>
     </w:tbl>
     <w:p>
       <w:pPr>
@@ -3963,9 +3511,9 @@
     </w:p>
     <w:p>
       <w:pPr>
-        <w:keepNext/>
+        <w:keepNext w:val="false"/>
         <w:shd w:fill="F2F5F7" w:color="auto" w:val="clear"/>
-        <w:spacing w:before="0" w:after="0"/>
+        <w:spacing w:before="0" w:after="120"/>
         <w:ind w:left="120" w:right="120"/>
       </w:pPr>
       <w:r>
@@ -3974,39 +3522,7 @@
           <w:szCs w:val="17"/>
           <w:rFonts w:ascii="Consolas" w:cs="Consolas" w:eastAsia="Consolas" w:hAnsi="Consolas"/>
         </w:rPr>
-        <w:t xml:space="preserve">Cabo horizontal enterrado:  R = ρ/(πL) · [ln(2L/√(2·r·h)) − 1]   (r = raio do condutor; h = profundidade)</w:t>
-      </w:r>
-    </w:p>
-    <w:p>
-      <w:pPr>
-        <w:keepNext/>
-        <w:shd w:fill="F2F5F7" w:color="auto" w:val="clear"/>
-        <w:spacing w:before="0" w:after="0"/>
-        <w:ind w:left="120" w:right="120"/>
-      </w:pPr>
-      <w:r>
-        <w:rPr>
-          <w:sz w:val="17"/>
-          <w:szCs w:val="17"/>
-          <w:rFonts w:ascii="Consolas" w:cs="Consolas" w:eastAsia="Consolas" w:hAnsi="Consolas"/>
-        </w:rPr>
-        <w:t xml:space="preserve">Malha (Sverak):  Rg = ρ · [1/LT + 1/√(20A) · (1 + 1/(1 + h·√(20/A)))]</w:t>
-      </w:r>
-    </w:p>
-    <w:p>
-      <w:pPr>
-        <w:keepNext w:val="false"/>
-        <w:shd w:fill="F2F5F7" w:color="auto" w:val="clear"/>
-        <w:spacing w:before="0" w:after="120"/>
-        <w:ind w:left="120" w:right="120"/>
-      </w:pPr>
-      <w:r>
-        <w:rPr>
-          <w:sz w:val="17"/>
-          <w:szCs w:val="17"/>
-          <w:rFonts w:ascii="Consolas" w:cs="Consolas" w:eastAsia="Consolas" w:hAnsi="Consolas"/>
-        </w:rPr>
-        <w:t xml:space="preserve">Malha com hastes (Schwarz):  Rg = (R₁R₂ − Rm²)/(R₁ + R₂ − 2Rm)   — R₁ condutores, R₂ hastes, Rm mútua (k₁, k₂ da IEEE 80)</w:t>
+        <w:t xml:space="preserve">Número de hastes: menor quantidade de hastes alinhadas, com o espaçamento adotado, para a qual Req ≤ Rmáx</w:t>
       </w:r>
     </w:p>
     <w:p>
@@ -4019,103 +3535,7 @@
           <w:szCs w:val="20"/>
           <w:rFonts w:ascii="Calibri" w:cs="Calibri" w:eastAsia="Calibri" w:hAnsi="Calibri"/>
         </w:rPr>
-        <w:t xml:space="preserve">As hastes de um conjunto são consideradas interligadas e equipotenciais; a contribuição do cabo de interligação é desprezada, a favor da segurança. Em solo de duas camadas, a resistividade vista pelo eletrodo é a equivalente de Hummel até a profundidade alcançada (camadas em paralelo): ρeq = d / (h₁/ρ₁ + (d − h₁)/ρ₂).</w:t>
-      </w:r>
-    </w:p>
-    <w:p>
-      <w:pPr>
-        <w:keepNext/>
-        <w:shd w:fill="F2F5F7" w:color="auto" w:val="clear"/>
-        <w:spacing w:before="60" w:after="0"/>
-        <w:ind w:left="120" w:right="120"/>
-      </w:pPr>
-      <w:r>
-        <w:rPr>
-          <w:sz w:val="17"/>
-          <w:szCs w:val="17"/>
-          <w:rFonts w:ascii="Consolas" w:cs="Consolas" w:eastAsia="Consolas" w:hAnsi="Consolas"/>
-        </w:rPr>
-        <w:t xml:space="preserve">Tensões admissíveis (NBR 15751 / IEEE 80, pessoa de 50 kg: 0,116; 70 kg: 0,157):</w:t>
-      </w:r>
-    </w:p>
-    <w:p>
-      <w:pPr>
-        <w:keepNext/>
-        <w:shd w:fill="F2F5F7" w:color="auto" w:val="clear"/>
-        <w:spacing w:before="0" w:after="0"/>
-        <w:ind w:left="120" w:right="120"/>
-      </w:pPr>
-      <w:r>
-        <w:rPr>
-          <w:sz w:val="17"/>
-          <w:szCs w:val="17"/>
-          <w:rFonts w:ascii="Consolas" w:cs="Consolas" w:eastAsia="Consolas" w:hAnsi="Consolas"/>
-        </w:rPr>
-        <w:t xml:space="preserve">  Etoque = (1000 + 1,5·Cs·ρs) · k/√ts        Epasso = (1000 + 6·Cs·ρs) · k/√ts</w:t>
-      </w:r>
-    </w:p>
-    <w:p>
-      <w:pPr>
-        <w:keepNext/>
-        <w:shd w:fill="F2F5F7" w:color="auto" w:val="clear"/>
-        <w:spacing w:before="0" w:after="0"/>
-        <w:ind w:left="120" w:right="120"/>
-      </w:pPr>
-      <w:r>
-        <w:rPr>
-          <w:sz w:val="17"/>
-          <w:szCs w:val="17"/>
-          <w:rFonts w:ascii="Consolas" w:cs="Consolas" w:eastAsia="Consolas" w:hAnsi="Consolas"/>
-        </w:rPr>
-        <w:t xml:space="preserve">  Cs = 1 − 0,09·(1 − ρ/ρs)/(2hs + 0,09)</w:t>
-      </w:r>
-    </w:p>
-    <w:p>
-      <w:pPr>
-        <w:keepNext/>
-        <w:shd w:fill="F2F5F7" w:color="auto" w:val="clear"/>
-        <w:spacing w:before="0" w:after="0"/>
-        <w:ind w:left="120" w:right="120"/>
-      </w:pPr>
-      <w:r>
-        <w:rPr>
-          <w:sz w:val="17"/>
-          <w:szCs w:val="17"/>
-          <w:rFonts w:ascii="Consolas" w:cs="Consolas" w:eastAsia="Consolas" w:hAnsi="Consolas"/>
-        </w:rPr>
-        <w:t xml:space="preserve">Corrente de malha: IG = Df · Sf · 3I₀;   Df = √[1 + (Ta/tf)·(1 − e^(−2tf/Ta))];   Ta = X/(ωR);   GPR = IG · Rg</w:t>
-      </w:r>
-    </w:p>
-    <w:p>
-      <w:pPr>
-        <w:keepNext/>
-        <w:shd w:fill="F2F5F7" w:color="auto" w:val="clear"/>
-        <w:spacing w:before="0" w:after="0"/>
-        <w:ind w:left="120" w:right="120"/>
-      </w:pPr>
-      <w:r>
-        <w:rPr>
-          <w:sz w:val="17"/>
-          <w:szCs w:val="17"/>
-          <w:rFonts w:ascii="Consolas" w:cs="Consolas" w:eastAsia="Consolas" w:hAnsi="Consolas"/>
-        </w:rPr>
-        <w:t xml:space="preserve">Tensão de malha: Em = ρ·Km·Ki·IG/LM;   tensão de passo: Es = ρ·Ks·Ki·IG/LS</w:t>
-      </w:r>
-    </w:p>
-    <w:p>
-      <w:pPr>
-        <w:keepNext w:val="false"/>
-        <w:shd w:fill="F2F5F7" w:color="auto" w:val="clear"/>
-        <w:spacing w:before="0" w:after="120"/>
-        <w:ind w:left="120" w:right="120"/>
-      </w:pPr>
-      <w:r>
-        <w:rPr>
-          <w:sz w:val="17"/>
-          <w:szCs w:val="17"/>
-          <w:rFonts w:ascii="Consolas" w:cs="Consolas" w:eastAsia="Consolas" w:hAnsi="Consolas"/>
-        </w:rPr>
-        <w:t xml:space="preserve">Condutor (IEEE 80, eq. 37):  A = I / √[(TCAP·10⁻⁴)/(tc·αr·ρr) · ln((K₀ + Tm)/(K₀ + Ta))]</w:t>
+        <w:t xml:space="preserve">As hastes de um conjunto são consideradas interligadas e equipotenciais; a contribuição do cabo de interligação é desprezada, a favor da segurança. </w:t>
       </w:r>
     </w:p>
     <w:p>
@@ -4430,7 +3850,7 @@
                 <w:szCs w:val="17"/>
                 <w:rFonts w:ascii="Calibri" w:cs="Calibri" w:eastAsia="Calibri" w:hAnsi="Calibri"/>
               </w:rPr>
-              <w:t xml:space="preserve">130 Ω·m — Hummel até a profundidade da haste (2,40 m)</w:t>
+              <w:t xml:space="preserve">119 Ω·m — solo homogêneo — média das medições de Wenner</w:t>
             </w:r>
           </w:p>
         </w:tc>
@@ -4449,7 +3869,7 @@
       <w:r>
         <w:drawing>
           <wp:inline distT="0" distB="0" distL="0" distR="0">
-            <wp:extent cx="3971925" cy="2152650"/>
+            <wp:extent cx="4371975" cy="2105025"/>
             <wp:effectExtent t="0" r="0" b="0" l="0"/>
             <wp:docPr id="1" name="" descr="" title=""/>
             <wp:cNvGraphicFramePr>
@@ -4474,7 +3894,7 @@
                   <pic:spPr bwMode="auto">
                     <a:xfrm>
                       <a:off x="0" y="0"/>
-                      <a:ext cx="3971925" cy="2152650"/>
+                      <a:ext cx="4371975" cy="2105025"/>
                     </a:xfrm>
                     <a:prstGeom prst="rect">
                       <a:avLst/>
@@ -4498,7 +3918,7 @@
           <w:szCs w:val="16"/>
           <w:rFonts w:ascii="Calibri" w:cs="Calibri" w:eastAsia="Calibri" w:hAnsi="Calibri"/>
         </w:rPr>
-        <w:t xml:space="preserve">Planta — Padrão de entrada — categoria T3 (NDU 001).</w:t>
+        <w:t xml:space="preserve">Esboço da instalação (vista lateral, sem escala): condutor de aterramento em eletroduto desde o quadro/BEP, caixas de inspeção, cabo nu de interligação e hastes.</w:t>
       </w:r>
     </w:p>
     <w:p>
@@ -4509,7 +3929,7 @@
       <w:r>
         <w:drawing>
           <wp:inline distT="0" distB="0" distL="0" distR="0">
-            <wp:extent cx="3971925" cy="1733550"/>
+            <wp:extent cx="3971925" cy="2152650"/>
             <wp:effectExtent t="0" r="0" b="0" l="0"/>
             <wp:docPr id="1" name="" descr="" title=""/>
             <wp:cNvGraphicFramePr>
@@ -4534,7 +3954,7 @@
                   <pic:spPr bwMode="auto">
                     <a:xfrm>
                       <a:off x="0" y="0"/>
-                      <a:ext cx="3971925" cy="1733550"/>
+                      <a:ext cx="3971925" cy="2152650"/>
                     </a:xfrm>
                     <a:prstGeom prst="rect">
                       <a:avLst/>
@@ -4558,7 +3978,7 @@
           <w:szCs w:val="16"/>
           <w:rFonts w:ascii="Calibri" w:cs="Calibri" w:eastAsia="Calibri" w:hAnsi="Calibri"/>
         </w:rPr>
-        <w:t xml:space="preserve">Corte esquemático com as camadas do solo consideradas (escala vertical; distâncias horizontais fora de escala).</w:t>
+        <w:t xml:space="preserve">Planta — Padrão de entrada — categoria T3 (NDU 001).</w:t>
       </w:r>
     </w:p>
     <w:p>
@@ -4574,7 +3994,7 @@
           <w:szCs w:val="17"/>
           <w:rFonts w:ascii="Consolas" w:cs="Consolas" w:eastAsia="Consolas" w:hAnsi="Consolas"/>
         </w:rPr>
-        <w:t xml:space="preserve">R₁ = 130 / (2π × 2,40) × ln(4 × 2,40 / 0,0173) = 54,51 Ω</w:t>
+        <w:t xml:space="preserve">R₁ = 119 / (2π × 2,40) × ln(4 × 2,40 / 0,0173) = 49,80 Ω</w:t>
       </w:r>
     </w:p>
     <w:p>
@@ -4590,7 +4010,7 @@
           <w:szCs w:val="17"/>
           <w:rFonts w:ascii="Consolas" w:cs="Consolas" w:eastAsia="Consolas" w:hAnsi="Consolas"/>
         </w:rPr>
-        <w:t xml:space="preserve">Mútua entre hastes vizinhas (e = 2,40 m):  b = 3,394 m;   Rhm = 7,60 Ω</w:t>
+        <w:t xml:space="preserve">Mútua entre hastes vizinhas (e = 2,40 m):  b = 3,394 m;   Rhm = 6,95 Ω</w:t>
       </w:r>
     </w:p>
     <w:p>
@@ -4606,7 +4026,7 @@
           <w:szCs w:val="17"/>
           <w:rFonts w:ascii="Consolas" w:cs="Consolas" w:eastAsia="Consolas" w:hAnsi="Consolas"/>
         </w:rPr>
-        <w:t xml:space="preserve">Req = 1 / Σ(1/Rh) = 17,85 Ω;    K = 17,85 / 54,51 = 0,327</w:t>
+        <w:t xml:space="preserve">Req = 1 / Σ(1/Rh) = 16,31 Ω;    K = 16,31 / 49,80 = 0,327</w:t>
       </w:r>
     </w:p>
     <w:tbl>
@@ -4816,7 +4236,7 @@
                 <w:szCs w:val="15"/>
                 <w:rFonts w:ascii="Calibri" w:cs="Calibri" w:eastAsia="Calibri" w:hAnsi="Calibri"/>
               </w:rPr>
-              <w:t xml:space="preserve">69,09</w:t>
+              <w:t xml:space="preserve">63,12</w:t>
             </w:r>
           </w:p>
         </w:tc>
@@ -4840,7 +4260,7 @@
                 <w:szCs w:val="15"/>
                 <w:rFonts w:ascii="Calibri" w:cs="Calibri" w:eastAsia="Calibri" w:hAnsi="Calibri"/>
               </w:rPr>
-              <w:t xml:space="preserve">73,87</w:t>
+              <w:t xml:space="preserve">67,48</w:t>
             </w:r>
           </w:p>
         </w:tc>
@@ -4864,7 +4284,7 @@
                 <w:szCs w:val="15"/>
                 <w:rFonts w:ascii="Calibri" w:cs="Calibri" w:eastAsia="Calibri" w:hAnsi="Calibri"/>
               </w:rPr>
-              <w:t xml:space="preserve">73,87</w:t>
+              <w:t xml:space="preserve">67,48</w:t>
             </w:r>
           </w:p>
         </w:tc>
@@ -4888,7 +4308,7 @@
                 <w:szCs w:val="15"/>
                 <w:rFonts w:ascii="Calibri" w:cs="Calibri" w:eastAsia="Calibri" w:hAnsi="Calibri"/>
               </w:rPr>
-              <w:t xml:space="preserve">69,09</w:t>
+              <w:t xml:space="preserve">63,12</w:t>
             </w:r>
           </w:p>
         </w:tc>
@@ -4901,64 +4321,27 @@
     </w:p>
     <w:p>
       <w:pPr>
-        <w:spacing w:after="50"/>
+        <w:spacing w:after="100" w:before="0"/>
       </w:pPr>
       <w:r>
         <w:rPr>
-          <w:color w:val="1F6E43"/>
-          <w:sz w:val="19"/>
-          <w:szCs w:val="19"/>
+          <w:sz w:val="20"/>
+          <w:szCs w:val="20"/>
           <w:rFonts w:ascii="Calibri" w:cs="Calibri" w:eastAsia="Calibri" w:hAnsi="Calibri"/>
         </w:rPr>
-        <w:t xml:space="preserve">✓ Resistência de aterramento R = 17,85 Ω ≤ 20,0 Ω (Energisa NDU 001 v7.0, 8.10: R ≤ 20 Ω em qualquer época do ano)</w:t>
-      </w:r>
-    </w:p>
-    <w:p>
-      <w:pPr>
-        <w:spacing w:after="50"/>
-      </w:pPr>
-      <w:r>
-        <w:rPr>
-          <w:color w:val="1F6E43"/>
-          <w:sz w:val="19"/>
-          <w:szCs w:val="19"/>
-          <w:rFonts w:ascii="Calibri" w:cs="Calibri" w:eastAsia="Calibri" w:hAnsi="Calibri"/>
-        </w:rPr>
-        <w:t xml:space="preserve">✓ Padrão de entrada categoria T3 (NDU 001): mínimo de 3 haste(s) e condutor de aterramento de 16 mm²</w:t>
-      </w:r>
-    </w:p>
-    <w:p>
-      <w:pPr>
-        <w:pStyle w:val="Heading2"/>
-        <w:keepNext/>
-        <w:pBdr>
-          <w:left w:val="single" w:color="0B5A70" w:sz="18"/>
-        </w:pBdr>
-        <w:shd w:fill="E7EDF1" w:color="auto" w:val="clear"/>
-        <w:spacing w:before="280" w:after="120"/>
-      </w:pPr>
-      <w:r>
-        <w:rPr>
-          <w:b/>
-          <w:bCs/>
-          <w:color w:val="1B1F23"/>
-          <w:sz w:val="22"/>
-          <w:szCs w:val="22"/>
-          <w:rFonts w:ascii="Calibri" w:cs="Calibri" w:eastAsia="Calibri" w:hAnsi="Calibri"/>
-        </w:rPr>
-        <w:t xml:space="preserve"> 6.2 SPDA — anel de aterramento com 4 hastes</w:t>
+        <w:t xml:space="preserve">Resistência em função do número de hastes alinhadas espaçadas de 2,40 m — mínimo para 20,0 Ω: 4 haste(s):</w:t>
       </w:r>
     </w:p>
     <w:tbl>
       <w:tblPr>
         <w:tblW w:type="pct" w:w="100%"/>
         <w:tblBorders>
-          <w:top w:val="none" w:color="FFFFFF" w:sz="0"/>
-          <w:left w:val="none" w:color="FFFFFF" w:sz="0"/>
-          <w:bottom w:val="none" w:color="FFFFFF" w:sz="0"/>
-          <w:right w:val="none" w:color="FFFFFF" w:sz="0"/>
-          <w:insideH w:val="none" w:color="FFFFFF" w:sz="0"/>
-          <w:insideV w:val="none" w:color="FFFFFF" w:sz="0"/>
+          <w:top w:val="single" w:color="auto" w:sz="4"/>
+          <w:left w:val="single" w:color="auto" w:sz="4"/>
+          <w:bottom w:val="single" w:color="auto" w:sz="4"/>
+          <w:right w:val="single" w:color="auto" w:sz="4"/>
+          <w:insideH w:val="single" w:color="auto" w:sz="4"/>
+          <w:insideV w:val="single" w:color="auto" w:sz="4"/>
         </w:tblBorders>
       </w:tblPr>
       <w:tblGrid>
@@ -4966,17 +4349,20 @@
         <w:gridCol w:w="100"/>
         <w:gridCol w:w="100"/>
         <w:gridCol w:w="100"/>
+        <w:gridCol w:w="100"/>
+        <w:gridCol w:w="100"/>
+        <w:gridCol w:w="100"/>
+        <w:gridCol w:w="100"/>
+        <w:gridCol w:w="100"/>
       </w:tblGrid>
       <w:tr>
-        <w:tc>
-          <w:tcPr>
-            <w:tcW w:type="pct" w:w="13%"/>
-            <w:tcBorders>
-              <w:top w:val="none" w:color="FFFFFF" w:sz="0"/>
-              <w:left w:val="none" w:color="FFFFFF" w:sz="0"/>
-              <w:bottom w:val="none" w:color="FFFFFF" w:sz="0"/>
-              <w:right w:val="none" w:color="FFFFFF" w:sz="0"/>
-            </w:tcBorders>
+        <w:trPr>
+          <w:tblHeader/>
+        </w:trPr>
+        <w:tc>
+          <w:tcPr>
+            <w:tcW w:type="pct" w:w="16%"/>
+            <w:shd w:fill="E7EDF1" w:color="auto" w:val="clear"/>
             <w:tcMar>
               <w:top w:type="dxa" w:w="30"/>
               <w:left w:type="dxa" w:w="70"/>
@@ -4992,233 +4378,448 @@
               <w:rPr>
                 <w:b/>
                 <w:bCs/>
-                <w:color w:val="56606A"/>
-                <w:sz w:val="17"/>
-                <w:szCs w:val="17"/>
-                <w:rFonts w:ascii="Calibri" w:cs="Calibri" w:eastAsia="Calibri" w:hAnsi="Calibri"/>
-              </w:rPr>
-              <w:t xml:space="preserve">Tipo</w:t>
-            </w:r>
-          </w:p>
-        </w:tc>
-        <w:tc>
-          <w:tcPr>
-            <w:tcW w:type="pct" w:w="37%"/>
-            <w:tcBorders>
-              <w:top w:val="none" w:color="FFFFFF" w:sz="0"/>
-              <w:left w:val="none" w:color="FFFFFF" w:sz="0"/>
-              <w:bottom w:val="none" w:color="FFFFFF" w:sz="0"/>
-              <w:right w:val="none" w:color="FFFFFF" w:sz="0"/>
-            </w:tcBorders>
-            <w:tcMar>
-              <w:top w:type="dxa" w:w="30"/>
-              <w:left w:type="dxa" w:w="70"/>
-              <w:bottom w:type="dxa" w:w="30"/>
-              <w:right w:type="dxa" w:w="70"/>
-            </w:tcMar>
-          </w:tcPr>
-          <w:p>
-            <w:pPr>
-              <w:jc w:val="left"/>
-            </w:pPr>
-            <w:r>
-              <w:rPr>
-                <w:sz w:val="17"/>
-                <w:szCs w:val="17"/>
-                <w:rFonts w:ascii="Calibri" w:cs="Calibri" w:eastAsia="Calibri" w:hAnsi="Calibri"/>
-              </w:rPr>
-              <w:t xml:space="preserve">Malha de aterramento</w:t>
-            </w:r>
-          </w:p>
-        </w:tc>
-        <w:tc>
-          <w:tcPr>
-            <w:tcW w:type="pct" w:w="15%"/>
-            <w:tcBorders>
-              <w:top w:val="none" w:color="FFFFFF" w:sz="0"/>
-              <w:left w:val="none" w:color="FFFFFF" w:sz="0"/>
-              <w:bottom w:val="none" w:color="FFFFFF" w:sz="0"/>
-              <w:right w:val="none" w:color="FFFFFF" w:sz="0"/>
-            </w:tcBorders>
-            <w:tcMar>
-              <w:top w:type="dxa" w:w="30"/>
-              <w:left w:type="dxa" w:w="70"/>
-              <w:bottom w:type="dxa" w:w="30"/>
-              <w:right w:type="dxa" w:w="70"/>
-            </w:tcMar>
-          </w:tcPr>
-          <w:p>
-            <w:pPr>
-              <w:jc w:val="left"/>
+                <w:sz w:val="15"/>
+                <w:szCs w:val="15"/>
+                <w:rFonts w:ascii="Calibri" w:cs="Calibri" w:eastAsia="Calibri" w:hAnsi="Calibri"/>
+              </w:rPr>
+              <w:t xml:space="preserve">Hastes</w:t>
+            </w:r>
+          </w:p>
+        </w:tc>
+        <w:tc>
+          <w:tcPr>
+            <w:tcW w:type="pct" w:w="10.5%"/>
+            <w:shd w:fill="E7EDF1" w:color="auto" w:val="clear"/>
+            <w:tcMar>
+              <w:top w:type="dxa" w:w="30"/>
+              <w:left w:type="dxa" w:w="70"/>
+              <w:bottom w:type="dxa" w:w="30"/>
+              <w:right w:type="dxa" w:w="70"/>
+            </w:tcMar>
+          </w:tcPr>
+          <w:p>
+            <w:pPr>
+              <w:jc w:val="right"/>
             </w:pPr>
             <w:r>
               <w:rPr>
                 <w:b/>
                 <w:bCs/>
-                <w:color w:val="56606A"/>
-                <w:sz w:val="17"/>
-                <w:szCs w:val="17"/>
-                <w:rFonts w:ascii="Calibri" w:cs="Calibri" w:eastAsia="Calibri" w:hAnsi="Calibri"/>
-              </w:rPr>
-              <w:t xml:space="preserve">Função</w:t>
-            </w:r>
-          </w:p>
-        </w:tc>
-        <w:tc>
-          <w:tcPr>
-            <w:tcW w:type="pct" w:w="35%"/>
-            <w:tcBorders>
-              <w:top w:val="none" w:color="FFFFFF" w:sz="0"/>
-              <w:left w:val="none" w:color="FFFFFF" w:sz="0"/>
-              <w:bottom w:val="none" w:color="FFFFFF" w:sz="0"/>
-              <w:right w:val="none" w:color="FFFFFF" w:sz="0"/>
-            </w:tcBorders>
-            <w:tcMar>
-              <w:top w:type="dxa" w:w="30"/>
-              <w:left w:type="dxa" w:w="70"/>
-              <w:bottom w:type="dxa" w:w="30"/>
-              <w:right w:type="dxa" w:w="70"/>
-            </w:tcMar>
-          </w:tcPr>
-          <w:p>
-            <w:pPr>
-              <w:jc w:val="left"/>
-            </w:pPr>
-            <w:r>
-              <w:rPr>
-                <w:sz w:val="17"/>
-                <w:szCs w:val="17"/>
-                <w:rFonts w:ascii="Calibri" w:cs="Calibri" w:eastAsia="Calibri" w:hAnsi="Calibri"/>
-              </w:rPr>
-              <w:t xml:space="preserve">SPDA — subsistema de aterramento</w:t>
+                <w:sz w:val="15"/>
+                <w:szCs w:val="15"/>
+                <w:rFonts w:ascii="Calibri" w:cs="Calibri" w:eastAsia="Calibri" w:hAnsi="Calibri"/>
+              </w:rPr>
+              <w:t xml:space="preserve">1</w:t>
+            </w:r>
+          </w:p>
+        </w:tc>
+        <w:tc>
+          <w:tcPr>
+            <w:tcW w:type="pct" w:w="10.5%"/>
+            <w:shd w:fill="E7EDF1" w:color="auto" w:val="clear"/>
+            <w:tcMar>
+              <w:top w:type="dxa" w:w="30"/>
+              <w:left w:type="dxa" w:w="70"/>
+              <w:bottom w:type="dxa" w:w="30"/>
+              <w:right w:type="dxa" w:w="70"/>
+            </w:tcMar>
+          </w:tcPr>
+          <w:p>
+            <w:pPr>
+              <w:jc w:val="right"/>
+            </w:pPr>
+            <w:r>
+              <w:rPr>
+                <w:b/>
+                <w:bCs/>
+                <w:sz w:val="15"/>
+                <w:szCs w:val="15"/>
+                <w:rFonts w:ascii="Calibri" w:cs="Calibri" w:eastAsia="Calibri" w:hAnsi="Calibri"/>
+              </w:rPr>
+              <w:t xml:space="preserve">2</w:t>
+            </w:r>
+          </w:p>
+        </w:tc>
+        <w:tc>
+          <w:tcPr>
+            <w:tcW w:type="pct" w:w="10.5%"/>
+            <w:shd w:fill="E7EDF1" w:color="auto" w:val="clear"/>
+            <w:tcMar>
+              <w:top w:type="dxa" w:w="30"/>
+              <w:left w:type="dxa" w:w="70"/>
+              <w:bottom w:type="dxa" w:w="30"/>
+              <w:right w:type="dxa" w:w="70"/>
+            </w:tcMar>
+          </w:tcPr>
+          <w:p>
+            <w:pPr>
+              <w:jc w:val="right"/>
+            </w:pPr>
+            <w:r>
+              <w:rPr>
+                <w:b/>
+                <w:bCs/>
+                <w:sz w:val="15"/>
+                <w:szCs w:val="15"/>
+                <w:rFonts w:ascii="Calibri" w:cs="Calibri" w:eastAsia="Calibri" w:hAnsi="Calibri"/>
+              </w:rPr>
+              <w:t xml:space="preserve">3</w:t>
+            </w:r>
+          </w:p>
+        </w:tc>
+        <w:tc>
+          <w:tcPr>
+            <w:tcW w:type="pct" w:w="10.5%"/>
+            <w:shd w:fill="E7EDF1" w:color="auto" w:val="clear"/>
+            <w:tcMar>
+              <w:top w:type="dxa" w:w="30"/>
+              <w:left w:type="dxa" w:w="70"/>
+              <w:bottom w:type="dxa" w:w="30"/>
+              <w:right w:type="dxa" w:w="70"/>
+            </w:tcMar>
+          </w:tcPr>
+          <w:p>
+            <w:pPr>
+              <w:jc w:val="right"/>
+            </w:pPr>
+            <w:r>
+              <w:rPr>
+                <w:b/>
+                <w:bCs/>
+                <w:sz w:val="15"/>
+                <w:szCs w:val="15"/>
+                <w:rFonts w:ascii="Calibri" w:cs="Calibri" w:eastAsia="Calibri" w:hAnsi="Calibri"/>
+              </w:rPr>
+              <w:t xml:space="preserve">4</w:t>
+            </w:r>
+          </w:p>
+        </w:tc>
+        <w:tc>
+          <w:tcPr>
+            <w:tcW w:type="pct" w:w="10.5%"/>
+            <w:shd w:fill="E7EDF1" w:color="auto" w:val="clear"/>
+            <w:tcMar>
+              <w:top w:type="dxa" w:w="30"/>
+              <w:left w:type="dxa" w:w="70"/>
+              <w:bottom w:type="dxa" w:w="30"/>
+              <w:right w:type="dxa" w:w="70"/>
+            </w:tcMar>
+          </w:tcPr>
+          <w:p>
+            <w:pPr>
+              <w:jc w:val="right"/>
+            </w:pPr>
+            <w:r>
+              <w:rPr>
+                <w:b/>
+                <w:bCs/>
+                <w:sz w:val="15"/>
+                <w:szCs w:val="15"/>
+                <w:rFonts w:ascii="Calibri" w:cs="Calibri" w:eastAsia="Calibri" w:hAnsi="Calibri"/>
+              </w:rPr>
+              <w:t xml:space="preserve">5</w:t>
+            </w:r>
+          </w:p>
+        </w:tc>
+        <w:tc>
+          <w:tcPr>
+            <w:tcW w:type="pct" w:w="10.5%"/>
+            <w:shd w:fill="E7EDF1" w:color="auto" w:val="clear"/>
+            <w:tcMar>
+              <w:top w:type="dxa" w:w="30"/>
+              <w:left w:type="dxa" w:w="70"/>
+              <w:bottom w:type="dxa" w:w="30"/>
+              <w:right w:type="dxa" w:w="70"/>
+            </w:tcMar>
+          </w:tcPr>
+          <w:p>
+            <w:pPr>
+              <w:jc w:val="right"/>
+            </w:pPr>
+            <w:r>
+              <w:rPr>
+                <w:b/>
+                <w:bCs/>
+                <w:sz w:val="15"/>
+                <w:szCs w:val="15"/>
+                <w:rFonts w:ascii="Calibri" w:cs="Calibri" w:eastAsia="Calibri" w:hAnsi="Calibri"/>
+              </w:rPr>
+              <w:t xml:space="preserve">6</w:t>
+            </w:r>
+          </w:p>
+        </w:tc>
+        <w:tc>
+          <w:tcPr>
+            <w:tcW w:type="pct" w:w="10.5%"/>
+            <w:shd w:fill="E7EDF1" w:color="auto" w:val="clear"/>
+            <w:tcMar>
+              <w:top w:type="dxa" w:w="30"/>
+              <w:left w:type="dxa" w:w="70"/>
+              <w:bottom w:type="dxa" w:w="30"/>
+              <w:right w:type="dxa" w:w="70"/>
+            </w:tcMar>
+          </w:tcPr>
+          <w:p>
+            <w:pPr>
+              <w:jc w:val="right"/>
+            </w:pPr>
+            <w:r>
+              <w:rPr>
+                <w:b/>
+                <w:bCs/>
+                <w:sz w:val="15"/>
+                <w:szCs w:val="15"/>
+                <w:rFonts w:ascii="Calibri" w:cs="Calibri" w:eastAsia="Calibri" w:hAnsi="Calibri"/>
+              </w:rPr>
+              <w:t xml:space="preserve">7</w:t>
+            </w:r>
+          </w:p>
+        </w:tc>
+        <w:tc>
+          <w:tcPr>
+            <w:tcW w:type="pct" w:w="10.5%"/>
+            <w:shd w:fill="E7EDF1" w:color="auto" w:val="clear"/>
+            <w:tcMar>
+              <w:top w:type="dxa" w:w="30"/>
+              <w:left w:type="dxa" w:w="70"/>
+              <w:bottom w:type="dxa" w:w="30"/>
+              <w:right w:type="dxa" w:w="70"/>
+            </w:tcMar>
+          </w:tcPr>
+          <w:p>
+            <w:pPr>
+              <w:jc w:val="right"/>
+            </w:pPr>
+            <w:r>
+              <w:rPr>
+                <w:b/>
+                <w:bCs/>
+                <w:sz w:val="15"/>
+                <w:szCs w:val="15"/>
+                <w:rFonts w:ascii="Calibri" w:cs="Calibri" w:eastAsia="Calibri" w:hAnsi="Calibri"/>
+              </w:rPr>
+              <w:t xml:space="preserve">8</w:t>
             </w:r>
           </w:p>
         </w:tc>
       </w:tr>
       <w:tr>
-        <w:tc>
-          <w:tcPr>
-            <w:tcW w:type="pct" w:w="13%"/>
-            <w:tcBorders>
-              <w:top w:val="none" w:color="FFFFFF" w:sz="0"/>
-              <w:left w:val="none" w:color="FFFFFF" w:sz="0"/>
-              <w:bottom w:val="none" w:color="FFFFFF" w:sz="0"/>
-              <w:right w:val="none" w:color="FFFFFF" w:sz="0"/>
-            </w:tcBorders>
-            <w:tcMar>
-              <w:top w:type="dxa" w:w="30"/>
-              <w:left w:type="dxa" w:w="70"/>
-              <w:bottom w:type="dxa" w:w="30"/>
-              <w:right w:type="dxa" w:w="70"/>
-            </w:tcMar>
-          </w:tcPr>
-          <w:p>
-            <w:pPr>
-              <w:jc w:val="left"/>
-            </w:pPr>
-            <w:r>
-              <w:rPr>
-                <w:b/>
-                <w:bCs/>
-                <w:color w:val="56606A"/>
-                <w:sz w:val="17"/>
-                <w:szCs w:val="17"/>
-                <w:rFonts w:ascii="Calibri" w:cs="Calibri" w:eastAsia="Calibri" w:hAnsi="Calibri"/>
-              </w:rPr>
-              <w:t xml:space="preserve">Configuração</w:t>
-            </w:r>
-          </w:p>
-        </w:tc>
-        <w:tc>
-          <w:tcPr>
-            <w:tcW w:type="pct" w:w="37%"/>
-            <w:tcBorders>
-              <w:top w:val="none" w:color="FFFFFF" w:sz="0"/>
-              <w:left w:val="none" w:color="FFFFFF" w:sz="0"/>
-              <w:bottom w:val="none" w:color="FFFFFF" w:sz="0"/>
-              <w:right w:val="none" w:color="FFFFFF" w:sz="0"/>
-            </w:tcBorders>
-            <w:tcMar>
-              <w:top w:type="dxa" w:w="30"/>
-              <w:left w:type="dxa" w:w="70"/>
-              <w:bottom w:type="dxa" w:w="30"/>
-              <w:right w:type="dxa" w:w="70"/>
-            </w:tcMar>
-          </w:tcPr>
-          <w:p>
-            <w:pPr>
-              <w:jc w:val="left"/>
-            </w:pPr>
-            <w:r>
-              <w:rPr>
-                <w:sz w:val="17"/>
-                <w:szCs w:val="17"/>
-                <w:rFonts w:ascii="Calibri" w:cs="Calibri" w:eastAsia="Calibri" w:hAnsi="Calibri"/>
-              </w:rPr>
-              <w:t xml:space="preserve">malha de 14,00 × 11,00 m com 2 × 2 condutores de 50 mm² a 0,50 m; 4 haste(s) de 2,40 m (nos 4 cantos)</w:t>
-            </w:r>
-          </w:p>
-        </w:tc>
-        <w:tc>
-          <w:tcPr>
-            <w:tcW w:type="pct" w:w="15%"/>
-            <w:tcBorders>
-              <w:top w:val="none" w:color="FFFFFF" w:sz="0"/>
-              <w:left w:val="none" w:color="FFFFFF" w:sz="0"/>
-              <w:bottom w:val="none" w:color="FFFFFF" w:sz="0"/>
-              <w:right w:val="none" w:color="FFFFFF" w:sz="0"/>
-            </w:tcBorders>
-            <w:tcMar>
-              <w:top w:type="dxa" w:w="30"/>
-              <w:left w:type="dxa" w:w="70"/>
-              <w:bottom w:type="dxa" w:w="30"/>
-              <w:right w:type="dxa" w:w="70"/>
-            </w:tcMar>
-          </w:tcPr>
-          <w:p>
-            <w:pPr>
-              <w:jc w:val="left"/>
-            </w:pPr>
-            <w:r>
-              <w:rPr>
-                <w:b/>
-                <w:bCs/>
-                <w:color w:val="56606A"/>
-                <w:sz w:val="17"/>
-                <w:szCs w:val="17"/>
-                <w:rFonts w:ascii="Calibri" w:cs="Calibri" w:eastAsia="Calibri" w:hAnsi="Calibri"/>
-              </w:rPr>
-              <w:t xml:space="preserve">ρ de cálculo</w:t>
-            </w:r>
-          </w:p>
-        </w:tc>
-        <w:tc>
-          <w:tcPr>
-            <w:tcW w:type="pct" w:w="35%"/>
-            <w:tcBorders>
-              <w:top w:val="none" w:color="FFFFFF" w:sz="0"/>
-              <w:left w:val="none" w:color="FFFFFF" w:sz="0"/>
-              <w:bottom w:val="none" w:color="FFFFFF" w:sz="0"/>
-              <w:right w:val="none" w:color="FFFFFF" w:sz="0"/>
-            </w:tcBorders>
-            <w:tcMar>
-              <w:top w:type="dxa" w:w="30"/>
-              <w:left w:type="dxa" w:w="70"/>
-              <w:bottom w:type="dxa" w:w="30"/>
-              <w:right w:type="dxa" w:w="70"/>
-            </w:tcMar>
-          </w:tcPr>
-          <w:p>
-            <w:pPr>
-              <w:jc w:val="left"/>
-            </w:pPr>
-            <w:r>
-              <w:rPr>
-                <w:sz w:val="17"/>
-                <w:szCs w:val="17"/>
-                <w:rFonts w:ascii="Calibri" w:cs="Calibri" w:eastAsia="Calibri" w:hAnsi="Calibri"/>
-              </w:rPr>
-              <w:t xml:space="preserve">101 Ω·m — Hummel até a profundidade de influência da malha (7,00 m = maior entre o raio equivalente √(A/π) e a ponta das hastes)</w:t>
+        <w:trPr>
+          <w:cantSplit/>
+        </w:trPr>
+        <w:tc>
+          <w:tcPr>
+            <w:tcW w:type="pct" w:w="16%"/>
+            <w:tcMar>
+              <w:top w:type="dxa" w:w="30"/>
+              <w:left w:type="dxa" w:w="70"/>
+              <w:bottom w:type="dxa" w:w="30"/>
+              <w:right w:type="dxa" w:w="70"/>
+            </w:tcMar>
+          </w:tcPr>
+          <w:p>
+            <w:pPr>
+              <w:jc w:val="left"/>
+            </w:pPr>
+            <w:r>
+              <w:rPr>
+                <w:sz w:val="15"/>
+                <w:szCs w:val="15"/>
+                <w:rFonts w:ascii="Calibri" w:cs="Calibri" w:eastAsia="Calibri" w:hAnsi="Calibri"/>
+              </w:rPr>
+              <w:t xml:space="preserve">R (Ω)</w:t>
+            </w:r>
+          </w:p>
+        </w:tc>
+        <w:tc>
+          <w:tcPr>
+            <w:tcW w:type="pct" w:w="10.5%"/>
+            <w:tcMar>
+              <w:top w:type="dxa" w:w="30"/>
+              <w:left w:type="dxa" w:w="70"/>
+              <w:bottom w:type="dxa" w:w="30"/>
+              <w:right w:type="dxa" w:w="70"/>
+            </w:tcMar>
+          </w:tcPr>
+          <w:p>
+            <w:pPr>
+              <w:jc w:val="right"/>
+            </w:pPr>
+            <w:r>
+              <w:rPr>
+                <w:sz w:val="15"/>
+                <w:szCs w:val="15"/>
+                <w:rFonts w:ascii="Calibri" w:cs="Calibri" w:eastAsia="Calibri" w:hAnsi="Calibri"/>
+              </w:rPr>
+              <w:t xml:space="preserve">49,8</w:t>
+            </w:r>
+          </w:p>
+        </w:tc>
+        <w:tc>
+          <w:tcPr>
+            <w:tcW w:type="pct" w:w="10.5%"/>
+            <w:tcMar>
+              <w:top w:type="dxa" w:w="30"/>
+              <w:left w:type="dxa" w:w="70"/>
+              <w:bottom w:type="dxa" w:w="30"/>
+              <w:right w:type="dxa" w:w="70"/>
+            </w:tcMar>
+          </w:tcPr>
+          <w:p>
+            <w:pPr>
+              <w:jc w:val="right"/>
+            </w:pPr>
+            <w:r>
+              <w:rPr>
+                <w:sz w:val="15"/>
+                <w:szCs w:val="15"/>
+                <w:rFonts w:ascii="Calibri" w:cs="Calibri" w:eastAsia="Calibri" w:hAnsi="Calibri"/>
+              </w:rPr>
+              <w:t xml:space="preserve">28,4</w:t>
+            </w:r>
+          </w:p>
+        </w:tc>
+        <w:tc>
+          <w:tcPr>
+            <w:tcW w:type="pct" w:w="10.5%"/>
+            <w:tcMar>
+              <w:top w:type="dxa" w:w="30"/>
+              <w:left w:type="dxa" w:w="70"/>
+              <w:bottom w:type="dxa" w:w="30"/>
+              <w:right w:type="dxa" w:w="70"/>
+            </w:tcMar>
+          </w:tcPr>
+          <w:p>
+            <w:pPr>
+              <w:jc w:val="right"/>
+            </w:pPr>
+            <w:r>
+              <w:rPr>
+                <w:sz w:val="15"/>
+                <w:szCs w:val="15"/>
+                <w:rFonts w:ascii="Calibri" w:cs="Calibri" w:eastAsia="Calibri" w:hAnsi="Calibri"/>
+              </w:rPr>
+              <w:t xml:space="preserve">20,5</w:t>
+            </w:r>
+          </w:p>
+        </w:tc>
+        <w:tc>
+          <w:tcPr>
+            <w:tcW w:type="pct" w:w="10.5%"/>
+            <w:tcMar>
+              <w:top w:type="dxa" w:w="30"/>
+              <w:left w:type="dxa" w:w="70"/>
+              <w:bottom w:type="dxa" w:w="30"/>
+              <w:right w:type="dxa" w:w="70"/>
+            </w:tcMar>
+          </w:tcPr>
+          <w:p>
+            <w:pPr>
+              <w:jc w:val="right"/>
+            </w:pPr>
+            <w:r>
+              <w:rPr>
+                <w:sz w:val="15"/>
+                <w:szCs w:val="15"/>
+                <w:rFonts w:ascii="Calibri" w:cs="Calibri" w:eastAsia="Calibri" w:hAnsi="Calibri"/>
+              </w:rPr>
+              <w:t xml:space="preserve">16,3</w:t>
+            </w:r>
+          </w:p>
+        </w:tc>
+        <w:tc>
+          <w:tcPr>
+            <w:tcW w:type="pct" w:w="10.5%"/>
+            <w:tcMar>
+              <w:top w:type="dxa" w:w="30"/>
+              <w:left w:type="dxa" w:w="70"/>
+              <w:bottom w:type="dxa" w:w="30"/>
+              <w:right w:type="dxa" w:w="70"/>
+            </w:tcMar>
+          </w:tcPr>
+          <w:p>
+            <w:pPr>
+              <w:jc w:val="right"/>
+            </w:pPr>
+            <w:r>
+              <w:rPr>
+                <w:sz w:val="15"/>
+                <w:szCs w:val="15"/>
+                <w:rFonts w:ascii="Calibri" w:cs="Calibri" w:eastAsia="Calibri" w:hAnsi="Calibri"/>
+              </w:rPr>
+              <w:t xml:space="preserve">13,6</w:t>
+            </w:r>
+          </w:p>
+        </w:tc>
+        <w:tc>
+          <w:tcPr>
+            <w:tcW w:type="pct" w:w="10.5%"/>
+            <w:tcMar>
+              <w:top w:type="dxa" w:w="30"/>
+              <w:left w:type="dxa" w:w="70"/>
+              <w:bottom w:type="dxa" w:w="30"/>
+              <w:right w:type="dxa" w:w="70"/>
+            </w:tcMar>
+          </w:tcPr>
+          <w:p>
+            <w:pPr>
+              <w:jc w:val="right"/>
+            </w:pPr>
+            <w:r>
+              <w:rPr>
+                <w:sz w:val="15"/>
+                <w:szCs w:val="15"/>
+                <w:rFonts w:ascii="Calibri" w:cs="Calibri" w:eastAsia="Calibri" w:hAnsi="Calibri"/>
+              </w:rPr>
+              <w:t xml:space="preserve">11,8</w:t>
+            </w:r>
+          </w:p>
+        </w:tc>
+        <w:tc>
+          <w:tcPr>
+            <w:tcW w:type="pct" w:w="10.5%"/>
+            <w:tcMar>
+              <w:top w:type="dxa" w:w="30"/>
+              <w:left w:type="dxa" w:w="70"/>
+              <w:bottom w:type="dxa" w:w="30"/>
+              <w:right w:type="dxa" w:w="70"/>
+            </w:tcMar>
+          </w:tcPr>
+          <w:p>
+            <w:pPr>
+              <w:jc w:val="right"/>
+            </w:pPr>
+            <w:r>
+              <w:rPr>
+                <w:sz w:val="15"/>
+                <w:szCs w:val="15"/>
+                <w:rFonts w:ascii="Calibri" w:cs="Calibri" w:eastAsia="Calibri" w:hAnsi="Calibri"/>
+              </w:rPr>
+              <w:t xml:space="preserve">10,4</w:t>
+            </w:r>
+          </w:p>
+        </w:tc>
+        <w:tc>
+          <w:tcPr>
+            <w:tcW w:type="pct" w:w="10.5%"/>
+            <w:tcMar>
+              <w:top w:type="dxa" w:w="30"/>
+              <w:left w:type="dxa" w:w="70"/>
+              <w:bottom w:type="dxa" w:w="30"/>
+              <w:right w:type="dxa" w:w="70"/>
+            </w:tcMar>
+          </w:tcPr>
+          <w:p>
+            <w:pPr>
+              <w:jc w:val="right"/>
+            </w:pPr>
+            <w:r>
+              <w:rPr>
+                <w:sz w:val="15"/>
+                <w:szCs w:val="15"/>
+                <w:rFonts w:ascii="Calibri" w:cs="Calibri" w:eastAsia="Calibri" w:hAnsi="Calibri"/>
+              </w:rPr>
+              <w:t xml:space="preserve">9,3</w:t>
             </w:r>
           </w:p>
         </w:tc>
@@ -5226,7 +4827,7 @@
     </w:tbl>
     <w:p>
       <w:pPr>
-        <w:spacing w:after="60" w:before="0"/>
+        <w:spacing w:after="80" w:before="0"/>
       </w:pPr>
     </w:p>
     <w:p>
@@ -5237,7 +4838,7 @@
       <w:r>
         <w:drawing>
           <wp:inline distT="0" distB="0" distL="0" distR="0">
-            <wp:extent cx="3971925" cy="2152650"/>
+            <wp:extent cx="3771900" cy="1647825"/>
             <wp:effectExtent t="0" r="0" b="0" l="0"/>
             <wp:docPr id="1" name="" descr="" title=""/>
             <wp:cNvGraphicFramePr>
@@ -5262,7 +4863,7 @@
                   <pic:spPr bwMode="auto">
                     <a:xfrm>
                       <a:off x="0" y="0"/>
-                      <a:ext cx="3971925" cy="2152650"/>
+                      <a:ext cx="3771900" cy="1647825"/>
                     </a:xfrm>
                     <a:prstGeom prst="rect">
                       <a:avLst/>
@@ -5286,555 +4887,7 @@
           <w:szCs w:val="16"/>
           <w:rFonts w:ascii="Calibri" w:cs="Calibri" w:eastAsia="Calibri" w:hAnsi="Calibri"/>
         </w:rPr>
-        <w:t xml:space="preserve">Planta — SPDA — anel de aterramento com 4 hastes.</w:t>
-      </w:r>
-    </w:p>
-    <w:p>
-      <w:pPr>
-        <w:keepNext/>
-        <w:spacing w:before="60" w:after="20"/>
-      </w:pPr>
-      <w:r>
-        <w:drawing>
-          <wp:inline distT="0" distB="0" distL="0" distR="0">
-            <wp:extent cx="3971925" cy="1733550"/>
-            <wp:effectExtent t="0" r="0" b="0" l="0"/>
-            <wp:docPr id="1" name="" descr="" title=""/>
-            <wp:cNvGraphicFramePr>
-              <a:graphicFrameLocks xmlns:a="http://schemas.openxmlformats.org/drawingml/2006/main" noChangeAspect="1"/>
-            </wp:cNvGraphicFramePr>
-            <a:graphic xmlns:a="http://schemas.openxmlformats.org/drawingml/2006/main">
-              <a:graphicData uri="http://schemas.openxmlformats.org/drawingml/2006/picture">
-                <pic:pic xmlns:pic="http://schemas.openxmlformats.org/drawingml/2006/picture">
-                  <pic:nvPicPr>
-                    <pic:cNvPr id="0" name="" descr=""/>
-                    <pic:cNvPicPr>
-                      <a:picLocks noChangeAspect="1" noChangeArrowheads="1"/>
-                    </pic:cNvPicPr>
-                  </pic:nvPicPr>
-                  <pic:blipFill>
-                    <a:blip r:embed="rId12" cstate="none"/>
-                    <a:srcRect/>
-                    <a:stretch>
-                      <a:fillRect/>
-                    </a:stretch>
-                  </pic:blipFill>
-                  <pic:spPr bwMode="auto">
-                    <a:xfrm>
-                      <a:off x="0" y="0"/>
-                      <a:ext cx="3971925" cy="1733550"/>
-                    </a:xfrm>
-                    <a:prstGeom prst="rect">
-                      <a:avLst/>
-                    </a:prstGeom>
-                  </pic:spPr>
-                </pic:pic>
-              </a:graphicData>
-            </a:graphic>
-          </wp:inline>
-        </w:drawing>
-      </w:r>
-    </w:p>
-    <w:p>
-      <w:pPr>
-        <w:spacing w:after="100" w:before="0"/>
-      </w:pPr>
-      <w:r>
-        <w:rPr>
-          <w:color w:val="56606A"/>
-          <w:sz w:val="16"/>
-          <w:szCs w:val="16"/>
-          <w:rFonts w:ascii="Calibri" w:cs="Calibri" w:eastAsia="Calibri" w:hAnsi="Calibri"/>
-        </w:rPr>
-        <w:t xml:space="preserve">Corte esquemático com as camadas do solo consideradas (escala vertical; distâncias horizontais fora de escala).</w:t>
-      </w:r>
-    </w:p>
-    <w:tbl>
-      <w:tblPr>
-        <w:tblW w:type="pct" w:w="100%"/>
-        <w:tblBorders>
-          <w:top w:val="single" w:color="auto" w:sz="4"/>
-          <w:left w:val="single" w:color="auto" w:sz="4"/>
-          <w:bottom w:val="single" w:color="auto" w:sz="4"/>
-          <w:right w:val="single" w:color="auto" w:sz="4"/>
-          <w:insideH w:val="single" w:color="auto" w:sz="4"/>
-          <w:insideV w:val="single" w:color="auto" w:sz="4"/>
-        </w:tblBorders>
-      </w:tblPr>
-      <w:tblGrid>
-        <w:gridCol w:w="100"/>
-        <w:gridCol w:w="100"/>
-        <w:gridCol w:w="100"/>
-        <w:gridCol w:w="100"/>
-      </w:tblGrid>
-      <w:tr>
-        <w:trPr>
-          <w:tblHeader/>
-        </w:trPr>
-        <w:tc>
-          <w:tcPr>
-            <w:tcW w:type="pct" w:w="30%"/>
-            <w:shd w:fill="E7EDF1" w:color="auto" w:val="clear"/>
-            <w:tcMar>
-              <w:top w:type="dxa" w:w="30"/>
-              <w:left w:type="dxa" w:w="70"/>
-              <w:bottom w:type="dxa" w:w="30"/>
-              <w:right w:type="dxa" w:w="70"/>
-            </w:tcMar>
-          </w:tcPr>
-          <w:p>
-            <w:pPr>
-              <w:jc w:val="left"/>
-            </w:pPr>
-            <w:r>
-              <w:rPr>
-                <w:b/>
-                <w:bCs/>
-                <w:sz w:val="17"/>
-                <w:szCs w:val="17"/>
-                <w:rFonts w:ascii="Calibri" w:cs="Calibri" w:eastAsia="Calibri" w:hAnsi="Calibri"/>
-              </w:rPr>
-              <w:t xml:space="preserve">Grandeza</w:t>
-            </w:r>
-          </w:p>
-        </w:tc>
-        <w:tc>
-          <w:tcPr>
-            <w:tcW w:type="pct" w:w="20%"/>
-            <w:shd w:fill="E7EDF1" w:color="auto" w:val="clear"/>
-            <w:tcMar>
-              <w:top w:type="dxa" w:w="30"/>
-              <w:left w:type="dxa" w:w="70"/>
-              <w:bottom w:type="dxa" w:w="30"/>
-              <w:right w:type="dxa" w:w="70"/>
-            </w:tcMar>
-          </w:tcPr>
-          <w:p>
-            <w:pPr>
-              <w:jc w:val="right"/>
-            </w:pPr>
-            <w:r>
-              <w:rPr>
-                <w:b/>
-                <w:bCs/>
-                <w:sz w:val="17"/>
-                <w:szCs w:val="17"/>
-                <w:rFonts w:ascii="Calibri" w:cs="Calibri" w:eastAsia="Calibri" w:hAnsi="Calibri"/>
-              </w:rPr>
-              <w:t xml:space="preserve">Valor</w:t>
-            </w:r>
-          </w:p>
-        </w:tc>
-        <w:tc>
-          <w:tcPr>
-            <w:tcW w:type="pct" w:w="30%"/>
-            <w:shd w:fill="E7EDF1" w:color="auto" w:val="clear"/>
-            <w:tcMar>
-              <w:top w:type="dxa" w:w="30"/>
-              <w:left w:type="dxa" w:w="70"/>
-              <w:bottom w:type="dxa" w:w="30"/>
-              <w:right w:type="dxa" w:w="70"/>
-            </w:tcMar>
-          </w:tcPr>
-          <w:p>
-            <w:pPr>
-              <w:jc w:val="left"/>
-            </w:pPr>
-            <w:r>
-              <w:rPr>
-                <w:b/>
-                <w:bCs/>
-                <w:sz w:val="17"/>
-                <w:szCs w:val="17"/>
-                <w:rFonts w:ascii="Calibri" w:cs="Calibri" w:eastAsia="Calibri" w:hAnsi="Calibri"/>
-              </w:rPr>
-              <w:t xml:space="preserve">Grandeza</w:t>
-            </w:r>
-          </w:p>
-        </w:tc>
-        <w:tc>
-          <w:tcPr>
-            <w:tcW w:type="pct" w:w="20%"/>
-            <w:shd w:fill="E7EDF1" w:color="auto" w:val="clear"/>
-            <w:tcMar>
-              <w:top w:type="dxa" w:w="30"/>
-              <w:left w:type="dxa" w:w="70"/>
-              <w:bottom w:type="dxa" w:w="30"/>
-              <w:right w:type="dxa" w:w="70"/>
-            </w:tcMar>
-          </w:tcPr>
-          <w:p>
-            <w:pPr>
-              <w:jc w:val="right"/>
-            </w:pPr>
-            <w:r>
-              <w:rPr>
-                <w:b/>
-                <w:bCs/>
-                <w:sz w:val="17"/>
-                <w:szCs w:val="17"/>
-                <w:rFonts w:ascii="Calibri" w:cs="Calibri" w:eastAsia="Calibri" w:hAnsi="Calibri"/>
-              </w:rPr>
-              <w:t xml:space="preserve">Valor</w:t>
-            </w:r>
-          </w:p>
-        </w:tc>
-      </w:tr>
-      <w:tr>
-        <w:trPr>
-          <w:cantSplit/>
-        </w:trPr>
-        <w:tc>
-          <w:tcPr>
-            <w:tcW w:type="pct" w:w="30%"/>
-            <w:tcMar>
-              <w:top w:type="dxa" w:w="30"/>
-              <w:left w:type="dxa" w:w="70"/>
-              <w:bottom w:type="dxa" w:w="30"/>
-              <w:right w:type="dxa" w:w="70"/>
-            </w:tcMar>
-          </w:tcPr>
-          <w:p>
-            <w:pPr>
-              <w:jc w:val="left"/>
-            </w:pPr>
-            <w:r>
-              <w:rPr>
-                <w:sz w:val="17"/>
-                <w:szCs w:val="17"/>
-                <w:rFonts w:ascii="Calibri" w:cs="Calibri" w:eastAsia="Calibri" w:hAnsi="Calibri"/>
-              </w:rPr>
-              <w:t xml:space="preserve">Área A</w:t>
-            </w:r>
-          </w:p>
-        </w:tc>
-        <w:tc>
-          <w:tcPr>
-            <w:tcW w:type="pct" w:w="20%"/>
-            <w:tcMar>
-              <w:top w:type="dxa" w:w="30"/>
-              <w:left w:type="dxa" w:w="70"/>
-              <w:bottom w:type="dxa" w:w="30"/>
-              <w:right w:type="dxa" w:w="70"/>
-            </w:tcMar>
-          </w:tcPr>
-          <w:p>
-            <w:pPr>
-              <w:jc w:val="right"/>
-            </w:pPr>
-            <w:r>
-              <w:rPr>
-                <w:sz w:val="17"/>
-                <w:szCs w:val="17"/>
-                <w:rFonts w:ascii="Calibri" w:cs="Calibri" w:eastAsia="Calibri" w:hAnsi="Calibri"/>
-              </w:rPr>
-              <w:t xml:space="preserve">154,0 m²</w:t>
-            </w:r>
-          </w:p>
-        </w:tc>
-        <w:tc>
-          <w:tcPr>
-            <w:tcW w:type="pct" w:w="30%"/>
-            <w:tcMar>
-              <w:top w:type="dxa" w:w="30"/>
-              <w:left w:type="dxa" w:w="70"/>
-              <w:bottom w:type="dxa" w:w="30"/>
-              <w:right w:type="dxa" w:w="70"/>
-            </w:tcMar>
-          </w:tcPr>
-          <w:p>
-            <w:pPr>
-              <w:jc w:val="left"/>
-            </w:pPr>
-            <w:r>
-              <w:rPr>
-                <w:sz w:val="17"/>
-                <w:szCs w:val="17"/>
-                <w:rFonts w:ascii="Calibri" w:cs="Calibri" w:eastAsia="Calibri" w:hAnsi="Calibri"/>
-              </w:rPr>
-              <w:t xml:space="preserve">Comprimento dos condutores LC</w:t>
-            </w:r>
-          </w:p>
-        </w:tc>
-        <w:tc>
-          <w:tcPr>
-            <w:tcW w:type="pct" w:w="20%"/>
-            <w:tcMar>
-              <w:top w:type="dxa" w:w="30"/>
-              <w:left w:type="dxa" w:w="70"/>
-              <w:bottom w:type="dxa" w:w="30"/>
-              <w:right w:type="dxa" w:w="70"/>
-            </w:tcMar>
-          </w:tcPr>
-          <w:p>
-            <w:pPr>
-              <w:jc w:val="right"/>
-            </w:pPr>
-            <w:r>
-              <w:rPr>
-                <w:sz w:val="17"/>
-                <w:szCs w:val="17"/>
-                <w:rFonts w:ascii="Calibri" w:cs="Calibri" w:eastAsia="Calibri" w:hAnsi="Calibri"/>
-              </w:rPr>
-              <w:t xml:space="preserve">50,0 m</w:t>
-            </w:r>
-          </w:p>
-        </w:tc>
-      </w:tr>
-      <w:tr>
-        <w:trPr>
-          <w:cantSplit/>
-        </w:trPr>
-        <w:tc>
-          <w:tcPr>
-            <w:tcW w:type="pct" w:w="30%"/>
-            <w:tcMar>
-              <w:top w:type="dxa" w:w="30"/>
-              <w:left w:type="dxa" w:w="70"/>
-              <w:bottom w:type="dxa" w:w="30"/>
-              <w:right w:type="dxa" w:w="70"/>
-            </w:tcMar>
-          </w:tcPr>
-          <w:p>
-            <w:pPr>
-              <w:jc w:val="left"/>
-            </w:pPr>
-            <w:r>
-              <w:rPr>
-                <w:sz w:val="17"/>
-                <w:szCs w:val="17"/>
-                <w:rFonts w:ascii="Calibri" w:cs="Calibri" w:eastAsia="Calibri" w:hAnsi="Calibri"/>
-              </w:rPr>
-              <w:t xml:space="preserve">Espaçamento Dx × Dy</w:t>
-            </w:r>
-          </w:p>
-        </w:tc>
-        <w:tc>
-          <w:tcPr>
-            <w:tcW w:type="pct" w:w="20%"/>
-            <w:tcMar>
-              <w:top w:type="dxa" w:w="30"/>
-              <w:left w:type="dxa" w:w="70"/>
-              <w:bottom w:type="dxa" w:w="30"/>
-              <w:right w:type="dxa" w:w="70"/>
-            </w:tcMar>
-          </w:tcPr>
-          <w:p>
-            <w:pPr>
-              <w:jc w:val="right"/>
-            </w:pPr>
-            <w:r>
-              <w:rPr>
-                <w:sz w:val="17"/>
-                <w:szCs w:val="17"/>
-                <w:rFonts w:ascii="Calibri" w:cs="Calibri" w:eastAsia="Calibri" w:hAnsi="Calibri"/>
-              </w:rPr>
-              <w:t xml:space="preserve">14,00 × 11,00 m</w:t>
-            </w:r>
-          </w:p>
-        </w:tc>
-        <w:tc>
-          <w:tcPr>
-            <w:tcW w:type="pct" w:w="30%"/>
-            <w:tcMar>
-              <w:top w:type="dxa" w:w="30"/>
-              <w:left w:type="dxa" w:w="70"/>
-              <w:bottom w:type="dxa" w:w="30"/>
-              <w:right w:type="dxa" w:w="70"/>
-            </w:tcMar>
-          </w:tcPr>
-          <w:p>
-            <w:pPr>
-              <w:jc w:val="left"/>
-            </w:pPr>
-            <w:r>
-              <w:rPr>
-                <w:sz w:val="17"/>
-                <w:szCs w:val="17"/>
-                <w:rFonts w:ascii="Calibri" w:cs="Calibri" w:eastAsia="Calibri" w:hAnsi="Calibri"/>
-              </w:rPr>
-              <w:t xml:space="preserve">Hastes nR × Lr</w:t>
-            </w:r>
-          </w:p>
-        </w:tc>
-        <w:tc>
-          <w:tcPr>
-            <w:tcW w:type="pct" w:w="20%"/>
-            <w:tcMar>
-              <w:top w:type="dxa" w:w="30"/>
-              <w:left w:type="dxa" w:w="70"/>
-              <w:bottom w:type="dxa" w:w="30"/>
-              <w:right w:type="dxa" w:w="70"/>
-            </w:tcMar>
-          </w:tcPr>
-          <w:p>
-            <w:pPr>
-              <w:jc w:val="right"/>
-            </w:pPr>
-            <w:r>
-              <w:rPr>
-                <w:sz w:val="17"/>
-                <w:szCs w:val="17"/>
-                <w:rFonts w:ascii="Calibri" w:cs="Calibri" w:eastAsia="Calibri" w:hAnsi="Calibri"/>
-              </w:rPr>
-              <w:t xml:space="preserve">4 × 2,40 m</w:t>
-            </w:r>
-          </w:p>
-        </w:tc>
-      </w:tr>
-      <w:tr>
-        <w:trPr>
-          <w:cantSplit/>
-        </w:trPr>
-        <w:tc>
-          <w:tcPr>
-            <w:tcW w:type="pct" w:w="30%"/>
-            <w:tcMar>
-              <w:top w:type="dxa" w:w="30"/>
-              <w:left w:type="dxa" w:w="70"/>
-              <w:bottom w:type="dxa" w:w="30"/>
-              <w:right w:type="dxa" w:w="70"/>
-            </w:tcMar>
-          </w:tcPr>
-          <w:p>
-            <w:pPr>
-              <w:jc w:val="left"/>
-            </w:pPr>
-            <w:r>
-              <w:rPr>
-                <w:sz w:val="17"/>
-                <w:szCs w:val="17"/>
-                <w:rFonts w:ascii="Calibri" w:cs="Calibri" w:eastAsia="Calibri" w:hAnsi="Calibri"/>
-              </w:rPr>
-              <w:t xml:space="preserve">Diâmetro do condutor d</w:t>
-            </w:r>
-          </w:p>
-        </w:tc>
-        <w:tc>
-          <w:tcPr>
-            <w:tcW w:type="pct" w:w="20%"/>
-            <w:tcMar>
-              <w:top w:type="dxa" w:w="30"/>
-              <w:left w:type="dxa" w:w="70"/>
-              <w:bottom w:type="dxa" w:w="30"/>
-              <w:right w:type="dxa" w:w="70"/>
-            </w:tcMar>
-          </w:tcPr>
-          <w:p>
-            <w:pPr>
-              <w:jc w:val="right"/>
-            </w:pPr>
-            <w:r>
-              <w:rPr>
-                <w:sz w:val="17"/>
-                <w:szCs w:val="17"/>
-                <w:rFonts w:ascii="Calibri" w:cs="Calibri" w:eastAsia="Calibri" w:hAnsi="Calibri"/>
-              </w:rPr>
-              <w:t xml:space="preserve">9,0 mm</w:t>
-            </w:r>
-          </w:p>
-        </w:tc>
-        <w:tc>
-          <w:tcPr>
-            <w:tcW w:type="pct" w:w="30%"/>
-            <w:tcMar>
-              <w:top w:type="dxa" w:w="30"/>
-              <w:left w:type="dxa" w:w="70"/>
-              <w:bottom w:type="dxa" w:w="30"/>
-              <w:right w:type="dxa" w:w="70"/>
-            </w:tcMar>
-          </w:tcPr>
-          <w:p>
-            <w:pPr>
-              <w:jc w:val="left"/>
-            </w:pPr>
-            <w:r>
-              <w:rPr>
-                <w:sz w:val="17"/>
-                <w:szCs w:val="17"/>
-                <w:rFonts w:ascii="Calibri" w:cs="Calibri" w:eastAsia="Calibri" w:hAnsi="Calibri"/>
-              </w:rPr>
-              <w:t xml:space="preserve">Comprimento total LT</w:t>
-            </w:r>
-          </w:p>
-        </w:tc>
-        <w:tc>
-          <w:tcPr>
-            <w:tcW w:type="pct" w:w="20%"/>
-            <w:tcMar>
-              <w:top w:type="dxa" w:w="30"/>
-              <w:left w:type="dxa" w:w="70"/>
-              <w:bottom w:type="dxa" w:w="30"/>
-              <w:right w:type="dxa" w:w="70"/>
-            </w:tcMar>
-          </w:tcPr>
-          <w:p>
-            <w:pPr>
-              <w:jc w:val="right"/>
-            </w:pPr>
-            <w:r>
-              <w:rPr>
-                <w:sz w:val="17"/>
-                <w:szCs w:val="17"/>
-                <w:rFonts w:ascii="Calibri" w:cs="Calibri" w:eastAsia="Calibri" w:hAnsi="Calibri"/>
-              </w:rPr>
-              <w:t xml:space="preserve">59,6 m</w:t>
-            </w:r>
-          </w:p>
-        </w:tc>
-      </w:tr>
-    </w:tbl>
-    <w:p>
-      <w:pPr>
-        <w:spacing w:after="80" w:before="0"/>
-      </w:pPr>
-    </w:p>
-    <w:p>
-      <w:pPr>
-        <w:keepNext/>
-        <w:shd w:fill="F2F5F7" w:color="auto" w:val="clear"/>
-        <w:spacing w:before="60" w:after="0"/>
-        <w:ind w:left="120" w:right="120"/>
-      </w:pPr>
-      <w:r>
-        <w:rPr>
-          <w:sz w:val="17"/>
-          <w:szCs w:val="17"/>
-          <w:rFonts w:ascii="Consolas" w:cs="Consolas" w:eastAsia="Consolas" w:hAnsi="Consolas"/>
-        </w:rPr>
-        <w:t xml:space="preserve">Sverak:  Rg = 101 × [1/59,6 + 1/√(20 × 154,0) × (1 + 1/(1 + 0,50 × √(20/154,0)))] = 5,043 Ω</w:t>
-      </w:r>
-    </w:p>
-    <w:p>
-      <w:pPr>
-        <w:keepNext/>
-        <w:shd w:fill="F2F5F7" w:color="auto" w:val="clear"/>
-        <w:spacing w:before="0" w:after="0"/>
-        <w:ind w:left="120" w:right="120"/>
-      </w:pPr>
-      <w:r>
-        <w:rPr>
-          <w:sz w:val="17"/>
-          <w:szCs w:val="17"/>
-          <w:rFonts w:ascii="Consolas" w:cs="Consolas" w:eastAsia="Consolas" w:hAnsi="Consolas"/>
-        </w:rPr>
-        <w:t xml:space="preserve">Schwarz:  k₁ = 1,269, k₂ = 5,335;  R₁ = 4,544 Ω;  R₂ = 10,859 Ω;  Rm = 2,891 Ω  →  Rg = 4,260 Ω</w:t>
-      </w:r>
-    </w:p>
-    <w:p>
-      <w:pPr>
-        <w:keepNext w:val="false"/>
-        <w:shd w:fill="F2F5F7" w:color="auto" w:val="clear"/>
-        <w:spacing w:before="0" w:after="120"/>
-        <w:ind w:left="120" w:right="120"/>
-      </w:pPr>
-      <w:r>
-        <w:rPr>
-          <w:sz w:val="17"/>
-          <w:szCs w:val="17"/>
-          <w:rFonts w:ascii="Consolas" w:cs="Consolas" w:eastAsia="Consolas" w:hAnsi="Consolas"/>
-        </w:rPr>
-        <w:t xml:space="preserve">Adotado: Rg = 4,260 Ω (Schwarz)</w:t>
+        <w:t xml:space="preserve">Resistência de aterramento em função do número de hastes alinhadas (barras escuras: atendem ao limite; contorno: quantidade adotada).</w:t>
       </w:r>
     </w:p>
     <w:p>
@@ -5848,1552 +4901,8 @@
           <w:szCs w:val="19"/>
           <w:rFonts w:ascii="Calibri" w:cs="Calibri" w:eastAsia="Calibri" w:hAnsi="Calibri"/>
         </w:rPr>
-        <w:t xml:space="preserve">✓ Resistência de aterramento R = 4,26 Ω ≤ 10,0 Ω (NBR 5419-3: recomenda-se resistência da ordem de 10 Ω)</w:t>
+        <w:t xml:space="preserve">✓ Resistência de aterramento R = 16,31 Ω ≤ 20,0 Ω (Energisa NDU 001 v7.0, 8.10: R ≤ 20 Ω em qualquer época do ano)</w:t>
       </w:r>
-    </w:p>
-    <w:p>
-      <w:pPr>
-        <w:pStyle w:val="Heading2"/>
-        <w:keepNext/>
-        <w:pBdr>
-          <w:left w:val="single" w:color="0B5A70" w:sz="18"/>
-        </w:pBdr>
-        <w:shd w:fill="E7EDF1" w:color="auto" w:val="clear"/>
-        <w:spacing w:before="280" w:after="120"/>
-      </w:pPr>
-      <w:r>
-        <w:rPr>
-          <w:b/>
-          <w:bCs/>
-          <w:color w:val="1B1F23"/>
-          <w:sz w:val="22"/>
-          <w:szCs w:val="22"/>
-          <w:rFonts w:ascii="Calibri" w:cs="Calibri" w:eastAsia="Calibri" w:hAnsi="Calibri"/>
-        </w:rPr>
-        <w:t xml:space="preserve"> 6.3 Malha de terra — verificação de toque e passo (ilustrativo)</w:t>
-      </w:r>
-    </w:p>
-    <w:tbl>
-      <w:tblPr>
-        <w:tblW w:type="pct" w:w="100%"/>
-        <w:tblBorders>
-          <w:top w:val="none" w:color="FFFFFF" w:sz="0"/>
-          <w:left w:val="none" w:color="FFFFFF" w:sz="0"/>
-          <w:bottom w:val="none" w:color="FFFFFF" w:sz="0"/>
-          <w:right w:val="none" w:color="FFFFFF" w:sz="0"/>
-          <w:insideH w:val="none" w:color="FFFFFF" w:sz="0"/>
-          <w:insideV w:val="none" w:color="FFFFFF" w:sz="0"/>
-        </w:tblBorders>
-      </w:tblPr>
-      <w:tblGrid>
-        <w:gridCol w:w="100"/>
-        <w:gridCol w:w="100"/>
-        <w:gridCol w:w="100"/>
-        <w:gridCol w:w="100"/>
-      </w:tblGrid>
-      <w:tr>
-        <w:tc>
-          <w:tcPr>
-            <w:tcW w:type="pct" w:w="13%"/>
-            <w:tcBorders>
-              <w:top w:val="none" w:color="FFFFFF" w:sz="0"/>
-              <w:left w:val="none" w:color="FFFFFF" w:sz="0"/>
-              <w:bottom w:val="none" w:color="FFFFFF" w:sz="0"/>
-              <w:right w:val="none" w:color="FFFFFF" w:sz="0"/>
-            </w:tcBorders>
-            <w:tcMar>
-              <w:top w:type="dxa" w:w="30"/>
-              <w:left w:type="dxa" w:w="70"/>
-              <w:bottom w:type="dxa" w:w="30"/>
-              <w:right w:type="dxa" w:w="70"/>
-            </w:tcMar>
-          </w:tcPr>
-          <w:p>
-            <w:pPr>
-              <w:jc w:val="left"/>
-            </w:pPr>
-            <w:r>
-              <w:rPr>
-                <w:b/>
-                <w:bCs/>
-                <w:color w:val="56606A"/>
-                <w:sz w:val="17"/>
-                <w:szCs w:val="17"/>
-                <w:rFonts w:ascii="Calibri" w:cs="Calibri" w:eastAsia="Calibri" w:hAnsi="Calibri"/>
-              </w:rPr>
-              <w:t xml:space="preserve">Tipo</w:t>
-            </w:r>
-          </w:p>
-        </w:tc>
-        <w:tc>
-          <w:tcPr>
-            <w:tcW w:type="pct" w:w="37%"/>
-            <w:tcBorders>
-              <w:top w:val="none" w:color="FFFFFF" w:sz="0"/>
-              <w:left w:val="none" w:color="FFFFFF" w:sz="0"/>
-              <w:bottom w:val="none" w:color="FFFFFF" w:sz="0"/>
-              <w:right w:val="none" w:color="FFFFFF" w:sz="0"/>
-            </w:tcBorders>
-            <w:tcMar>
-              <w:top w:type="dxa" w:w="30"/>
-              <w:left w:type="dxa" w:w="70"/>
-              <w:bottom w:type="dxa" w:w="30"/>
-              <w:right w:type="dxa" w:w="70"/>
-            </w:tcMar>
-          </w:tcPr>
-          <w:p>
-            <w:pPr>
-              <w:jc w:val="left"/>
-            </w:pPr>
-            <w:r>
-              <w:rPr>
-                <w:sz w:val="17"/>
-                <w:szCs w:val="17"/>
-                <w:rFonts w:ascii="Calibri" w:cs="Calibri" w:eastAsia="Calibri" w:hAnsi="Calibri"/>
-              </w:rPr>
-              <w:t xml:space="preserve">Malha de aterramento</w:t>
-            </w:r>
-          </w:p>
-        </w:tc>
-        <w:tc>
-          <w:tcPr>
-            <w:tcW w:type="pct" w:w="15%"/>
-            <w:tcBorders>
-              <w:top w:val="none" w:color="FFFFFF" w:sz="0"/>
-              <w:left w:val="none" w:color="FFFFFF" w:sz="0"/>
-              <w:bottom w:val="none" w:color="FFFFFF" w:sz="0"/>
-              <w:right w:val="none" w:color="FFFFFF" w:sz="0"/>
-            </w:tcBorders>
-            <w:tcMar>
-              <w:top w:type="dxa" w:w="30"/>
-              <w:left w:type="dxa" w:w="70"/>
-              <w:bottom w:type="dxa" w:w="30"/>
-              <w:right w:type="dxa" w:w="70"/>
-            </w:tcMar>
-          </w:tcPr>
-          <w:p>
-            <w:pPr>
-              <w:jc w:val="left"/>
-            </w:pPr>
-            <w:r>
-              <w:rPr>
-                <w:b/>
-                <w:bCs/>
-                <w:color w:val="56606A"/>
-                <w:sz w:val="17"/>
-                <w:szCs w:val="17"/>
-                <w:rFonts w:ascii="Calibri" w:cs="Calibri" w:eastAsia="Calibri" w:hAnsi="Calibri"/>
-              </w:rPr>
-              <w:t xml:space="preserve">Função</w:t>
-            </w:r>
-          </w:p>
-        </w:tc>
-        <w:tc>
-          <w:tcPr>
-            <w:tcW w:type="pct" w:w="35%"/>
-            <w:tcBorders>
-              <w:top w:val="none" w:color="FFFFFF" w:sz="0"/>
-              <w:left w:val="none" w:color="FFFFFF" w:sz="0"/>
-              <w:bottom w:val="none" w:color="FFFFFF" w:sz="0"/>
-              <w:right w:val="none" w:color="FFFFFF" w:sz="0"/>
-            </w:tcBorders>
-            <w:tcMar>
-              <w:top w:type="dxa" w:w="30"/>
-              <w:left w:type="dxa" w:w="70"/>
-              <w:bottom w:type="dxa" w:w="30"/>
-              <w:right w:type="dxa" w:w="70"/>
-            </w:tcMar>
-          </w:tcPr>
-          <w:p>
-            <w:pPr>
-              <w:jc w:val="left"/>
-            </w:pPr>
-            <w:r>
-              <w:rPr>
-                <w:sz w:val="17"/>
-                <w:szCs w:val="17"/>
-                <w:rFonts w:ascii="Calibri" w:cs="Calibri" w:eastAsia="Calibri" w:hAnsi="Calibri"/>
-              </w:rPr>
-              <w:t xml:space="preserve">Subestação / malha de terra</w:t>
-            </w:r>
-          </w:p>
-        </w:tc>
-      </w:tr>
-      <w:tr>
-        <w:tc>
-          <w:tcPr>
-            <w:tcW w:type="pct" w:w="13%"/>
-            <w:tcBorders>
-              <w:top w:val="none" w:color="FFFFFF" w:sz="0"/>
-              <w:left w:val="none" w:color="FFFFFF" w:sz="0"/>
-              <w:bottom w:val="none" w:color="FFFFFF" w:sz="0"/>
-              <w:right w:val="none" w:color="FFFFFF" w:sz="0"/>
-            </w:tcBorders>
-            <w:tcMar>
-              <w:top w:type="dxa" w:w="30"/>
-              <w:left w:type="dxa" w:w="70"/>
-              <w:bottom w:type="dxa" w:w="30"/>
-              <w:right w:type="dxa" w:w="70"/>
-            </w:tcMar>
-          </w:tcPr>
-          <w:p>
-            <w:pPr>
-              <w:jc w:val="left"/>
-            </w:pPr>
-            <w:r>
-              <w:rPr>
-                <w:b/>
-                <w:bCs/>
-                <w:color w:val="56606A"/>
-                <w:sz w:val="17"/>
-                <w:szCs w:val="17"/>
-                <w:rFonts w:ascii="Calibri" w:cs="Calibri" w:eastAsia="Calibri" w:hAnsi="Calibri"/>
-              </w:rPr>
-              <w:t xml:space="preserve">Configuração</w:t>
-            </w:r>
-          </w:p>
-        </w:tc>
-        <w:tc>
-          <w:tcPr>
-            <w:tcW w:type="pct" w:w="37%"/>
-            <w:tcBorders>
-              <w:top w:val="none" w:color="FFFFFF" w:sz="0"/>
-              <w:left w:val="none" w:color="FFFFFF" w:sz="0"/>
-              <w:bottom w:val="none" w:color="FFFFFF" w:sz="0"/>
-              <w:right w:val="none" w:color="FFFFFF" w:sz="0"/>
-            </w:tcBorders>
-            <w:tcMar>
-              <w:top w:type="dxa" w:w="30"/>
-              <w:left w:type="dxa" w:w="70"/>
-              <w:bottom w:type="dxa" w:w="30"/>
-              <w:right w:type="dxa" w:w="70"/>
-            </w:tcMar>
-          </w:tcPr>
-          <w:p>
-            <w:pPr>
-              <w:jc w:val="left"/>
-            </w:pPr>
-            <w:r>
-              <w:rPr>
-                <w:sz w:val="17"/>
-                <w:szCs w:val="17"/>
-                <w:rFonts w:ascii="Calibri" w:cs="Calibri" w:eastAsia="Calibri" w:hAnsi="Calibri"/>
-              </w:rPr>
-              <w:t xml:space="preserve">malha de 16,00 × 12,00 m com 5 × 7 condutores de 50 mm² a 0,60 m; 20 haste(s) de 2,40 m (em todos os cruzamentos do perímetro)</w:t>
-            </w:r>
-          </w:p>
-        </w:tc>
-        <w:tc>
-          <w:tcPr>
-            <w:tcW w:type="pct" w:w="15%"/>
-            <w:tcBorders>
-              <w:top w:val="none" w:color="FFFFFF" w:sz="0"/>
-              <w:left w:val="none" w:color="FFFFFF" w:sz="0"/>
-              <w:bottom w:val="none" w:color="FFFFFF" w:sz="0"/>
-              <w:right w:val="none" w:color="FFFFFF" w:sz="0"/>
-            </w:tcBorders>
-            <w:tcMar>
-              <w:top w:type="dxa" w:w="30"/>
-              <w:left w:type="dxa" w:w="70"/>
-              <w:bottom w:type="dxa" w:w="30"/>
-              <w:right w:type="dxa" w:w="70"/>
-            </w:tcMar>
-          </w:tcPr>
-          <w:p>
-            <w:pPr>
-              <w:jc w:val="left"/>
-            </w:pPr>
-            <w:r>
-              <w:rPr>
-                <w:b/>
-                <w:bCs/>
-                <w:color w:val="56606A"/>
-                <w:sz w:val="17"/>
-                <w:szCs w:val="17"/>
-                <w:rFonts w:ascii="Calibri" w:cs="Calibri" w:eastAsia="Calibri" w:hAnsi="Calibri"/>
-              </w:rPr>
-              <w:t xml:space="preserve">ρ de cálculo</w:t>
-            </w:r>
-          </w:p>
-        </w:tc>
-        <w:tc>
-          <w:tcPr>
-            <w:tcW w:type="pct" w:w="35%"/>
-            <w:tcBorders>
-              <w:top w:val="none" w:color="FFFFFF" w:sz="0"/>
-              <w:left w:val="none" w:color="FFFFFF" w:sz="0"/>
-              <w:bottom w:val="none" w:color="FFFFFF" w:sz="0"/>
-              <w:right w:val="none" w:color="FFFFFF" w:sz="0"/>
-            </w:tcBorders>
-            <w:tcMar>
-              <w:top w:type="dxa" w:w="30"/>
-              <w:left w:type="dxa" w:w="70"/>
-              <w:bottom w:type="dxa" w:w="30"/>
-              <w:right w:type="dxa" w:w="70"/>
-            </w:tcMar>
-          </w:tcPr>
-          <w:p>
-            <w:pPr>
-              <w:jc w:val="left"/>
-            </w:pPr>
-            <w:r>
-              <w:rPr>
-                <w:sz w:val="17"/>
-                <w:szCs w:val="17"/>
-                <w:rFonts w:ascii="Calibri" w:cs="Calibri" w:eastAsia="Calibri" w:hAnsi="Calibri"/>
-              </w:rPr>
-              <w:t xml:space="preserve">100 Ω·m — Hummel até a profundidade de influência da malha (7,82 m = maior entre o raio equivalente √(A/π) e a ponta das hastes)</w:t>
-            </w:r>
-          </w:p>
-        </w:tc>
-      </w:tr>
-    </w:tbl>
-    <w:p>
-      <w:pPr>
-        <w:spacing w:after="60" w:before="0"/>
-      </w:pPr>
-    </w:p>
-    <w:p>
-      <w:pPr>
-        <w:keepNext/>
-        <w:spacing w:before="60" w:after="20"/>
-      </w:pPr>
-      <w:r>
-        <w:drawing>
-          <wp:inline distT="0" distB="0" distL="0" distR="0">
-            <wp:extent cx="3971925" cy="2152650"/>
-            <wp:effectExtent t="0" r="0" b="0" l="0"/>
-            <wp:docPr id="1" name="" descr="" title=""/>
-            <wp:cNvGraphicFramePr>
-              <a:graphicFrameLocks xmlns:a="http://schemas.openxmlformats.org/drawingml/2006/main" noChangeAspect="1"/>
-            </wp:cNvGraphicFramePr>
-            <a:graphic xmlns:a="http://schemas.openxmlformats.org/drawingml/2006/main">
-              <a:graphicData uri="http://schemas.openxmlformats.org/drawingml/2006/picture">
-                <pic:pic xmlns:pic="http://schemas.openxmlformats.org/drawingml/2006/picture">
-                  <pic:nvPicPr>
-                    <pic:cNvPr id="0" name="" descr=""/>
-                    <pic:cNvPicPr>
-                      <a:picLocks noChangeAspect="1" noChangeArrowheads="1"/>
-                    </pic:cNvPicPr>
-                  </pic:nvPicPr>
-                  <pic:blipFill>
-                    <a:blip r:embed="rId13" cstate="none"/>
-                    <a:srcRect/>
-                    <a:stretch>
-                      <a:fillRect/>
-                    </a:stretch>
-                  </pic:blipFill>
-                  <pic:spPr bwMode="auto">
-                    <a:xfrm>
-                      <a:off x="0" y="0"/>
-                      <a:ext cx="3971925" cy="2152650"/>
-                    </a:xfrm>
-                    <a:prstGeom prst="rect">
-                      <a:avLst/>
-                    </a:prstGeom>
-                  </pic:spPr>
-                </pic:pic>
-              </a:graphicData>
-            </a:graphic>
-          </wp:inline>
-        </w:drawing>
-      </w:r>
-    </w:p>
-    <w:p>
-      <w:pPr>
-        <w:spacing w:after="100" w:before="0"/>
-      </w:pPr>
-      <w:r>
-        <w:rPr>
-          <w:color w:val="56606A"/>
-          <w:sz w:val="16"/>
-          <w:szCs w:val="16"/>
-          <w:rFonts w:ascii="Calibri" w:cs="Calibri" w:eastAsia="Calibri" w:hAnsi="Calibri"/>
-        </w:rPr>
-        <w:t xml:space="preserve">Planta — Malha de terra — verificação de toque e passo (ilustrativo).</w:t>
-      </w:r>
-    </w:p>
-    <w:p>
-      <w:pPr>
-        <w:keepNext/>
-        <w:spacing w:before="60" w:after="20"/>
-      </w:pPr>
-      <w:r>
-        <w:drawing>
-          <wp:inline distT="0" distB="0" distL="0" distR="0">
-            <wp:extent cx="3971925" cy="1733550"/>
-            <wp:effectExtent t="0" r="0" b="0" l="0"/>
-            <wp:docPr id="1" name="" descr="" title=""/>
-            <wp:cNvGraphicFramePr>
-              <a:graphicFrameLocks xmlns:a="http://schemas.openxmlformats.org/drawingml/2006/main" noChangeAspect="1"/>
-            </wp:cNvGraphicFramePr>
-            <a:graphic xmlns:a="http://schemas.openxmlformats.org/drawingml/2006/main">
-              <a:graphicData uri="http://schemas.openxmlformats.org/drawingml/2006/picture">
-                <pic:pic xmlns:pic="http://schemas.openxmlformats.org/drawingml/2006/picture">
-                  <pic:nvPicPr>
-                    <pic:cNvPr id="0" name="" descr=""/>
-                    <pic:cNvPicPr>
-                      <a:picLocks noChangeAspect="1" noChangeArrowheads="1"/>
-                    </pic:cNvPicPr>
-                  </pic:nvPicPr>
-                  <pic:blipFill>
-                    <a:blip r:embed="rId14" cstate="none"/>
-                    <a:srcRect/>
-                    <a:stretch>
-                      <a:fillRect/>
-                    </a:stretch>
-                  </pic:blipFill>
-                  <pic:spPr bwMode="auto">
-                    <a:xfrm>
-                      <a:off x="0" y="0"/>
-                      <a:ext cx="3971925" cy="1733550"/>
-                    </a:xfrm>
-                    <a:prstGeom prst="rect">
-                      <a:avLst/>
-                    </a:prstGeom>
-                  </pic:spPr>
-                </pic:pic>
-              </a:graphicData>
-            </a:graphic>
-          </wp:inline>
-        </w:drawing>
-      </w:r>
-    </w:p>
-    <w:p>
-      <w:pPr>
-        <w:spacing w:after="100" w:before="0"/>
-      </w:pPr>
-      <w:r>
-        <w:rPr>
-          <w:color w:val="56606A"/>
-          <w:sz w:val="16"/>
-          <w:szCs w:val="16"/>
-          <w:rFonts w:ascii="Calibri" w:cs="Calibri" w:eastAsia="Calibri" w:hAnsi="Calibri"/>
-        </w:rPr>
-        <w:t xml:space="preserve">Corte esquemático com as camadas do solo consideradas (escala vertical; distâncias horizontais fora de escala).</w:t>
-      </w:r>
-    </w:p>
-    <w:tbl>
-      <w:tblPr>
-        <w:tblW w:type="pct" w:w="100%"/>
-        <w:tblBorders>
-          <w:top w:val="single" w:color="auto" w:sz="4"/>
-          <w:left w:val="single" w:color="auto" w:sz="4"/>
-          <w:bottom w:val="single" w:color="auto" w:sz="4"/>
-          <w:right w:val="single" w:color="auto" w:sz="4"/>
-          <w:insideH w:val="single" w:color="auto" w:sz="4"/>
-          <w:insideV w:val="single" w:color="auto" w:sz="4"/>
-        </w:tblBorders>
-      </w:tblPr>
-      <w:tblGrid>
-        <w:gridCol w:w="100"/>
-        <w:gridCol w:w="100"/>
-        <w:gridCol w:w="100"/>
-        <w:gridCol w:w="100"/>
-      </w:tblGrid>
-      <w:tr>
-        <w:trPr>
-          <w:tblHeader/>
-        </w:trPr>
-        <w:tc>
-          <w:tcPr>
-            <w:tcW w:type="pct" w:w="30%"/>
-            <w:shd w:fill="E7EDF1" w:color="auto" w:val="clear"/>
-            <w:tcMar>
-              <w:top w:type="dxa" w:w="30"/>
-              <w:left w:type="dxa" w:w="70"/>
-              <w:bottom w:type="dxa" w:w="30"/>
-              <w:right w:type="dxa" w:w="70"/>
-            </w:tcMar>
-          </w:tcPr>
-          <w:p>
-            <w:pPr>
-              <w:jc w:val="left"/>
-            </w:pPr>
-            <w:r>
-              <w:rPr>
-                <w:b/>
-                <w:bCs/>
-                <w:sz w:val="17"/>
-                <w:szCs w:val="17"/>
-                <w:rFonts w:ascii="Calibri" w:cs="Calibri" w:eastAsia="Calibri" w:hAnsi="Calibri"/>
-              </w:rPr>
-              <w:t xml:space="preserve">Grandeza</w:t>
-            </w:r>
-          </w:p>
-        </w:tc>
-        <w:tc>
-          <w:tcPr>
-            <w:tcW w:type="pct" w:w="20%"/>
-            <w:shd w:fill="E7EDF1" w:color="auto" w:val="clear"/>
-            <w:tcMar>
-              <w:top w:type="dxa" w:w="30"/>
-              <w:left w:type="dxa" w:w="70"/>
-              <w:bottom w:type="dxa" w:w="30"/>
-              <w:right w:type="dxa" w:w="70"/>
-            </w:tcMar>
-          </w:tcPr>
-          <w:p>
-            <w:pPr>
-              <w:jc w:val="right"/>
-            </w:pPr>
-            <w:r>
-              <w:rPr>
-                <w:b/>
-                <w:bCs/>
-                <w:sz w:val="17"/>
-                <w:szCs w:val="17"/>
-                <w:rFonts w:ascii="Calibri" w:cs="Calibri" w:eastAsia="Calibri" w:hAnsi="Calibri"/>
-              </w:rPr>
-              <w:t xml:space="preserve">Valor</w:t>
-            </w:r>
-          </w:p>
-        </w:tc>
-        <w:tc>
-          <w:tcPr>
-            <w:tcW w:type="pct" w:w="30%"/>
-            <w:shd w:fill="E7EDF1" w:color="auto" w:val="clear"/>
-            <w:tcMar>
-              <w:top w:type="dxa" w:w="30"/>
-              <w:left w:type="dxa" w:w="70"/>
-              <w:bottom w:type="dxa" w:w="30"/>
-              <w:right w:type="dxa" w:w="70"/>
-            </w:tcMar>
-          </w:tcPr>
-          <w:p>
-            <w:pPr>
-              <w:jc w:val="left"/>
-            </w:pPr>
-            <w:r>
-              <w:rPr>
-                <w:b/>
-                <w:bCs/>
-                <w:sz w:val="17"/>
-                <w:szCs w:val="17"/>
-                <w:rFonts w:ascii="Calibri" w:cs="Calibri" w:eastAsia="Calibri" w:hAnsi="Calibri"/>
-              </w:rPr>
-              <w:t xml:space="preserve">Grandeza</w:t>
-            </w:r>
-          </w:p>
-        </w:tc>
-        <w:tc>
-          <w:tcPr>
-            <w:tcW w:type="pct" w:w="20%"/>
-            <w:shd w:fill="E7EDF1" w:color="auto" w:val="clear"/>
-            <w:tcMar>
-              <w:top w:type="dxa" w:w="30"/>
-              <w:left w:type="dxa" w:w="70"/>
-              <w:bottom w:type="dxa" w:w="30"/>
-              <w:right w:type="dxa" w:w="70"/>
-            </w:tcMar>
-          </w:tcPr>
-          <w:p>
-            <w:pPr>
-              <w:jc w:val="right"/>
-            </w:pPr>
-            <w:r>
-              <w:rPr>
-                <w:b/>
-                <w:bCs/>
-                <w:sz w:val="17"/>
-                <w:szCs w:val="17"/>
-                <w:rFonts w:ascii="Calibri" w:cs="Calibri" w:eastAsia="Calibri" w:hAnsi="Calibri"/>
-              </w:rPr>
-              <w:t xml:space="preserve">Valor</w:t>
-            </w:r>
-          </w:p>
-        </w:tc>
-      </w:tr>
-      <w:tr>
-        <w:trPr>
-          <w:cantSplit/>
-        </w:trPr>
-        <w:tc>
-          <w:tcPr>
-            <w:tcW w:type="pct" w:w="30%"/>
-            <w:tcMar>
-              <w:top w:type="dxa" w:w="30"/>
-              <w:left w:type="dxa" w:w="70"/>
-              <w:bottom w:type="dxa" w:w="30"/>
-              <w:right w:type="dxa" w:w="70"/>
-            </w:tcMar>
-          </w:tcPr>
-          <w:p>
-            <w:pPr>
-              <w:jc w:val="left"/>
-            </w:pPr>
-            <w:r>
-              <w:rPr>
-                <w:sz w:val="17"/>
-                <w:szCs w:val="17"/>
-                <w:rFonts w:ascii="Calibri" w:cs="Calibri" w:eastAsia="Calibri" w:hAnsi="Calibri"/>
-              </w:rPr>
-              <w:t xml:space="preserve">Área A</w:t>
-            </w:r>
-          </w:p>
-        </w:tc>
-        <w:tc>
-          <w:tcPr>
-            <w:tcW w:type="pct" w:w="20%"/>
-            <w:tcMar>
-              <w:top w:type="dxa" w:w="30"/>
-              <w:left w:type="dxa" w:w="70"/>
-              <w:bottom w:type="dxa" w:w="30"/>
-              <w:right w:type="dxa" w:w="70"/>
-            </w:tcMar>
-          </w:tcPr>
-          <w:p>
-            <w:pPr>
-              <w:jc w:val="right"/>
-            </w:pPr>
-            <w:r>
-              <w:rPr>
-                <w:sz w:val="17"/>
-                <w:szCs w:val="17"/>
-                <w:rFonts w:ascii="Calibri" w:cs="Calibri" w:eastAsia="Calibri" w:hAnsi="Calibri"/>
-              </w:rPr>
-              <w:t xml:space="preserve">192,0 m²</w:t>
-            </w:r>
-          </w:p>
-        </w:tc>
-        <w:tc>
-          <w:tcPr>
-            <w:tcW w:type="pct" w:w="30%"/>
-            <w:tcMar>
-              <w:top w:type="dxa" w:w="30"/>
-              <w:left w:type="dxa" w:w="70"/>
-              <w:bottom w:type="dxa" w:w="30"/>
-              <w:right w:type="dxa" w:w="70"/>
-            </w:tcMar>
-          </w:tcPr>
-          <w:p>
-            <w:pPr>
-              <w:jc w:val="left"/>
-            </w:pPr>
-            <w:r>
-              <w:rPr>
-                <w:sz w:val="17"/>
-                <w:szCs w:val="17"/>
-                <w:rFonts w:ascii="Calibri" w:cs="Calibri" w:eastAsia="Calibri" w:hAnsi="Calibri"/>
-              </w:rPr>
-              <w:t xml:space="preserve">Comprimento dos condutores LC</w:t>
-            </w:r>
-          </w:p>
-        </w:tc>
-        <w:tc>
-          <w:tcPr>
-            <w:tcW w:type="pct" w:w="20%"/>
-            <w:tcMar>
-              <w:top w:type="dxa" w:w="30"/>
-              <w:left w:type="dxa" w:w="70"/>
-              <w:bottom w:type="dxa" w:w="30"/>
-              <w:right w:type="dxa" w:w="70"/>
-            </w:tcMar>
-          </w:tcPr>
-          <w:p>
-            <w:pPr>
-              <w:jc w:val="right"/>
-            </w:pPr>
-            <w:r>
-              <w:rPr>
-                <w:sz w:val="17"/>
-                <w:szCs w:val="17"/>
-                <w:rFonts w:ascii="Calibri" w:cs="Calibri" w:eastAsia="Calibri" w:hAnsi="Calibri"/>
-              </w:rPr>
-              <w:t xml:space="preserve">164,0 m</w:t>
-            </w:r>
-          </w:p>
-        </w:tc>
-      </w:tr>
-      <w:tr>
-        <w:trPr>
-          <w:cantSplit/>
-        </w:trPr>
-        <w:tc>
-          <w:tcPr>
-            <w:tcW w:type="pct" w:w="30%"/>
-            <w:tcMar>
-              <w:top w:type="dxa" w:w="30"/>
-              <w:left w:type="dxa" w:w="70"/>
-              <w:bottom w:type="dxa" w:w="30"/>
-              <w:right w:type="dxa" w:w="70"/>
-            </w:tcMar>
-          </w:tcPr>
-          <w:p>
-            <w:pPr>
-              <w:jc w:val="left"/>
-            </w:pPr>
-            <w:r>
-              <w:rPr>
-                <w:sz w:val="17"/>
-                <w:szCs w:val="17"/>
-                <w:rFonts w:ascii="Calibri" w:cs="Calibri" w:eastAsia="Calibri" w:hAnsi="Calibri"/>
-              </w:rPr>
-              <w:t xml:space="preserve">Espaçamento Dx × Dy</w:t>
-            </w:r>
-          </w:p>
-        </w:tc>
-        <w:tc>
-          <w:tcPr>
-            <w:tcW w:type="pct" w:w="20%"/>
-            <w:tcMar>
-              <w:top w:type="dxa" w:w="30"/>
-              <w:left w:type="dxa" w:w="70"/>
-              <w:bottom w:type="dxa" w:w="30"/>
-              <w:right w:type="dxa" w:w="70"/>
-            </w:tcMar>
-          </w:tcPr>
-          <w:p>
-            <w:pPr>
-              <w:jc w:val="right"/>
-            </w:pPr>
-            <w:r>
-              <w:rPr>
-                <w:sz w:val="17"/>
-                <w:szCs w:val="17"/>
-                <w:rFonts w:ascii="Calibri" w:cs="Calibri" w:eastAsia="Calibri" w:hAnsi="Calibri"/>
-              </w:rPr>
-              <w:t xml:space="preserve">2,67 × 3,00 m</w:t>
-            </w:r>
-          </w:p>
-        </w:tc>
-        <w:tc>
-          <w:tcPr>
-            <w:tcW w:type="pct" w:w="30%"/>
-            <w:tcMar>
-              <w:top w:type="dxa" w:w="30"/>
-              <w:left w:type="dxa" w:w="70"/>
-              <w:bottom w:type="dxa" w:w="30"/>
-              <w:right w:type="dxa" w:w="70"/>
-            </w:tcMar>
-          </w:tcPr>
-          <w:p>
-            <w:pPr>
-              <w:jc w:val="left"/>
-            </w:pPr>
-            <w:r>
-              <w:rPr>
-                <w:sz w:val="17"/>
-                <w:szCs w:val="17"/>
-                <w:rFonts w:ascii="Calibri" w:cs="Calibri" w:eastAsia="Calibri" w:hAnsi="Calibri"/>
-              </w:rPr>
-              <w:t xml:space="preserve">Hastes nR × Lr</w:t>
-            </w:r>
-          </w:p>
-        </w:tc>
-        <w:tc>
-          <w:tcPr>
-            <w:tcW w:type="pct" w:w="20%"/>
-            <w:tcMar>
-              <w:top w:type="dxa" w:w="30"/>
-              <w:left w:type="dxa" w:w="70"/>
-              <w:bottom w:type="dxa" w:w="30"/>
-              <w:right w:type="dxa" w:w="70"/>
-            </w:tcMar>
-          </w:tcPr>
-          <w:p>
-            <w:pPr>
-              <w:jc w:val="right"/>
-            </w:pPr>
-            <w:r>
-              <w:rPr>
-                <w:sz w:val="17"/>
-                <w:szCs w:val="17"/>
-                <w:rFonts w:ascii="Calibri" w:cs="Calibri" w:eastAsia="Calibri" w:hAnsi="Calibri"/>
-              </w:rPr>
-              <w:t xml:space="preserve">20 × 2,40 m</w:t>
-            </w:r>
-          </w:p>
-        </w:tc>
-      </w:tr>
-      <w:tr>
-        <w:trPr>
-          <w:cantSplit/>
-        </w:trPr>
-        <w:tc>
-          <w:tcPr>
-            <w:tcW w:type="pct" w:w="30%"/>
-            <w:tcMar>
-              <w:top w:type="dxa" w:w="30"/>
-              <w:left w:type="dxa" w:w="70"/>
-              <w:bottom w:type="dxa" w:w="30"/>
-              <w:right w:type="dxa" w:w="70"/>
-            </w:tcMar>
-          </w:tcPr>
-          <w:p>
-            <w:pPr>
-              <w:jc w:val="left"/>
-            </w:pPr>
-            <w:r>
-              <w:rPr>
-                <w:sz w:val="17"/>
-                <w:szCs w:val="17"/>
-                <w:rFonts w:ascii="Calibri" w:cs="Calibri" w:eastAsia="Calibri" w:hAnsi="Calibri"/>
-              </w:rPr>
-              <w:t xml:space="preserve">Diâmetro do condutor d</w:t>
-            </w:r>
-          </w:p>
-        </w:tc>
-        <w:tc>
-          <w:tcPr>
-            <w:tcW w:type="pct" w:w="20%"/>
-            <w:tcMar>
-              <w:top w:type="dxa" w:w="30"/>
-              <w:left w:type="dxa" w:w="70"/>
-              <w:bottom w:type="dxa" w:w="30"/>
-              <w:right w:type="dxa" w:w="70"/>
-            </w:tcMar>
-          </w:tcPr>
-          <w:p>
-            <w:pPr>
-              <w:jc w:val="right"/>
-            </w:pPr>
-            <w:r>
-              <w:rPr>
-                <w:sz w:val="17"/>
-                <w:szCs w:val="17"/>
-                <w:rFonts w:ascii="Calibri" w:cs="Calibri" w:eastAsia="Calibri" w:hAnsi="Calibri"/>
-              </w:rPr>
-              <w:t xml:space="preserve">9,0 mm</w:t>
-            </w:r>
-          </w:p>
-        </w:tc>
-        <w:tc>
-          <w:tcPr>
-            <w:tcW w:type="pct" w:w="30%"/>
-            <w:tcMar>
-              <w:top w:type="dxa" w:w="30"/>
-              <w:left w:type="dxa" w:w="70"/>
-              <w:bottom w:type="dxa" w:w="30"/>
-              <w:right w:type="dxa" w:w="70"/>
-            </w:tcMar>
-          </w:tcPr>
-          <w:p>
-            <w:pPr>
-              <w:jc w:val="left"/>
-            </w:pPr>
-            <w:r>
-              <w:rPr>
-                <w:sz w:val="17"/>
-                <w:szCs w:val="17"/>
-                <w:rFonts w:ascii="Calibri" w:cs="Calibri" w:eastAsia="Calibri" w:hAnsi="Calibri"/>
-              </w:rPr>
-              <w:t xml:space="preserve">Comprimento total LT</w:t>
-            </w:r>
-          </w:p>
-        </w:tc>
-        <w:tc>
-          <w:tcPr>
-            <w:tcW w:type="pct" w:w="20%"/>
-            <w:tcMar>
-              <w:top w:type="dxa" w:w="30"/>
-              <w:left w:type="dxa" w:w="70"/>
-              <w:bottom w:type="dxa" w:w="30"/>
-              <w:right w:type="dxa" w:w="70"/>
-            </w:tcMar>
-          </w:tcPr>
-          <w:p>
-            <w:pPr>
-              <w:jc w:val="right"/>
-            </w:pPr>
-            <w:r>
-              <w:rPr>
-                <w:sz w:val="17"/>
-                <w:szCs w:val="17"/>
-                <w:rFonts w:ascii="Calibri" w:cs="Calibri" w:eastAsia="Calibri" w:hAnsi="Calibri"/>
-              </w:rPr>
-              <w:t xml:space="preserve">212,0 m</w:t>
-            </w:r>
-          </w:p>
-        </w:tc>
-      </w:tr>
-    </w:tbl>
-    <w:p>
-      <w:pPr>
-        <w:spacing w:after="80" w:before="0"/>
-      </w:pPr>
-    </w:p>
-    <w:p>
-      <w:pPr>
-        <w:keepNext/>
-        <w:shd w:fill="F2F5F7" w:color="auto" w:val="clear"/>
-        <w:spacing w:before="60" w:after="0"/>
-        <w:ind w:left="120" w:right="120"/>
-      </w:pPr>
-      <w:r>
-        <w:rPr>
-          <w:sz w:val="17"/>
-          <w:szCs w:val="17"/>
-          <w:rFonts w:ascii="Consolas" w:cs="Consolas" w:eastAsia="Consolas" w:hAnsi="Consolas"/>
-        </w:rPr>
-        <w:t xml:space="preserve">Sverak:  Rg = 100 × [1/212,0 + 1/√(20 × 192,0) × (1 + 1/(1 + 0,60 × √(20/192,0)))] = 3,420 Ω</w:t>
-      </w:r>
-    </w:p>
-    <w:p>
-      <w:pPr>
-        <w:keepNext/>
-        <w:shd w:fill="F2F5F7" w:color="auto" w:val="clear"/>
-        <w:spacing w:before="0" w:after="0"/>
-        <w:ind w:left="120" w:right="120"/>
-      </w:pPr>
-      <w:r>
-        <w:rPr>
-          <w:sz w:val="17"/>
-          <w:szCs w:val="17"/>
-          <w:rFonts w:ascii="Consolas" w:cs="Consolas" w:eastAsia="Consolas" w:hAnsi="Consolas"/>
-        </w:rPr>
-        <w:t xml:space="preserve">Schwarz:  k₁ = 1,260, k₂ = 5,316;  R₁ = 3,476 Ω;  R₂ = 3,720 Ω;  Rm = 2,996 Ω  →  Rg = 3,285 Ω</w:t>
-      </w:r>
-    </w:p>
-    <w:p>
-      <w:pPr>
-        <w:keepNext w:val="false"/>
-        <w:shd w:fill="F2F5F7" w:color="auto" w:val="clear"/>
-        <w:spacing w:before="0" w:after="120"/>
-        <w:ind w:left="120" w:right="120"/>
-      </w:pPr>
-      <w:r>
-        <w:rPr>
-          <w:sz w:val="17"/>
-          <w:szCs w:val="17"/>
-          <w:rFonts w:ascii="Consolas" w:cs="Consolas" w:eastAsia="Consolas" w:hAnsi="Consolas"/>
-        </w:rPr>
-        <w:t xml:space="preserve">Adotado: Rg = 3,285 Ω (Schwarz)</w:t>
-      </w:r>
-    </w:p>
-    <w:p>
-      <w:pPr>
-        <w:spacing w:after="100" w:before="0"/>
-      </w:pPr>
-      <w:r>
-        <w:rPr>
-          <w:sz w:val="20"/>
-          <w:szCs w:val="20"/>
-          <w:rFonts w:ascii="Calibri" w:cs="Calibri" w:eastAsia="Calibri" w:hAnsi="Calibri"/>
-        </w:rPr>
-        <w:t xml:space="preserve">Verificação de segurança com corrente de falta fase-terra 3I₀ = 1.000 A, fator de divisão Sf = 50 %, X/R = 5,0, tempo de eliminação tf = 0,50 s, pessoa de 50 kg, camada de brita de 0,10 m com ρs = 3.000 Ω·m.</w:t>
-      </w:r>
-    </w:p>
-    <w:p>
-      <w:pPr>
-        <w:keepNext/>
-        <w:shd w:fill="F2F5F7" w:color="auto" w:val="clear"/>
-        <w:spacing w:before="60" w:after="0"/>
-        <w:ind w:left="120" w:right="120"/>
-      </w:pPr>
-      <w:r>
-        <w:rPr>
-          <w:sz w:val="17"/>
-          <w:szCs w:val="17"/>
-          <w:rFonts w:ascii="Consolas" w:cs="Consolas" w:eastAsia="Consolas" w:hAnsi="Consolas"/>
-        </w:rPr>
-        <w:t xml:space="preserve">Df = 1,013;   IG = 1,013 × 0,50 × 1.000 = 507 A;   GPR = 507 × 3,285 = 1.664 V</w:t>
-      </w:r>
-    </w:p>
-    <w:p>
-      <w:pPr>
-        <w:keepNext/>
-        <w:shd w:fill="F2F5F7" w:color="auto" w:val="clear"/>
-        <w:spacing w:before="0" w:after="0"/>
-        <w:ind w:left="120" w:right="120"/>
-      </w:pPr>
-      <w:r>
-        <w:rPr>
-          <w:sz w:val="17"/>
-          <w:szCs w:val="17"/>
-          <w:rFonts w:ascii="Consolas" w:cs="Consolas" w:eastAsia="Consolas" w:hAnsi="Consolas"/>
-        </w:rPr>
-        <w:t xml:space="preserve">Cs = 0,700;   Etoque = 681 V;   Epasso = 2.231 V</w:t>
-      </w:r>
-    </w:p>
-    <w:p>
-      <w:pPr>
-        <w:keepNext/>
-        <w:shd w:fill="F2F5F7" w:color="auto" w:val="clear"/>
-        <w:spacing w:before="0" w:after="0"/>
-        <w:ind w:left="120" w:right="120"/>
-      </w:pPr>
-      <w:r>
-        <w:rPr>
-          <w:sz w:val="17"/>
-          <w:szCs w:val="17"/>
-          <w:rFonts w:ascii="Consolas" w:cs="Consolas" w:eastAsia="Consolas" w:hAnsi="Consolas"/>
-        </w:rPr>
-        <w:t xml:space="preserve">n = 5,89;  Kii = 1,000;  Kh = 1,265;  Km = 0,635;  Ki = 1,515;  LM = 245,4 m  →  Em = 198 V</w:t>
-      </w:r>
-    </w:p>
-    <w:p>
-      <w:pPr>
-        <w:keepNext/>
-        <w:shd w:fill="F2F5F7" w:color="auto" w:val="clear"/>
-        <w:spacing w:before="0" w:after="0"/>
-        <w:ind w:left="120" w:right="120"/>
-      </w:pPr>
-      <w:r>
-        <w:rPr>
-          <w:sz w:val="17"/>
-          <w:szCs w:val="17"/>
-          <w:rFonts w:ascii="Consolas" w:cs="Consolas" w:eastAsia="Consolas" w:hAnsi="Consolas"/>
-        </w:rPr>
-        <w:t xml:space="preserve">Ks = 0,453;  LS = 163,8 m  →  Es = 211 V</w:t>
-      </w:r>
-    </w:p>
-    <w:p>
-      <w:pPr>
-        <w:keepNext w:val="false"/>
-        <w:shd w:fill="F2F5F7" w:color="auto" w:val="clear"/>
-        <w:spacing w:before="0" w:after="120"/>
-        <w:ind w:left="120" w:right="120"/>
-      </w:pPr>
-      <w:r>
-        <w:rPr>
-          <w:sz w:val="17"/>
-          <w:szCs w:val="17"/>
-          <w:rFonts w:ascii="Consolas" w:cs="Consolas" w:eastAsia="Consolas" w:hAnsi="Consolas"/>
-        </w:rPr>
-        <w:t xml:space="preserve">Condutor: IF = Df × 3I₀ = 1,01 kA;  tc = 1,00 s;  Tm = 1.083 °C (Cobre nu recozido (100 % IACS))  →  A = 3,6 mm²;  mínimo adotado 50 mm²</w:t>
-      </w:r>
-    </w:p>
-    <w:tbl>
-      <w:tblPr>
-        <w:tblW w:type="pct" w:w="100%"/>
-        <w:tblBorders>
-          <w:top w:val="single" w:color="auto" w:sz="4"/>
-          <w:left w:val="single" w:color="auto" w:sz="4"/>
-          <w:bottom w:val="single" w:color="auto" w:sz="4"/>
-          <w:right w:val="single" w:color="auto" w:sz="4"/>
-          <w:insideH w:val="single" w:color="auto" w:sz="4"/>
-          <w:insideV w:val="single" w:color="auto" w:sz="4"/>
-        </w:tblBorders>
-      </w:tblPr>
-      <w:tblGrid>
-        <w:gridCol w:w="100"/>
-        <w:gridCol w:w="100"/>
-        <w:gridCol w:w="100"/>
-        <w:gridCol w:w="100"/>
-      </w:tblGrid>
-      <w:tr>
-        <w:trPr>
-          <w:tblHeader/>
-        </w:trPr>
-        <w:tc>
-          <w:tcPr>
-            <w:tcW w:type="pct" w:w="40%"/>
-            <w:shd w:fill="E7EDF1" w:color="auto" w:val="clear"/>
-            <w:tcMar>
-              <w:top w:type="dxa" w:w="30"/>
-              <w:left w:type="dxa" w:w="70"/>
-              <w:bottom w:type="dxa" w:w="30"/>
-              <w:right w:type="dxa" w:w="70"/>
-            </w:tcMar>
-          </w:tcPr>
-          <w:p>
-            <w:pPr>
-              <w:jc w:val="left"/>
-            </w:pPr>
-            <w:r>
-              <w:rPr>
-                <w:b/>
-                <w:bCs/>
-                <w:sz w:val="17"/>
-                <w:szCs w:val="17"/>
-                <w:rFonts w:ascii="Calibri" w:cs="Calibri" w:eastAsia="Calibri" w:hAnsi="Calibri"/>
-              </w:rPr>
-              <w:t xml:space="preserve">Verificação</w:t>
-            </w:r>
-          </w:p>
-        </w:tc>
-        <w:tc>
-          <w:tcPr>
-            <w:tcW w:type="pct" w:w="20%"/>
-            <w:shd w:fill="E7EDF1" w:color="auto" w:val="clear"/>
-            <w:tcMar>
-              <w:top w:type="dxa" w:w="30"/>
-              <w:left w:type="dxa" w:w="70"/>
-              <w:bottom w:type="dxa" w:w="30"/>
-              <w:right w:type="dxa" w:w="70"/>
-            </w:tcMar>
-          </w:tcPr>
-          <w:p>
-            <w:pPr>
-              <w:jc w:val="right"/>
-            </w:pPr>
-            <w:r>
-              <w:rPr>
-                <w:b/>
-                <w:bCs/>
-                <w:sz w:val="17"/>
-                <w:szCs w:val="17"/>
-                <w:rFonts w:ascii="Calibri" w:cs="Calibri" w:eastAsia="Calibri" w:hAnsi="Calibri"/>
-              </w:rPr>
-              <w:t xml:space="preserve">Calculado</w:t>
-            </w:r>
-          </w:p>
-        </w:tc>
-        <w:tc>
-          <w:tcPr>
-            <w:tcW w:type="pct" w:w="20%"/>
-            <w:shd w:fill="E7EDF1" w:color="auto" w:val="clear"/>
-            <w:tcMar>
-              <w:top w:type="dxa" w:w="30"/>
-              <w:left w:type="dxa" w:w="70"/>
-              <w:bottom w:type="dxa" w:w="30"/>
-              <w:right w:type="dxa" w:w="70"/>
-            </w:tcMar>
-          </w:tcPr>
-          <w:p>
-            <w:pPr>
-              <w:jc w:val="right"/>
-            </w:pPr>
-            <w:r>
-              <w:rPr>
-                <w:b/>
-                <w:bCs/>
-                <w:sz w:val="17"/>
-                <w:szCs w:val="17"/>
-                <w:rFonts w:ascii="Calibri" w:cs="Calibri" w:eastAsia="Calibri" w:hAnsi="Calibri"/>
-              </w:rPr>
-              <w:t xml:space="preserve">Admissível</w:t>
-            </w:r>
-          </w:p>
-        </w:tc>
-        <w:tc>
-          <w:tcPr>
-            <w:tcW w:type="pct" w:w="20%"/>
-            <w:shd w:fill="E7EDF1" w:color="auto" w:val="clear"/>
-            <w:tcMar>
-              <w:top w:type="dxa" w:w="30"/>
-              <w:left w:type="dxa" w:w="70"/>
-              <w:bottom w:type="dxa" w:w="30"/>
-              <w:right w:type="dxa" w:w="70"/>
-            </w:tcMar>
-          </w:tcPr>
-          <w:p>
-            <w:pPr>
-              <w:jc w:val="left"/>
-            </w:pPr>
-            <w:r>
-              <w:rPr>
-                <w:b/>
-                <w:bCs/>
-                <w:sz w:val="17"/>
-                <w:szCs w:val="17"/>
-                <w:rFonts w:ascii="Calibri" w:cs="Calibri" w:eastAsia="Calibri" w:hAnsi="Calibri"/>
-              </w:rPr>
-              <w:t xml:space="preserve">Situação</w:t>
-            </w:r>
-          </w:p>
-        </w:tc>
-      </w:tr>
-      <w:tr>
-        <w:trPr>
-          <w:cantSplit/>
-        </w:trPr>
-        <w:tc>
-          <w:tcPr>
-            <w:tcW w:type="pct" w:w="40%"/>
-            <w:tcMar>
-              <w:top w:type="dxa" w:w="30"/>
-              <w:left w:type="dxa" w:w="70"/>
-              <w:bottom w:type="dxa" w:w="30"/>
-              <w:right w:type="dxa" w:w="70"/>
-            </w:tcMar>
-          </w:tcPr>
-          <w:p>
-            <w:pPr>
-              <w:jc w:val="left"/>
-            </w:pPr>
-            <w:r>
-              <w:rPr>
-                <w:sz w:val="17"/>
-                <w:szCs w:val="17"/>
-                <w:rFonts w:ascii="Calibri" w:cs="Calibri" w:eastAsia="Calibri" w:hAnsi="Calibri"/>
-              </w:rPr>
-              <w:t xml:space="preserve">Elevação de potencial (GPR) × toque</w:t>
-            </w:r>
-          </w:p>
-        </w:tc>
-        <w:tc>
-          <w:tcPr>
-            <w:tcW w:type="pct" w:w="20%"/>
-            <w:tcMar>
-              <w:top w:type="dxa" w:w="30"/>
-              <w:left w:type="dxa" w:w="70"/>
-              <w:bottom w:type="dxa" w:w="30"/>
-              <w:right w:type="dxa" w:w="70"/>
-            </w:tcMar>
-          </w:tcPr>
-          <w:p>
-            <w:pPr>
-              <w:jc w:val="right"/>
-            </w:pPr>
-            <w:r>
-              <w:rPr>
-                <w:sz w:val="17"/>
-                <w:szCs w:val="17"/>
-                <w:rFonts w:ascii="Calibri" w:cs="Calibri" w:eastAsia="Calibri" w:hAnsi="Calibri"/>
-              </w:rPr>
-              <w:t xml:space="preserve">1.664 V</w:t>
-            </w:r>
-          </w:p>
-        </w:tc>
-        <w:tc>
-          <w:tcPr>
-            <w:tcW w:type="pct" w:w="20%"/>
-            <w:tcMar>
-              <w:top w:type="dxa" w:w="30"/>
-              <w:left w:type="dxa" w:w="70"/>
-              <w:bottom w:type="dxa" w:w="30"/>
-              <w:right w:type="dxa" w:w="70"/>
-            </w:tcMar>
-          </w:tcPr>
-          <w:p>
-            <w:pPr>
-              <w:jc w:val="right"/>
-            </w:pPr>
-            <w:r>
-              <w:rPr>
-                <w:sz w:val="17"/>
-                <w:szCs w:val="17"/>
-                <w:rFonts w:ascii="Calibri" w:cs="Calibri" w:eastAsia="Calibri" w:hAnsi="Calibri"/>
-              </w:rPr>
-              <w:t xml:space="preserve">681 V</w:t>
-            </w:r>
-          </w:p>
-        </w:tc>
-        <w:tc>
-          <w:tcPr>
-            <w:tcW w:type="pct" w:w="20%"/>
-            <w:tcMar>
-              <w:top w:type="dxa" w:w="30"/>
-              <w:left w:type="dxa" w:w="70"/>
-              <w:bottom w:type="dxa" w:w="30"/>
-              <w:right w:type="dxa" w:w="70"/>
-            </w:tcMar>
-          </w:tcPr>
-          <w:p>
-            <w:pPr>
-              <w:jc w:val="left"/>
-            </w:pPr>
-            <w:r>
-              <w:rPr>
-                <w:sz w:val="17"/>
-                <w:szCs w:val="17"/>
-                <w:rFonts w:ascii="Calibri" w:cs="Calibri" w:eastAsia="Calibri" w:hAnsi="Calibri"/>
-              </w:rPr>
-              <w:t xml:space="preserve">verificar Em/Es</w:t>
-            </w:r>
-          </w:p>
-        </w:tc>
-      </w:tr>
-      <w:tr>
-        <w:trPr>
-          <w:cantSplit/>
-        </w:trPr>
-        <w:tc>
-          <w:tcPr>
-            <w:tcW w:type="pct" w:w="40%"/>
-            <w:tcMar>
-              <w:top w:type="dxa" w:w="30"/>
-              <w:left w:type="dxa" w:w="70"/>
-              <w:bottom w:type="dxa" w:w="30"/>
-              <w:right w:type="dxa" w:w="70"/>
-            </w:tcMar>
-          </w:tcPr>
-          <w:p>
-            <w:pPr>
-              <w:jc w:val="left"/>
-            </w:pPr>
-            <w:r>
-              <w:rPr>
-                <w:sz w:val="17"/>
-                <w:szCs w:val="17"/>
-                <w:rFonts w:ascii="Calibri" w:cs="Calibri" w:eastAsia="Calibri" w:hAnsi="Calibri"/>
-              </w:rPr>
-              <w:t xml:space="preserve">Tensão de toque de malha Em</w:t>
-            </w:r>
-          </w:p>
-        </w:tc>
-        <w:tc>
-          <w:tcPr>
-            <w:tcW w:type="pct" w:w="20%"/>
-            <w:tcMar>
-              <w:top w:type="dxa" w:w="30"/>
-              <w:left w:type="dxa" w:w="70"/>
-              <w:bottom w:type="dxa" w:w="30"/>
-              <w:right w:type="dxa" w:w="70"/>
-            </w:tcMar>
-          </w:tcPr>
-          <w:p>
-            <w:pPr>
-              <w:jc w:val="right"/>
-            </w:pPr>
-            <w:r>
-              <w:rPr>
-                <w:sz w:val="17"/>
-                <w:szCs w:val="17"/>
-                <w:rFonts w:ascii="Calibri" w:cs="Calibri" w:eastAsia="Calibri" w:hAnsi="Calibri"/>
-              </w:rPr>
-              <w:t xml:space="preserve">198 V</w:t>
-            </w:r>
-          </w:p>
-        </w:tc>
-        <w:tc>
-          <w:tcPr>
-            <w:tcW w:type="pct" w:w="20%"/>
-            <w:tcMar>
-              <w:top w:type="dxa" w:w="30"/>
-              <w:left w:type="dxa" w:w="70"/>
-              <w:bottom w:type="dxa" w:w="30"/>
-              <w:right w:type="dxa" w:w="70"/>
-            </w:tcMar>
-          </w:tcPr>
-          <w:p>
-            <w:pPr>
-              <w:jc w:val="right"/>
-            </w:pPr>
-            <w:r>
-              <w:rPr>
-                <w:sz w:val="17"/>
-                <w:szCs w:val="17"/>
-                <w:rFonts w:ascii="Calibri" w:cs="Calibri" w:eastAsia="Calibri" w:hAnsi="Calibri"/>
-              </w:rPr>
-              <w:t xml:space="preserve">681 V</w:t>
-            </w:r>
-          </w:p>
-        </w:tc>
-        <w:tc>
-          <w:tcPr>
-            <w:tcW w:type="pct" w:w="20%"/>
-            <w:tcMar>
-              <w:top w:type="dxa" w:w="30"/>
-              <w:left w:type="dxa" w:w="70"/>
-              <w:bottom w:type="dxa" w:w="30"/>
-              <w:right w:type="dxa" w:w="70"/>
-            </w:tcMar>
-          </w:tcPr>
-          <w:p>
-            <w:pPr>
-              <w:jc w:val="left"/>
-            </w:pPr>
-            <w:r>
-              <w:rPr>
-                <w:sz w:val="17"/>
-                <w:szCs w:val="17"/>
-                <w:rFonts w:ascii="Calibri" w:cs="Calibri" w:eastAsia="Calibri" w:hAnsi="Calibri"/>
-              </w:rPr>
-              <w:t xml:space="preserve">Atende</w:t>
-            </w:r>
-          </w:p>
-        </w:tc>
-      </w:tr>
-      <w:tr>
-        <w:trPr>
-          <w:cantSplit/>
-        </w:trPr>
-        <w:tc>
-          <w:tcPr>
-            <w:tcW w:type="pct" w:w="40%"/>
-            <w:tcMar>
-              <w:top w:type="dxa" w:w="30"/>
-              <w:left w:type="dxa" w:w="70"/>
-              <w:bottom w:type="dxa" w:w="30"/>
-              <w:right w:type="dxa" w:w="70"/>
-            </w:tcMar>
-          </w:tcPr>
-          <w:p>
-            <w:pPr>
-              <w:jc w:val="left"/>
-            </w:pPr>
-            <w:r>
-              <w:rPr>
-                <w:sz w:val="17"/>
-                <w:szCs w:val="17"/>
-                <w:rFonts w:ascii="Calibri" w:cs="Calibri" w:eastAsia="Calibri" w:hAnsi="Calibri"/>
-              </w:rPr>
-              <w:t xml:space="preserve">Tensão de passo Es</w:t>
-            </w:r>
-          </w:p>
-        </w:tc>
-        <w:tc>
-          <w:tcPr>
-            <w:tcW w:type="pct" w:w="20%"/>
-            <w:tcMar>
-              <w:top w:type="dxa" w:w="30"/>
-              <w:left w:type="dxa" w:w="70"/>
-              <w:bottom w:type="dxa" w:w="30"/>
-              <w:right w:type="dxa" w:w="70"/>
-            </w:tcMar>
-          </w:tcPr>
-          <w:p>
-            <w:pPr>
-              <w:jc w:val="right"/>
-            </w:pPr>
-            <w:r>
-              <w:rPr>
-                <w:sz w:val="17"/>
-                <w:szCs w:val="17"/>
-                <w:rFonts w:ascii="Calibri" w:cs="Calibri" w:eastAsia="Calibri" w:hAnsi="Calibri"/>
-              </w:rPr>
-              <w:t xml:space="preserve">211 V</w:t>
-            </w:r>
-          </w:p>
-        </w:tc>
-        <w:tc>
-          <w:tcPr>
-            <w:tcW w:type="pct" w:w="20%"/>
-            <w:tcMar>
-              <w:top w:type="dxa" w:w="30"/>
-              <w:left w:type="dxa" w:w="70"/>
-              <w:bottom w:type="dxa" w:w="30"/>
-              <w:right w:type="dxa" w:w="70"/>
-            </w:tcMar>
-          </w:tcPr>
-          <w:p>
-            <w:pPr>
-              <w:jc w:val="right"/>
-            </w:pPr>
-            <w:r>
-              <w:rPr>
-                <w:sz w:val="17"/>
-                <w:szCs w:val="17"/>
-                <w:rFonts w:ascii="Calibri" w:cs="Calibri" w:eastAsia="Calibri" w:hAnsi="Calibri"/>
-              </w:rPr>
-              <w:t xml:space="preserve">2.231 V</w:t>
-            </w:r>
-          </w:p>
-        </w:tc>
-        <w:tc>
-          <w:tcPr>
-            <w:tcW w:type="pct" w:w="20%"/>
-            <w:tcMar>
-              <w:top w:type="dxa" w:w="30"/>
-              <w:left w:type="dxa" w:w="70"/>
-              <w:bottom w:type="dxa" w:w="30"/>
-              <w:right w:type="dxa" w:w="70"/>
-            </w:tcMar>
-          </w:tcPr>
-          <w:p>
-            <w:pPr>
-              <w:jc w:val="left"/>
-            </w:pPr>
-            <w:r>
-              <w:rPr>
-                <w:sz w:val="17"/>
-                <w:szCs w:val="17"/>
-                <w:rFonts w:ascii="Calibri" w:cs="Calibri" w:eastAsia="Calibri" w:hAnsi="Calibri"/>
-              </w:rPr>
-              <w:t xml:space="preserve">Atende</w:t>
-            </w:r>
-          </w:p>
-        </w:tc>
-      </w:tr>
-      <w:tr>
-        <w:trPr>
-          <w:cantSplit/>
-        </w:trPr>
-        <w:tc>
-          <w:tcPr>
-            <w:tcW w:type="pct" w:w="40%"/>
-            <w:tcMar>
-              <w:top w:type="dxa" w:w="30"/>
-              <w:left w:type="dxa" w:w="70"/>
-              <w:bottom w:type="dxa" w:w="30"/>
-              <w:right w:type="dxa" w:w="70"/>
-            </w:tcMar>
-          </w:tcPr>
-          <w:p>
-            <w:pPr>
-              <w:jc w:val="left"/>
-            </w:pPr>
-            <w:r>
-              <w:rPr>
-                <w:sz w:val="17"/>
-                <w:szCs w:val="17"/>
-                <w:rFonts w:ascii="Calibri" w:cs="Calibri" w:eastAsia="Calibri" w:hAnsi="Calibri"/>
-              </w:rPr>
-              <w:t xml:space="preserve">Seção do condutor</w:t>
-            </w:r>
-          </w:p>
-        </w:tc>
-        <w:tc>
-          <w:tcPr>
-            <w:tcW w:type="pct" w:w="20%"/>
-            <w:tcMar>
-              <w:top w:type="dxa" w:w="30"/>
-              <w:left w:type="dxa" w:w="70"/>
-              <w:bottom w:type="dxa" w:w="30"/>
-              <w:right w:type="dxa" w:w="70"/>
-            </w:tcMar>
-          </w:tcPr>
-          <w:p>
-            <w:pPr>
-              <w:jc w:val="right"/>
-            </w:pPr>
-            <w:r>
-              <w:rPr>
-                <w:sz w:val="17"/>
-                <w:szCs w:val="17"/>
-                <w:rFonts w:ascii="Calibri" w:cs="Calibri" w:eastAsia="Calibri" w:hAnsi="Calibri"/>
-              </w:rPr>
-              <w:t xml:space="preserve">50 mm²</w:t>
-            </w:r>
-          </w:p>
-        </w:tc>
-        <w:tc>
-          <w:tcPr>
-            <w:tcW w:type="pct" w:w="20%"/>
-            <w:tcMar>
-              <w:top w:type="dxa" w:w="30"/>
-              <w:left w:type="dxa" w:w="70"/>
-              <w:bottom w:type="dxa" w:w="30"/>
-              <w:right w:type="dxa" w:w="70"/>
-            </w:tcMar>
-          </w:tcPr>
-          <w:p>
-            <w:pPr>
-              <w:jc w:val="right"/>
-            </w:pPr>
-            <w:r>
-              <w:rPr>
-                <w:sz w:val="17"/>
-                <w:szCs w:val="17"/>
-                <w:rFonts w:ascii="Calibri" w:cs="Calibri" w:eastAsia="Calibri" w:hAnsi="Calibri"/>
-              </w:rPr>
-              <w:t xml:space="preserve">≥ 50,0 mm²</w:t>
-            </w:r>
-          </w:p>
-        </w:tc>
-        <w:tc>
-          <w:tcPr>
-            <w:tcW w:type="pct" w:w="20%"/>
-            <w:tcMar>
-              <w:top w:type="dxa" w:w="30"/>
-              <w:left w:type="dxa" w:w="70"/>
-              <w:bottom w:type="dxa" w:w="30"/>
-              <w:right w:type="dxa" w:w="70"/>
-            </w:tcMar>
-          </w:tcPr>
-          <w:p>
-            <w:pPr>
-              <w:jc w:val="left"/>
-            </w:pPr>
-            <w:r>
-              <w:rPr>
-                <w:sz w:val="17"/>
-                <w:szCs w:val="17"/>
-                <w:rFonts w:ascii="Calibri" w:cs="Calibri" w:eastAsia="Calibri" w:hAnsi="Calibri"/>
-              </w:rPr>
-              <w:t xml:space="preserve">Atende</w:t>
-            </w:r>
-          </w:p>
-        </w:tc>
-      </w:tr>
-    </w:tbl>
-    <w:p>
-      <w:pPr>
-        <w:spacing w:after="80" w:before="0"/>
-      </w:pPr>
     </w:p>
     <w:p>
       <w:pPr>
@@ -7406,35 +4915,7 @@
           <w:szCs w:val="19"/>
           <w:rFonts w:ascii="Calibri" w:cs="Calibri" w:eastAsia="Calibri" w:hAnsi="Calibri"/>
         </w:rPr>
-        <w:t xml:space="preserve">✓ Resistência de aterramento R = 3,28 Ω ≤ 10,0 Ω (critério do projetista; segurança verificada por toque e passo (NBR 15751))</w:t>
-      </w:r>
-    </w:p>
-    <w:p>
-      <w:pPr>
-        <w:spacing w:after="50"/>
-      </w:pPr>
-      <w:r>
-        <w:rPr>
-          <w:color w:val="1F6E43"/>
-          <w:sz w:val="19"/>
-          <w:szCs w:val="19"/>
-          <w:rFonts w:ascii="Calibri" w:cs="Calibri" w:eastAsia="Calibri" w:hAnsi="Calibri"/>
-        </w:rPr>
-        <w:t xml:space="preserve">✓ Tensão de toque: Em = 198 V ≤ 681 V</w:t>
-      </w:r>
-    </w:p>
-    <w:p>
-      <w:pPr>
-        <w:spacing w:after="50"/>
-      </w:pPr>
-      <w:r>
-        <w:rPr>
-          <w:color w:val="1F6E43"/>
-          <w:sz w:val="19"/>
-          <w:szCs w:val="19"/>
-          <w:rFonts w:ascii="Calibri" w:cs="Calibri" w:eastAsia="Calibri" w:hAnsi="Calibri"/>
-        </w:rPr>
-        <w:t xml:space="preserve">✓ Tensão de passo: Es = 211 V ≤ 2.231 V</w:t>
+        <w:t xml:space="preserve">✓ Padrão de entrada categoria T3 (NDU 001): mínimo de 3 haste(s) e condutor de aterramento de 16 mm²</w:t>
       </w:r>
     </w:p>
     <w:p>
@@ -7717,7 +5198,7 @@
                 <w:szCs w:val="17"/>
                 <w:rFonts w:ascii="Calibri" w:cs="Calibri" w:eastAsia="Calibri" w:hAnsi="Calibri"/>
               </w:rPr>
-              <w:t xml:space="preserve">130</w:t>
+              <w:t xml:space="preserve">119</w:t>
             </w:r>
           </w:p>
         </w:tc>
@@ -7741,7 +5222,7 @@
                 <w:szCs w:val="17"/>
                 <w:rFonts w:ascii="Calibri" w:cs="Calibri" w:eastAsia="Calibri" w:hAnsi="Calibri"/>
               </w:rPr>
-              <w:t xml:space="preserve">17,85</w:t>
+              <w:t xml:space="preserve">16,31</w:t>
             </w:r>
           </w:p>
         </w:tc>
@@ -7766,304 +5247,6 @@
                 <w:rFonts w:ascii="Calibri" w:cs="Calibri" w:eastAsia="Calibri" w:hAnsi="Calibri"/>
               </w:rPr>
               <w:t xml:space="preserve">20,0</w:t>
-            </w:r>
-          </w:p>
-        </w:tc>
-        <w:tc>
-          <w:tcPr>
-            <w:tcW w:type="pct" w:w="13%"/>
-            <w:tcMar>
-              <w:top w:type="dxa" w:w="30"/>
-              <w:left w:type="dxa" w:w="70"/>
-              <w:bottom w:type="dxa" w:w="30"/>
-              <w:right w:type="dxa" w:w="70"/>
-            </w:tcMar>
-          </w:tcPr>
-          <w:p>
-            <w:pPr>
-              <w:jc w:val="left"/>
-            </w:pPr>
-            <w:r>
-              <w:rPr>
-                <w:sz w:val="17"/>
-                <w:szCs w:val="17"/>
-                <w:rFonts w:ascii="Calibri" w:cs="Calibri" w:eastAsia="Calibri" w:hAnsi="Calibri"/>
-              </w:rPr>
-              <w:t xml:space="preserve">Atende</w:t>
-            </w:r>
-          </w:p>
-        </w:tc>
-      </w:tr>
-      <w:tr>
-        <w:trPr>
-          <w:cantSplit/>
-        </w:trPr>
-        <w:tc>
-          <w:tcPr>
-            <w:tcW w:type="pct" w:w="20%"/>
-            <w:tcMar>
-              <w:top w:type="dxa" w:w="30"/>
-              <w:left w:type="dxa" w:w="70"/>
-              <w:bottom w:type="dxa" w:w="30"/>
-              <w:right w:type="dxa" w:w="70"/>
-            </w:tcMar>
-          </w:tcPr>
-          <w:p>
-            <w:pPr>
-              <w:jc w:val="left"/>
-            </w:pPr>
-            <w:r>
-              <w:rPr>
-                <w:sz w:val="17"/>
-                <w:szCs w:val="17"/>
-                <w:rFonts w:ascii="Calibri" w:cs="Calibri" w:eastAsia="Calibri" w:hAnsi="Calibri"/>
-              </w:rPr>
-              <w:t xml:space="preserve">SPDA — anel de aterramento com 4 hastes</w:t>
-            </w:r>
-          </w:p>
-        </w:tc>
-        <w:tc>
-          <w:tcPr>
-            <w:tcW w:type="pct" w:w="34%"/>
-            <w:tcMar>
-              <w:top w:type="dxa" w:w="30"/>
-              <w:left w:type="dxa" w:w="70"/>
-              <w:bottom w:type="dxa" w:w="30"/>
-              <w:right w:type="dxa" w:w="70"/>
-            </w:tcMar>
-          </w:tcPr>
-          <w:p>
-            <w:pPr>
-              <w:jc w:val="left"/>
-            </w:pPr>
-            <w:r>
-              <w:rPr>
-                <w:sz w:val="17"/>
-                <w:szCs w:val="17"/>
-                <w:rFonts w:ascii="Calibri" w:cs="Calibri" w:eastAsia="Calibri" w:hAnsi="Calibri"/>
-              </w:rPr>
-              <w:t xml:space="preserve">malha de 14,00 × 11,00 m com 2 × 2 condutores de 50 mm² a 0,50 m; 4 haste(s) de 2,40 m (nos 4 cantos)</w:t>
-            </w:r>
-          </w:p>
-        </w:tc>
-        <w:tc>
-          <w:tcPr>
-            <w:tcW w:type="pct" w:w="13%"/>
-            <w:tcMar>
-              <w:top w:type="dxa" w:w="30"/>
-              <w:left w:type="dxa" w:w="70"/>
-              <w:bottom w:type="dxa" w:w="30"/>
-              <w:right w:type="dxa" w:w="70"/>
-            </w:tcMar>
-          </w:tcPr>
-          <w:p>
-            <w:pPr>
-              <w:jc w:val="right"/>
-            </w:pPr>
-            <w:r>
-              <w:rPr>
-                <w:sz w:val="17"/>
-                <w:szCs w:val="17"/>
-                <w:rFonts w:ascii="Calibri" w:cs="Calibri" w:eastAsia="Calibri" w:hAnsi="Calibri"/>
-              </w:rPr>
-              <w:t xml:space="preserve">101</w:t>
-            </w:r>
-          </w:p>
-        </w:tc>
-        <w:tc>
-          <w:tcPr>
-            <w:tcW w:type="pct" w:w="10%"/>
-            <w:tcMar>
-              <w:top w:type="dxa" w:w="30"/>
-              <w:left w:type="dxa" w:w="70"/>
-              <w:bottom w:type="dxa" w:w="30"/>
-              <w:right w:type="dxa" w:w="70"/>
-            </w:tcMar>
-          </w:tcPr>
-          <w:p>
-            <w:pPr>
-              <w:jc w:val="right"/>
-            </w:pPr>
-            <w:r>
-              <w:rPr>
-                <w:sz w:val="17"/>
-                <w:szCs w:val="17"/>
-                <w:rFonts w:ascii="Calibri" w:cs="Calibri" w:eastAsia="Calibri" w:hAnsi="Calibri"/>
-              </w:rPr>
-              <w:t xml:space="preserve">4,26</w:t>
-            </w:r>
-          </w:p>
-        </w:tc>
-        <w:tc>
-          <w:tcPr>
-            <w:tcW w:type="pct" w:w="10%"/>
-            <w:tcMar>
-              <w:top w:type="dxa" w:w="30"/>
-              <w:left w:type="dxa" w:w="70"/>
-              <w:bottom w:type="dxa" w:w="30"/>
-              <w:right w:type="dxa" w:w="70"/>
-            </w:tcMar>
-          </w:tcPr>
-          <w:p>
-            <w:pPr>
-              <w:jc w:val="right"/>
-            </w:pPr>
-            <w:r>
-              <w:rPr>
-                <w:sz w:val="17"/>
-                <w:szCs w:val="17"/>
-                <w:rFonts w:ascii="Calibri" w:cs="Calibri" w:eastAsia="Calibri" w:hAnsi="Calibri"/>
-              </w:rPr>
-              <w:t xml:space="preserve">10,0</w:t>
-            </w:r>
-          </w:p>
-        </w:tc>
-        <w:tc>
-          <w:tcPr>
-            <w:tcW w:type="pct" w:w="13%"/>
-            <w:tcMar>
-              <w:top w:type="dxa" w:w="30"/>
-              <w:left w:type="dxa" w:w="70"/>
-              <w:bottom w:type="dxa" w:w="30"/>
-              <w:right w:type="dxa" w:w="70"/>
-            </w:tcMar>
-          </w:tcPr>
-          <w:p>
-            <w:pPr>
-              <w:jc w:val="left"/>
-            </w:pPr>
-            <w:r>
-              <w:rPr>
-                <w:sz w:val="17"/>
-                <w:szCs w:val="17"/>
-                <w:rFonts w:ascii="Calibri" w:cs="Calibri" w:eastAsia="Calibri" w:hAnsi="Calibri"/>
-              </w:rPr>
-              <w:t xml:space="preserve">Atende</w:t>
-            </w:r>
-          </w:p>
-        </w:tc>
-      </w:tr>
-      <w:tr>
-        <w:trPr>
-          <w:cantSplit/>
-        </w:trPr>
-        <w:tc>
-          <w:tcPr>
-            <w:tcW w:type="pct" w:w="20%"/>
-            <w:tcMar>
-              <w:top w:type="dxa" w:w="30"/>
-              <w:left w:type="dxa" w:w="70"/>
-              <w:bottom w:type="dxa" w:w="30"/>
-              <w:right w:type="dxa" w:w="70"/>
-            </w:tcMar>
-          </w:tcPr>
-          <w:p>
-            <w:pPr>
-              <w:jc w:val="left"/>
-            </w:pPr>
-            <w:r>
-              <w:rPr>
-                <w:sz w:val="17"/>
-                <w:szCs w:val="17"/>
-                <w:rFonts w:ascii="Calibri" w:cs="Calibri" w:eastAsia="Calibri" w:hAnsi="Calibri"/>
-              </w:rPr>
-              <w:t xml:space="preserve">Malha de terra — verificação de toque e passo (ilustrativo)</w:t>
-            </w:r>
-          </w:p>
-        </w:tc>
-        <w:tc>
-          <w:tcPr>
-            <w:tcW w:type="pct" w:w="34%"/>
-            <w:tcMar>
-              <w:top w:type="dxa" w:w="30"/>
-              <w:left w:type="dxa" w:w="70"/>
-              <w:bottom w:type="dxa" w:w="30"/>
-              <w:right w:type="dxa" w:w="70"/>
-            </w:tcMar>
-          </w:tcPr>
-          <w:p>
-            <w:pPr>
-              <w:jc w:val="left"/>
-            </w:pPr>
-            <w:r>
-              <w:rPr>
-                <w:sz w:val="17"/>
-                <w:szCs w:val="17"/>
-                <w:rFonts w:ascii="Calibri" w:cs="Calibri" w:eastAsia="Calibri" w:hAnsi="Calibri"/>
-              </w:rPr>
-              <w:t xml:space="preserve">malha de 16,00 × 12,00 m com 5 × 7 condutores de 50 mm² a 0,60 m; 20 haste(s) de 2,40 m (em todos os cruzamentos do perímetro)</w:t>
-            </w:r>
-          </w:p>
-        </w:tc>
-        <w:tc>
-          <w:tcPr>
-            <w:tcW w:type="pct" w:w="13%"/>
-            <w:tcMar>
-              <w:top w:type="dxa" w:w="30"/>
-              <w:left w:type="dxa" w:w="70"/>
-              <w:bottom w:type="dxa" w:w="30"/>
-              <w:right w:type="dxa" w:w="70"/>
-            </w:tcMar>
-          </w:tcPr>
-          <w:p>
-            <w:pPr>
-              <w:jc w:val="right"/>
-            </w:pPr>
-            <w:r>
-              <w:rPr>
-                <w:sz w:val="17"/>
-                <w:szCs w:val="17"/>
-                <w:rFonts w:ascii="Calibri" w:cs="Calibri" w:eastAsia="Calibri" w:hAnsi="Calibri"/>
-              </w:rPr>
-              <w:t xml:space="preserve">100</w:t>
-            </w:r>
-          </w:p>
-        </w:tc>
-        <w:tc>
-          <w:tcPr>
-            <w:tcW w:type="pct" w:w="10%"/>
-            <w:tcMar>
-              <w:top w:type="dxa" w:w="30"/>
-              <w:left w:type="dxa" w:w="70"/>
-              <w:bottom w:type="dxa" w:w="30"/>
-              <w:right w:type="dxa" w:w="70"/>
-            </w:tcMar>
-          </w:tcPr>
-          <w:p>
-            <w:pPr>
-              <w:jc w:val="right"/>
-            </w:pPr>
-            <w:r>
-              <w:rPr>
-                <w:sz w:val="17"/>
-                <w:szCs w:val="17"/>
-                <w:rFonts w:ascii="Calibri" w:cs="Calibri" w:eastAsia="Calibri" w:hAnsi="Calibri"/>
-              </w:rPr>
-              <w:t xml:space="preserve">3,28</w:t>
-            </w:r>
-          </w:p>
-        </w:tc>
-        <w:tc>
-          <w:tcPr>
-            <w:tcW w:type="pct" w:w="10%"/>
-            <w:tcMar>
-              <w:top w:type="dxa" w:w="30"/>
-              <w:left w:type="dxa" w:w="70"/>
-              <w:bottom w:type="dxa" w:w="30"/>
-              <w:right w:type="dxa" w:w="70"/>
-            </w:tcMar>
-          </w:tcPr>
-          <w:p>
-            <w:pPr>
-              <w:jc w:val="right"/>
-            </w:pPr>
-            <w:r>
-              <w:rPr>
-                <w:sz w:val="17"/>
-                <w:szCs w:val="17"/>
-                <w:rFonts w:ascii="Calibri" w:cs="Calibri" w:eastAsia="Calibri" w:hAnsi="Calibri"/>
-              </w:rPr>
-              <w:t xml:space="preserve">10,0</w:t>
             </w:r>
           </w:p>
         </w:tc>
@@ -8116,7 +5299,786 @@
           <w:szCs w:val="26"/>
           <w:rFonts w:ascii="Calibri" w:cs="Calibri" w:eastAsia="Calibri" w:hAnsi="Calibri"/>
         </w:rPr>
-        <w:t xml:space="preserve">8. EXECUÇÃO, MEDIÇÃO E MANUTENÇÃO</w:t>
+        <w:t xml:space="preserve">8. LISTA DE MATERIAIS</w:t>
+      </w:r>
+    </w:p>
+    <w:tbl>
+      <w:tblPr>
+        <w:tblW w:type="pct" w:w="100%"/>
+        <w:tblBorders>
+          <w:top w:val="single" w:color="auto" w:sz="4"/>
+          <w:left w:val="single" w:color="auto" w:sz="4"/>
+          <w:bottom w:val="single" w:color="auto" w:sz="4"/>
+          <w:right w:val="single" w:color="auto" w:sz="4"/>
+          <w:insideH w:val="single" w:color="auto" w:sz="4"/>
+          <w:insideV w:val="single" w:color="auto" w:sz="4"/>
+        </w:tblBorders>
+      </w:tblPr>
+      <w:tblGrid>
+        <w:gridCol w:w="100"/>
+        <w:gridCol w:w="100"/>
+        <w:gridCol w:w="100"/>
+        <w:gridCol w:w="100"/>
+      </w:tblGrid>
+      <w:tr>
+        <w:trPr>
+          <w:tblHeader/>
+        </w:trPr>
+        <w:tc>
+          <w:tcPr>
+            <w:tcW w:type="pct" w:w="8%"/>
+            <w:shd w:fill="E7EDF1" w:color="auto" w:val="clear"/>
+            <w:tcMar>
+              <w:top w:type="dxa" w:w="30"/>
+              <w:left w:type="dxa" w:w="70"/>
+              <w:bottom w:type="dxa" w:w="30"/>
+              <w:right w:type="dxa" w:w="70"/>
+            </w:tcMar>
+          </w:tcPr>
+          <w:p>
+            <w:pPr>
+              <w:jc w:val="left"/>
+            </w:pPr>
+            <w:r>
+              <w:rPr>
+                <w:b/>
+                <w:bCs/>
+                <w:sz w:val="17"/>
+                <w:szCs w:val="17"/>
+                <w:rFonts w:ascii="Calibri" w:cs="Calibri" w:eastAsia="Calibri" w:hAnsi="Calibri"/>
+              </w:rPr>
+              <w:t xml:space="preserve">Item</w:t>
+            </w:r>
+          </w:p>
+        </w:tc>
+        <w:tc>
+          <w:tcPr>
+            <w:tcW w:type="pct" w:w="64%"/>
+            <w:shd w:fill="E7EDF1" w:color="auto" w:val="clear"/>
+            <w:tcMar>
+              <w:top w:type="dxa" w:w="30"/>
+              <w:left w:type="dxa" w:w="70"/>
+              <w:bottom w:type="dxa" w:w="30"/>
+              <w:right w:type="dxa" w:w="70"/>
+            </w:tcMar>
+          </w:tcPr>
+          <w:p>
+            <w:pPr>
+              <w:jc w:val="left"/>
+            </w:pPr>
+            <w:r>
+              <w:rPr>
+                <w:b/>
+                <w:bCs/>
+                <w:sz w:val="17"/>
+                <w:szCs w:val="17"/>
+                <w:rFonts w:ascii="Calibri" w:cs="Calibri" w:eastAsia="Calibri" w:hAnsi="Calibri"/>
+              </w:rPr>
+              <w:t xml:space="preserve">Descrição</w:t>
+            </w:r>
+          </w:p>
+        </w:tc>
+        <w:tc>
+          <w:tcPr>
+            <w:tcW w:type="pct" w:w="16%"/>
+            <w:shd w:fill="E7EDF1" w:color="auto" w:val="clear"/>
+            <w:tcMar>
+              <w:top w:type="dxa" w:w="30"/>
+              <w:left w:type="dxa" w:w="70"/>
+              <w:bottom w:type="dxa" w:w="30"/>
+              <w:right w:type="dxa" w:w="70"/>
+            </w:tcMar>
+          </w:tcPr>
+          <w:p>
+            <w:pPr>
+              <w:jc w:val="right"/>
+            </w:pPr>
+            <w:r>
+              <w:rPr>
+                <w:b/>
+                <w:bCs/>
+                <w:sz w:val="17"/>
+                <w:szCs w:val="17"/>
+                <w:rFonts w:ascii="Calibri" w:cs="Calibri" w:eastAsia="Calibri" w:hAnsi="Calibri"/>
+              </w:rPr>
+              <w:t xml:space="preserve">Quantidade</w:t>
+            </w:r>
+          </w:p>
+        </w:tc>
+        <w:tc>
+          <w:tcPr>
+            <w:tcW w:type="pct" w:w="12%"/>
+            <w:shd w:fill="E7EDF1" w:color="auto" w:val="clear"/>
+            <w:tcMar>
+              <w:top w:type="dxa" w:w="30"/>
+              <w:left w:type="dxa" w:w="70"/>
+              <w:bottom w:type="dxa" w:w="30"/>
+              <w:right w:type="dxa" w:w="70"/>
+            </w:tcMar>
+          </w:tcPr>
+          <w:p>
+            <w:pPr>
+              <w:jc w:val="left"/>
+            </w:pPr>
+            <w:r>
+              <w:rPr>
+                <w:b/>
+                <w:bCs/>
+                <w:sz w:val="17"/>
+                <w:szCs w:val="17"/>
+                <w:rFonts w:ascii="Calibri" w:cs="Calibri" w:eastAsia="Calibri" w:hAnsi="Calibri"/>
+              </w:rPr>
+              <w:t xml:space="preserve">Unid.</w:t>
+            </w:r>
+          </w:p>
+        </w:tc>
+      </w:tr>
+      <w:tr>
+        <w:trPr>
+          <w:cantSplit/>
+        </w:trPr>
+        <w:tc>
+          <w:tcPr>
+            <w:tcW w:type="pct" w:w="8%"/>
+            <w:tcMar>
+              <w:top w:type="dxa" w:w="30"/>
+              <w:left w:type="dxa" w:w="70"/>
+              <w:bottom w:type="dxa" w:w="30"/>
+              <w:right w:type="dxa" w:w="70"/>
+            </w:tcMar>
+          </w:tcPr>
+          <w:p>
+            <w:pPr>
+              <w:jc w:val="left"/>
+            </w:pPr>
+            <w:r>
+              <w:rPr>
+                <w:sz w:val="17"/>
+                <w:szCs w:val="17"/>
+                <w:rFonts w:ascii="Calibri" w:cs="Calibri" w:eastAsia="Calibri" w:hAnsi="Calibri"/>
+              </w:rPr>
+              <w:t xml:space="preserve">1</w:t>
+            </w:r>
+          </w:p>
+        </w:tc>
+        <w:tc>
+          <w:tcPr>
+            <w:tcW w:type="pct" w:w="64%"/>
+            <w:tcMar>
+              <w:top w:type="dxa" w:w="30"/>
+              <w:left w:type="dxa" w:w="70"/>
+              <w:bottom w:type="dxa" w:w="30"/>
+              <w:right w:type="dxa" w:w="70"/>
+            </w:tcMar>
+          </w:tcPr>
+          <w:p>
+            <w:pPr>
+              <w:jc w:val="left"/>
+            </w:pPr>
+            <w:r>
+              <w:rPr>
+                <w:sz w:val="17"/>
+                <w:szCs w:val="17"/>
+                <w:rFonts w:ascii="Calibri" w:cs="Calibri" w:eastAsia="Calibri" w:hAnsi="Calibri"/>
+              </w:rPr>
+              <w:t xml:space="preserve">Haste de aterramento aço-cobreada (NBR 13571) — 3/4" × 2,40 m</w:t>
+            </w:r>
+          </w:p>
+        </w:tc>
+        <w:tc>
+          <w:tcPr>
+            <w:tcW w:type="pct" w:w="16%"/>
+            <w:tcMar>
+              <w:top w:type="dxa" w:w="30"/>
+              <w:left w:type="dxa" w:w="70"/>
+              <w:bottom w:type="dxa" w:w="30"/>
+              <w:right w:type="dxa" w:w="70"/>
+            </w:tcMar>
+          </w:tcPr>
+          <w:p>
+            <w:pPr>
+              <w:jc w:val="right"/>
+            </w:pPr>
+            <w:r>
+              <w:rPr>
+                <w:sz w:val="17"/>
+                <w:szCs w:val="17"/>
+                <w:rFonts w:ascii="Calibri" w:cs="Calibri" w:eastAsia="Calibri" w:hAnsi="Calibri"/>
+              </w:rPr>
+              <w:t xml:space="preserve">4</w:t>
+            </w:r>
+          </w:p>
+        </w:tc>
+        <w:tc>
+          <w:tcPr>
+            <w:tcW w:type="pct" w:w="12%"/>
+            <w:tcMar>
+              <w:top w:type="dxa" w:w="30"/>
+              <w:left w:type="dxa" w:w="70"/>
+              <w:bottom w:type="dxa" w:w="30"/>
+              <w:right w:type="dxa" w:w="70"/>
+            </w:tcMar>
+          </w:tcPr>
+          <w:p>
+            <w:pPr>
+              <w:jc w:val="left"/>
+            </w:pPr>
+            <w:r>
+              <w:rPr>
+                <w:sz w:val="17"/>
+                <w:szCs w:val="17"/>
+                <w:rFonts w:ascii="Calibri" w:cs="Calibri" w:eastAsia="Calibri" w:hAnsi="Calibri"/>
+              </w:rPr>
+              <w:t xml:space="preserve">un</w:t>
+            </w:r>
+          </w:p>
+        </w:tc>
+      </w:tr>
+      <w:tr>
+        <w:trPr>
+          <w:cantSplit/>
+        </w:trPr>
+        <w:tc>
+          <w:tcPr>
+            <w:tcW w:type="pct" w:w="8%"/>
+            <w:tcMar>
+              <w:top w:type="dxa" w:w="30"/>
+              <w:left w:type="dxa" w:w="70"/>
+              <w:bottom w:type="dxa" w:w="30"/>
+              <w:right w:type="dxa" w:w="70"/>
+            </w:tcMar>
+          </w:tcPr>
+          <w:p>
+            <w:pPr>
+              <w:jc w:val="left"/>
+            </w:pPr>
+            <w:r>
+              <w:rPr>
+                <w:sz w:val="17"/>
+                <w:szCs w:val="17"/>
+                <w:rFonts w:ascii="Calibri" w:cs="Calibri" w:eastAsia="Calibri" w:hAnsi="Calibri"/>
+              </w:rPr>
+              <w:t xml:space="preserve">2</w:t>
+            </w:r>
+          </w:p>
+        </w:tc>
+        <w:tc>
+          <w:tcPr>
+            <w:tcW w:type="pct" w:w="64%"/>
+            <w:tcMar>
+              <w:top w:type="dxa" w:w="30"/>
+              <w:left w:type="dxa" w:w="70"/>
+              <w:bottom w:type="dxa" w:w="30"/>
+              <w:right w:type="dxa" w:w="70"/>
+            </w:tcMar>
+          </w:tcPr>
+          <w:p>
+            <w:pPr>
+              <w:jc w:val="left"/>
+            </w:pPr>
+            <w:r>
+              <w:rPr>
+                <w:sz w:val="17"/>
+                <w:szCs w:val="17"/>
+                <w:rFonts w:ascii="Calibri" w:cs="Calibri" w:eastAsia="Calibri" w:hAnsi="Calibri"/>
+              </w:rPr>
+              <w:t xml:space="preserve">Conector cabo–haste (cunha, grampo ou solda exotérmica)</w:t>
+            </w:r>
+          </w:p>
+        </w:tc>
+        <w:tc>
+          <w:tcPr>
+            <w:tcW w:type="pct" w:w="16%"/>
+            <w:tcMar>
+              <w:top w:type="dxa" w:w="30"/>
+              <w:left w:type="dxa" w:w="70"/>
+              <w:bottom w:type="dxa" w:w="30"/>
+              <w:right w:type="dxa" w:w="70"/>
+            </w:tcMar>
+          </w:tcPr>
+          <w:p>
+            <w:pPr>
+              <w:jc w:val="right"/>
+            </w:pPr>
+            <w:r>
+              <w:rPr>
+                <w:sz w:val="17"/>
+                <w:szCs w:val="17"/>
+                <w:rFonts w:ascii="Calibri" w:cs="Calibri" w:eastAsia="Calibri" w:hAnsi="Calibri"/>
+              </w:rPr>
+              <w:t xml:space="preserve">4</w:t>
+            </w:r>
+          </w:p>
+        </w:tc>
+        <w:tc>
+          <w:tcPr>
+            <w:tcW w:type="pct" w:w="12%"/>
+            <w:tcMar>
+              <w:top w:type="dxa" w:w="30"/>
+              <w:left w:type="dxa" w:w="70"/>
+              <w:bottom w:type="dxa" w:w="30"/>
+              <w:right w:type="dxa" w:w="70"/>
+            </w:tcMar>
+          </w:tcPr>
+          <w:p>
+            <w:pPr>
+              <w:jc w:val="left"/>
+            </w:pPr>
+            <w:r>
+              <w:rPr>
+                <w:sz w:val="17"/>
+                <w:szCs w:val="17"/>
+                <w:rFonts w:ascii="Calibri" w:cs="Calibri" w:eastAsia="Calibri" w:hAnsi="Calibri"/>
+              </w:rPr>
+              <w:t xml:space="preserve">un</w:t>
+            </w:r>
+          </w:p>
+        </w:tc>
+      </w:tr>
+      <w:tr>
+        <w:trPr>
+          <w:cantSplit/>
+        </w:trPr>
+        <w:tc>
+          <w:tcPr>
+            <w:tcW w:type="pct" w:w="8%"/>
+            <w:tcMar>
+              <w:top w:type="dxa" w:w="30"/>
+              <w:left w:type="dxa" w:w="70"/>
+              <w:bottom w:type="dxa" w:w="30"/>
+              <w:right w:type="dxa" w:w="70"/>
+            </w:tcMar>
+          </w:tcPr>
+          <w:p>
+            <w:pPr>
+              <w:jc w:val="left"/>
+            </w:pPr>
+            <w:r>
+              <w:rPr>
+                <w:sz w:val="17"/>
+                <w:szCs w:val="17"/>
+                <w:rFonts w:ascii="Calibri" w:cs="Calibri" w:eastAsia="Calibri" w:hAnsi="Calibri"/>
+              </w:rPr>
+              <w:t xml:space="preserve">3</w:t>
+            </w:r>
+          </w:p>
+        </w:tc>
+        <w:tc>
+          <w:tcPr>
+            <w:tcW w:type="pct" w:w="64%"/>
+            <w:tcMar>
+              <w:top w:type="dxa" w:w="30"/>
+              <w:left w:type="dxa" w:w="70"/>
+              <w:bottom w:type="dxa" w:w="30"/>
+              <w:right w:type="dxa" w:w="70"/>
+            </w:tcMar>
+          </w:tcPr>
+          <w:p>
+            <w:pPr>
+              <w:jc w:val="left"/>
+            </w:pPr>
+            <w:r>
+              <w:rPr>
+                <w:sz w:val="17"/>
+                <w:szCs w:val="17"/>
+                <w:rFonts w:ascii="Calibri" w:cs="Calibri" w:eastAsia="Calibri" w:hAnsi="Calibri"/>
+              </w:rPr>
+              <w:t xml:space="preserve">Caixa de inspeção de aterramento com tampa</w:t>
+            </w:r>
+          </w:p>
+        </w:tc>
+        <w:tc>
+          <w:tcPr>
+            <w:tcW w:type="pct" w:w="16%"/>
+            <w:tcMar>
+              <w:top w:type="dxa" w:w="30"/>
+              <w:left w:type="dxa" w:w="70"/>
+              <w:bottom w:type="dxa" w:w="30"/>
+              <w:right w:type="dxa" w:w="70"/>
+            </w:tcMar>
+          </w:tcPr>
+          <w:p>
+            <w:pPr>
+              <w:jc w:val="right"/>
+            </w:pPr>
+            <w:r>
+              <w:rPr>
+                <w:sz w:val="17"/>
+                <w:szCs w:val="17"/>
+                <w:rFonts w:ascii="Calibri" w:cs="Calibri" w:eastAsia="Calibri" w:hAnsi="Calibri"/>
+              </w:rPr>
+              <w:t xml:space="preserve">4</w:t>
+            </w:r>
+          </w:p>
+        </w:tc>
+        <w:tc>
+          <w:tcPr>
+            <w:tcW w:type="pct" w:w="12%"/>
+            <w:tcMar>
+              <w:top w:type="dxa" w:w="30"/>
+              <w:left w:type="dxa" w:w="70"/>
+              <w:bottom w:type="dxa" w:w="30"/>
+              <w:right w:type="dxa" w:w="70"/>
+            </w:tcMar>
+          </w:tcPr>
+          <w:p>
+            <w:pPr>
+              <w:jc w:val="left"/>
+            </w:pPr>
+            <w:r>
+              <w:rPr>
+                <w:sz w:val="17"/>
+                <w:szCs w:val="17"/>
+                <w:rFonts w:ascii="Calibri" w:cs="Calibri" w:eastAsia="Calibri" w:hAnsi="Calibri"/>
+              </w:rPr>
+              <w:t xml:space="preserve">un</w:t>
+            </w:r>
+          </w:p>
+        </w:tc>
+      </w:tr>
+      <w:tr>
+        <w:trPr>
+          <w:cantSplit/>
+        </w:trPr>
+        <w:tc>
+          <w:tcPr>
+            <w:tcW w:type="pct" w:w="8%"/>
+            <w:tcMar>
+              <w:top w:type="dxa" w:w="30"/>
+              <w:left w:type="dxa" w:w="70"/>
+              <w:bottom w:type="dxa" w:w="30"/>
+              <w:right w:type="dxa" w:w="70"/>
+            </w:tcMar>
+          </w:tcPr>
+          <w:p>
+            <w:pPr>
+              <w:jc w:val="left"/>
+            </w:pPr>
+            <w:r>
+              <w:rPr>
+                <w:sz w:val="17"/>
+                <w:szCs w:val="17"/>
+                <w:rFonts w:ascii="Calibri" w:cs="Calibri" w:eastAsia="Calibri" w:hAnsi="Calibri"/>
+              </w:rPr>
+              <w:t xml:space="preserve">4</w:t>
+            </w:r>
+          </w:p>
+        </w:tc>
+        <w:tc>
+          <w:tcPr>
+            <w:tcW w:type="pct" w:w="64%"/>
+            <w:tcMar>
+              <w:top w:type="dxa" w:w="30"/>
+              <w:left w:type="dxa" w:w="70"/>
+              <w:bottom w:type="dxa" w:w="30"/>
+              <w:right w:type="dxa" w:w="70"/>
+            </w:tcMar>
+          </w:tcPr>
+          <w:p>
+            <w:pPr>
+              <w:jc w:val="left"/>
+            </w:pPr>
+            <w:r>
+              <w:rPr>
+                <w:sz w:val="17"/>
+                <w:szCs w:val="17"/>
+                <w:rFonts w:ascii="Calibri" w:cs="Calibri" w:eastAsia="Calibri" w:hAnsi="Calibri"/>
+              </w:rPr>
+              <w:t xml:space="preserve">Cabo de cobre nu 16 mm² — interligação das hastes (enterrado a 0,50 m)</w:t>
+            </w:r>
+          </w:p>
+        </w:tc>
+        <w:tc>
+          <w:tcPr>
+            <w:tcW w:type="pct" w:w="16%"/>
+            <w:tcMar>
+              <w:top w:type="dxa" w:w="30"/>
+              <w:left w:type="dxa" w:w="70"/>
+              <w:bottom w:type="dxa" w:w="30"/>
+              <w:right w:type="dxa" w:w="70"/>
+            </w:tcMar>
+          </w:tcPr>
+          <w:p>
+            <w:pPr>
+              <w:jc w:val="right"/>
+            </w:pPr>
+            <w:r>
+              <w:rPr>
+                <w:sz w:val="17"/>
+                <w:szCs w:val="17"/>
+                <w:rFonts w:ascii="Calibri" w:cs="Calibri" w:eastAsia="Calibri" w:hAnsi="Calibri"/>
+              </w:rPr>
+              <w:t xml:space="preserve">7,2</w:t>
+            </w:r>
+          </w:p>
+        </w:tc>
+        <w:tc>
+          <w:tcPr>
+            <w:tcW w:type="pct" w:w="12%"/>
+            <w:tcMar>
+              <w:top w:type="dxa" w:w="30"/>
+              <w:left w:type="dxa" w:w="70"/>
+              <w:bottom w:type="dxa" w:w="30"/>
+              <w:right w:type="dxa" w:w="70"/>
+            </w:tcMar>
+          </w:tcPr>
+          <w:p>
+            <w:pPr>
+              <w:jc w:val="left"/>
+            </w:pPr>
+            <w:r>
+              <w:rPr>
+                <w:sz w:val="17"/>
+                <w:szCs w:val="17"/>
+                <w:rFonts w:ascii="Calibri" w:cs="Calibri" w:eastAsia="Calibri" w:hAnsi="Calibri"/>
+              </w:rPr>
+              <w:t xml:space="preserve">m</w:t>
+            </w:r>
+          </w:p>
+        </w:tc>
+      </w:tr>
+      <w:tr>
+        <w:trPr>
+          <w:cantSplit/>
+        </w:trPr>
+        <w:tc>
+          <w:tcPr>
+            <w:tcW w:type="pct" w:w="8%"/>
+            <w:tcMar>
+              <w:top w:type="dxa" w:w="30"/>
+              <w:left w:type="dxa" w:w="70"/>
+              <w:bottom w:type="dxa" w:w="30"/>
+              <w:right w:type="dxa" w:w="70"/>
+            </w:tcMar>
+          </w:tcPr>
+          <w:p>
+            <w:pPr>
+              <w:jc w:val="left"/>
+            </w:pPr>
+            <w:r>
+              <w:rPr>
+                <w:sz w:val="17"/>
+                <w:szCs w:val="17"/>
+                <w:rFonts w:ascii="Calibri" w:cs="Calibri" w:eastAsia="Calibri" w:hAnsi="Calibri"/>
+              </w:rPr>
+              <w:t xml:space="preserve">5</w:t>
+            </w:r>
+          </w:p>
+        </w:tc>
+        <w:tc>
+          <w:tcPr>
+            <w:tcW w:type="pct" w:w="64%"/>
+            <w:tcMar>
+              <w:top w:type="dxa" w:w="30"/>
+              <w:left w:type="dxa" w:w="70"/>
+              <w:bottom w:type="dxa" w:w="30"/>
+              <w:right w:type="dxa" w:w="70"/>
+            </w:tcMar>
+          </w:tcPr>
+          <w:p>
+            <w:pPr>
+              <w:jc w:val="left"/>
+            </w:pPr>
+            <w:r>
+              <w:rPr>
+                <w:sz w:val="17"/>
+                <w:szCs w:val="17"/>
+                <w:rFonts w:ascii="Calibri" w:cs="Calibri" w:eastAsia="Calibri" w:hAnsi="Calibri"/>
+              </w:rPr>
+              <w:t xml:space="preserve">Condutor de aterramento 16 mm² — da primeira haste ao quadro / BEP</w:t>
+            </w:r>
+          </w:p>
+        </w:tc>
+        <w:tc>
+          <w:tcPr>
+            <w:tcW w:type="pct" w:w="16%"/>
+            <w:tcMar>
+              <w:top w:type="dxa" w:w="30"/>
+              <w:left w:type="dxa" w:w="70"/>
+              <w:bottom w:type="dxa" w:w="30"/>
+              <w:right w:type="dxa" w:w="70"/>
+            </w:tcMar>
+          </w:tcPr>
+          <w:p>
+            <w:pPr>
+              <w:jc w:val="right"/>
+            </w:pPr>
+            <w:r>
+              <w:rPr>
+                <w:sz w:val="17"/>
+                <w:szCs w:val="17"/>
+                <w:rFonts w:ascii="Calibri" w:cs="Calibri" w:eastAsia="Calibri" w:hAnsi="Calibri"/>
+              </w:rPr>
+              <w:t xml:space="preserve">3,0</w:t>
+            </w:r>
+          </w:p>
+        </w:tc>
+        <w:tc>
+          <w:tcPr>
+            <w:tcW w:type="pct" w:w="12%"/>
+            <w:tcMar>
+              <w:top w:type="dxa" w:w="30"/>
+              <w:left w:type="dxa" w:w="70"/>
+              <w:bottom w:type="dxa" w:w="30"/>
+              <w:right w:type="dxa" w:w="70"/>
+            </w:tcMar>
+          </w:tcPr>
+          <w:p>
+            <w:pPr>
+              <w:jc w:val="left"/>
+            </w:pPr>
+            <w:r>
+              <w:rPr>
+                <w:sz w:val="17"/>
+                <w:szCs w:val="17"/>
+                <w:rFonts w:ascii="Calibri" w:cs="Calibri" w:eastAsia="Calibri" w:hAnsi="Calibri"/>
+              </w:rPr>
+              <w:t xml:space="preserve">m</w:t>
+            </w:r>
+          </w:p>
+        </w:tc>
+      </w:tr>
+      <w:tr>
+        <w:trPr>
+          <w:cantSplit/>
+        </w:trPr>
+        <w:tc>
+          <w:tcPr>
+            <w:tcW w:type="pct" w:w="8%"/>
+            <w:tcMar>
+              <w:top w:type="dxa" w:w="30"/>
+              <w:left w:type="dxa" w:w="70"/>
+              <w:bottom w:type="dxa" w:w="30"/>
+              <w:right w:type="dxa" w:w="70"/>
+            </w:tcMar>
+          </w:tcPr>
+          <w:p>
+            <w:pPr>
+              <w:jc w:val="left"/>
+            </w:pPr>
+            <w:r>
+              <w:rPr>
+                <w:sz w:val="17"/>
+                <w:szCs w:val="17"/>
+                <w:rFonts w:ascii="Calibri" w:cs="Calibri" w:eastAsia="Calibri" w:hAnsi="Calibri"/>
+              </w:rPr>
+              <w:t xml:space="preserve">6</w:t>
+            </w:r>
+          </w:p>
+        </w:tc>
+        <w:tc>
+          <w:tcPr>
+            <w:tcW w:type="pct" w:w="64%"/>
+            <w:tcMar>
+              <w:top w:type="dxa" w:w="30"/>
+              <w:left w:type="dxa" w:w="70"/>
+              <w:bottom w:type="dxa" w:w="30"/>
+              <w:right w:type="dxa" w:w="70"/>
+            </w:tcMar>
+          </w:tcPr>
+          <w:p>
+            <w:pPr>
+              <w:jc w:val="left"/>
+            </w:pPr>
+            <w:r>
+              <w:rPr>
+                <w:sz w:val="17"/>
+                <w:szCs w:val="17"/>
+                <w:rFonts w:ascii="Calibri" w:cs="Calibri" w:eastAsia="Calibri" w:hAnsi="Calibri"/>
+              </w:rPr>
+              <w:t xml:space="preserve">Eletroduto de proteção do condutor de aterramento</w:t>
+            </w:r>
+          </w:p>
+        </w:tc>
+        <w:tc>
+          <w:tcPr>
+            <w:tcW w:type="pct" w:w="16%"/>
+            <w:tcMar>
+              <w:top w:type="dxa" w:w="30"/>
+              <w:left w:type="dxa" w:w="70"/>
+              <w:bottom w:type="dxa" w:w="30"/>
+              <w:right w:type="dxa" w:w="70"/>
+            </w:tcMar>
+          </w:tcPr>
+          <w:p>
+            <w:pPr>
+              <w:jc w:val="right"/>
+            </w:pPr>
+            <w:r>
+              <w:rPr>
+                <w:sz w:val="17"/>
+                <w:szCs w:val="17"/>
+                <w:rFonts w:ascii="Calibri" w:cs="Calibri" w:eastAsia="Calibri" w:hAnsi="Calibri"/>
+              </w:rPr>
+              <w:t xml:space="preserve">3,0</w:t>
+            </w:r>
+          </w:p>
+        </w:tc>
+        <w:tc>
+          <w:tcPr>
+            <w:tcW w:type="pct" w:w="12%"/>
+            <w:tcMar>
+              <w:top w:type="dxa" w:w="30"/>
+              <w:left w:type="dxa" w:w="70"/>
+              <w:bottom w:type="dxa" w:w="30"/>
+              <w:right w:type="dxa" w:w="70"/>
+            </w:tcMar>
+          </w:tcPr>
+          <w:p>
+            <w:pPr>
+              <w:jc w:val="left"/>
+            </w:pPr>
+            <w:r>
+              <w:rPr>
+                <w:sz w:val="17"/>
+                <w:szCs w:val="17"/>
+                <w:rFonts w:ascii="Calibri" w:cs="Calibri" w:eastAsia="Calibri" w:hAnsi="Calibri"/>
+              </w:rPr>
+              <w:t xml:space="preserve">m</w:t>
+            </w:r>
+          </w:p>
+        </w:tc>
+      </w:tr>
+    </w:tbl>
+    <w:p>
+      <w:pPr>
+        <w:spacing w:after="80" w:before="0"/>
+      </w:pPr>
+    </w:p>
+    <w:p>
+      <w:pPr>
+        <w:spacing w:after="100" w:before="0"/>
+        <w:ind w:left="200"/>
+      </w:pPr>
+      <w:r>
+        <w:rPr>
+          <w:color w:val="56606A"/>
+          <w:sz w:val="18"/>
+          <w:szCs w:val="18"/>
+          <w:rFonts w:ascii="Calibri" w:cs="Calibri" w:eastAsia="Calibri" w:hAnsi="Calibri"/>
+        </w:rPr>
+        <w:t xml:space="preserve">Quantidades de projeto, sem perdas; acrescente reserva para emendas, sobras e conexões. Cabos e condutores conforme a seção indicada em cada sistema e a norma da concessionária, quando aplicável.</w:t>
+      </w:r>
+    </w:p>
+    <w:p>
+      <w:pPr>
+        <w:pStyle w:val="Heading1"/>
+        <w:keepNext/>
+        <w:pBdr>
+          <w:bottom w:val="single" w:color="B9C3CB" w:sz="4"/>
+        </w:pBdr>
+        <w:spacing w:before="320" w:after="140"/>
+      </w:pPr>
+      <w:r>
+        <w:rPr>
+          <w:b/>
+          <w:bCs/>
+          <w:color w:val="0B5A70"/>
+          <w:sz w:val="26"/>
+          <w:szCs w:val="26"/>
+          <w:rFonts w:ascii="Calibri" w:cs="Calibri" w:eastAsia="Calibri" w:hAnsi="Calibri"/>
+        </w:rPr>
+        <w:t xml:space="preserve">9. EXECUÇÃO, MEDIÇÃO E MANUTENÇÃO</w:t>
       </w:r>
     </w:p>
     <w:p>
@@ -8220,7 +6182,7 @@
           <w:szCs w:val="20"/>
           <w:rFonts w:ascii="Calibri" w:cs="Calibri" w:eastAsia="Calibri" w:hAnsi="Calibri"/>
         </w:rPr>
-        <w:t xml:space="preserve">Cidade – UF, 17 de outubro de 2026</w:t>
+        <w:t xml:space="preserve">Cidade – UF, 20 de outubro de 2026</w:t>
       </w:r>
     </w:p>
     <w:p>
@@ -8302,7 +6264,7 @@
         <w:szCs w:val="15"/>
         <w:rFonts w:ascii="Calibri" w:cs="Calibri" w:eastAsia="Calibri" w:hAnsi="Calibri"/>
       </w:rPr>
-      <w:t xml:space="preserve">Aterramento conforme ABNT NBR 5410:2004, NBR 7117-1:2020 e NBR 15751:2013 — gerado com Dimensiona 5410</w:t>
+      <w:t xml:space="preserve">Aterramento conforme ABNT NBR 5410:2004 — método simplificado de hastes — gerado com Dimensiona 5410</w:t>
     </w:r>
     <w:r>
       <w:rPr>
@@ -8390,7 +6352,7 @@
         <w:szCs w:val="15"/>
         <w:rFonts w:ascii="Calibri" w:cs="Calibri" w:eastAsia="Calibri" w:hAnsi="Calibri"/>
       </w:rPr>
-      <w:t xml:space="preserve">	R00 · 17/10/2026</w:t>
+      <w:t xml:space="preserve">	R00 · 20/10/2026</w:t>
     </w:r>
   </w:p>
 </w:hdr>

--- a/exemplo/memorial-aterramento-residencia-unifamiliar-exemplo-r00.docx
+++ b/exemplo/memorial-aterramento-residencia-unifamiliar-exemplo-r00.docx
@@ -92,15 +92,16 @@
           <w:insideH w:val="single" w:color="auto" w:sz="4"/>
           <w:insideV w:val="single" w:color="auto" w:sz="4"/>
         </w:tblBorders>
+        <w:tblLayout w:type="fixed"/>
       </w:tblPr>
       <w:tblGrid>
-        <w:gridCol w:w="100"/>
-        <w:gridCol w:w="100"/>
+        <w:gridCol w:w="2732"/>
+        <w:gridCol w:w="7024"/>
       </w:tblGrid>
       <w:tr>
         <w:tc>
           <w:tcPr>
-            <w:tcW w:type="pct" w:w="28%"/>
+            <w:tcW w:type="dxa" w:w="2732"/>
             <w:tcBorders>
               <w:top w:val="single" w:color="1B1F23" w:sz="4"/>
               <w:left w:val="single" w:color="1B1F23" w:sz="4"/>
@@ -133,7 +134,7 @@
         </w:tc>
         <w:tc>
           <w:tcPr>
-            <w:tcW w:type="pct" w:w="72%"/>
+            <w:tcW w:type="dxa" w:w="7024"/>
             <w:tcBorders>
               <w:top w:val="single" w:color="1B1F23" w:sz="4"/>
               <w:left w:val="single" w:color="1B1F23" w:sz="4"/>
@@ -165,7 +166,7 @@
       <w:tr>
         <w:tc>
           <w:tcPr>
-            <w:tcW w:type="pct" w:w="28%"/>
+            <w:tcW w:type="dxa" w:w="2732"/>
             <w:tcBorders>
               <w:top w:val="single" w:color="1B1F23" w:sz="4"/>
               <w:left w:val="single" w:color="1B1F23" w:sz="4"/>
@@ -198,7 +199,7 @@
         </w:tc>
         <w:tc>
           <w:tcPr>
-            <w:tcW w:type="pct" w:w="72%"/>
+            <w:tcW w:type="dxa" w:w="7024"/>
             <w:tcBorders>
               <w:top w:val="single" w:color="1B1F23" w:sz="4"/>
               <w:left w:val="single" w:color="1B1F23" w:sz="4"/>
@@ -230,7 +231,7 @@
       <w:tr>
         <w:tc>
           <w:tcPr>
-            <w:tcW w:type="pct" w:w="28%"/>
+            <w:tcW w:type="dxa" w:w="2732"/>
             <w:tcBorders>
               <w:top w:val="single" w:color="1B1F23" w:sz="4"/>
               <w:left w:val="single" w:color="1B1F23" w:sz="4"/>
@@ -263,7 +264,7 @@
         </w:tc>
         <w:tc>
           <w:tcPr>
-            <w:tcW w:type="pct" w:w="72%"/>
+            <w:tcW w:type="dxa" w:w="7024"/>
             <w:tcBorders>
               <w:top w:val="single" w:color="1B1F23" w:sz="4"/>
               <w:left w:val="single" w:color="1B1F23" w:sz="4"/>
@@ -295,7 +296,7 @@
       <w:tr>
         <w:tc>
           <w:tcPr>
-            <w:tcW w:type="pct" w:w="28%"/>
+            <w:tcW w:type="dxa" w:w="2732"/>
             <w:tcBorders>
               <w:top w:val="single" w:color="1B1F23" w:sz="4"/>
               <w:left w:val="single" w:color="1B1F23" w:sz="4"/>
@@ -328,7 +329,7 @@
         </w:tc>
         <w:tc>
           <w:tcPr>
-            <w:tcW w:type="pct" w:w="72%"/>
+            <w:tcW w:type="dxa" w:w="7024"/>
             <w:tcBorders>
               <w:top w:val="single" w:color="1B1F23" w:sz="4"/>
               <w:left w:val="single" w:color="1B1F23" w:sz="4"/>
@@ -360,7 +361,7 @@
       <w:tr>
         <w:tc>
           <w:tcPr>
-            <w:tcW w:type="pct" w:w="28%"/>
+            <w:tcW w:type="dxa" w:w="2732"/>
             <w:tcBorders>
               <w:top w:val="single" w:color="1B1F23" w:sz="4"/>
               <w:left w:val="single" w:color="1B1F23" w:sz="4"/>
@@ -393,7 +394,7 @@
         </w:tc>
         <w:tc>
           <w:tcPr>
-            <w:tcW w:type="pct" w:w="72%"/>
+            <w:tcW w:type="dxa" w:w="7024"/>
             <w:tcBorders>
               <w:top w:val="single" w:color="1B1F23" w:sz="4"/>
               <w:left w:val="single" w:color="1B1F23" w:sz="4"/>
@@ -425,7 +426,7 @@
       <w:tr>
         <w:tc>
           <w:tcPr>
-            <w:tcW w:type="pct" w:w="28%"/>
+            <w:tcW w:type="dxa" w:w="2732"/>
             <w:tcBorders>
               <w:top w:val="single" w:color="1B1F23" w:sz="4"/>
               <w:left w:val="single" w:color="1B1F23" w:sz="4"/>
@@ -458,7 +459,7 @@
         </w:tc>
         <w:tc>
           <w:tcPr>
-            <w:tcW w:type="pct" w:w="72%"/>
+            <w:tcW w:type="dxa" w:w="7024"/>
             <w:tcBorders>
               <w:top w:val="single" w:color="1B1F23" w:sz="4"/>
               <w:left w:val="single" w:color="1B1F23" w:sz="4"/>
@@ -749,14 +750,15 @@
           <w:insideH w:val="single" w:color="auto" w:sz="4"/>
           <w:insideV w:val="single" w:color="auto" w:sz="4"/>
         </w:tblBorders>
+        <w:tblLayout w:type="fixed"/>
       </w:tblPr>
       <w:tblGrid>
-        <w:gridCol w:w="100"/>
-        <w:gridCol w:w="100"/>
-        <w:gridCol w:w="100"/>
-        <w:gridCol w:w="100"/>
-        <w:gridCol w:w="100"/>
-        <w:gridCol w:w="100"/>
+        <w:gridCol w:w="1561"/>
+        <w:gridCol w:w="1366"/>
+        <w:gridCol w:w="1366"/>
+        <w:gridCol w:w="1756"/>
+        <w:gridCol w:w="1366"/>
+        <w:gridCol w:w="2341"/>
       </w:tblGrid>
       <w:tr>
         <w:trPr>
@@ -764,7 +766,7 @@
         </w:trPr>
         <w:tc>
           <w:tcPr>
-            <w:tcW w:type="pct" w:w="16%"/>
+            <w:tcW w:type="dxa" w:w="1561"/>
             <w:shd w:fill="E7EDF1" w:color="auto" w:val="clear"/>
             <w:tcMar>
               <w:top w:type="dxa" w:w="30"/>
@@ -791,7 +793,7 @@
         </w:tc>
         <w:tc>
           <w:tcPr>
-            <w:tcW w:type="pct" w:w="14%"/>
+            <w:tcW w:type="dxa" w:w="1366"/>
             <w:shd w:fill="E7EDF1" w:color="auto" w:val="clear"/>
             <w:tcMar>
               <w:top w:type="dxa" w:w="30"/>
@@ -818,7 +820,7 @@
         </w:tc>
         <w:tc>
           <w:tcPr>
-            <w:tcW w:type="pct" w:w="14%"/>
+            <w:tcW w:type="dxa" w:w="1366"/>
             <w:shd w:fill="E7EDF1" w:color="auto" w:val="clear"/>
             <w:tcMar>
               <w:top w:type="dxa" w:w="30"/>
@@ -845,7 +847,7 @@
         </w:tc>
         <w:tc>
           <w:tcPr>
-            <w:tcW w:type="pct" w:w="18%"/>
+            <w:tcW w:type="dxa" w:w="1756"/>
             <w:shd w:fill="E7EDF1" w:color="auto" w:val="clear"/>
             <w:tcMar>
               <w:top w:type="dxa" w:w="30"/>
@@ -872,7 +874,7 @@
         </w:tc>
         <w:tc>
           <w:tcPr>
-            <w:tcW w:type="pct" w:w="14%"/>
+            <w:tcW w:type="dxa" w:w="1366"/>
             <w:shd w:fill="E7EDF1" w:color="auto" w:val="clear"/>
             <w:tcMar>
               <w:top w:type="dxa" w:w="30"/>
@@ -899,7 +901,7 @@
         </w:tc>
         <w:tc>
           <w:tcPr>
-            <w:tcW w:type="pct" w:w="24%"/>
+            <w:tcW w:type="dxa" w:w="2341"/>
             <w:shd w:fill="E7EDF1" w:color="auto" w:val="clear"/>
             <w:tcMar>
               <w:top w:type="dxa" w:w="30"/>
@@ -931,7 +933,7 @@
         </w:trPr>
         <w:tc>
           <w:tcPr>
-            <w:tcW w:type="pct" w:w="16%"/>
+            <w:tcW w:type="dxa" w:w="1561"/>
             <w:tcMar>
               <w:top w:type="dxa" w:w="30"/>
               <w:left w:type="dxa" w:w="70"/>
@@ -955,7 +957,7 @@
         </w:tc>
         <w:tc>
           <w:tcPr>
-            <w:tcW w:type="pct" w:w="14%"/>
+            <w:tcW w:type="dxa" w:w="1366"/>
             <w:tcMar>
               <w:top w:type="dxa" w:w="30"/>
               <w:left w:type="dxa" w:w="70"/>
@@ -979,7 +981,7 @@
         </w:tc>
         <w:tc>
           <w:tcPr>
-            <w:tcW w:type="pct" w:w="14%"/>
+            <w:tcW w:type="dxa" w:w="1366"/>
             <w:tcMar>
               <w:top w:type="dxa" w:w="30"/>
               <w:left w:type="dxa" w:w="70"/>
@@ -1003,7 +1005,7 @@
         </w:tc>
         <w:tc>
           <w:tcPr>
-            <w:tcW w:type="pct" w:w="18%"/>
+            <w:tcW w:type="dxa" w:w="1756"/>
             <w:tcMar>
               <w:top w:type="dxa" w:w="30"/>
               <w:left w:type="dxa" w:w="70"/>
@@ -1027,7 +1029,7 @@
         </w:tc>
         <w:tc>
           <w:tcPr>
-            <w:tcW w:type="pct" w:w="14%"/>
+            <w:tcW w:type="dxa" w:w="1366"/>
             <w:tcMar>
               <w:top w:type="dxa" w:w="30"/>
               <w:left w:type="dxa" w:w="70"/>
@@ -1051,7 +1053,7 @@
         </w:tc>
         <w:tc>
           <w:tcPr>
-            <w:tcW w:type="pct" w:w="24%"/>
+            <w:tcW w:type="dxa" w:w="2341"/>
             <w:tcMar>
               <w:top w:type="dxa" w:w="30"/>
               <w:left w:type="dxa" w:w="70"/>
@@ -1080,7 +1082,7 @@
         </w:trPr>
         <w:tc>
           <w:tcPr>
-            <w:tcW w:type="pct" w:w="16%"/>
+            <w:tcW w:type="dxa" w:w="1561"/>
             <w:tcMar>
               <w:top w:type="dxa" w:w="30"/>
               <w:left w:type="dxa" w:w="70"/>
@@ -1104,7 +1106,7 @@
         </w:tc>
         <w:tc>
           <w:tcPr>
-            <w:tcW w:type="pct" w:w="14%"/>
+            <w:tcW w:type="dxa" w:w="1366"/>
             <w:tcMar>
               <w:top w:type="dxa" w:w="30"/>
               <w:left w:type="dxa" w:w="70"/>
@@ -1128,7 +1130,7 @@
         </w:tc>
         <w:tc>
           <w:tcPr>
-            <w:tcW w:type="pct" w:w="14%"/>
+            <w:tcW w:type="dxa" w:w="1366"/>
             <w:tcMar>
               <w:top w:type="dxa" w:w="30"/>
               <w:left w:type="dxa" w:w="70"/>
@@ -1152,7 +1154,7 @@
         </w:tc>
         <w:tc>
           <w:tcPr>
-            <w:tcW w:type="pct" w:w="18%"/>
+            <w:tcW w:type="dxa" w:w="1756"/>
             <w:tcMar>
               <w:top w:type="dxa" w:w="30"/>
               <w:left w:type="dxa" w:w="70"/>
@@ -1176,7 +1178,7 @@
         </w:tc>
         <w:tc>
           <w:tcPr>
-            <w:tcW w:type="pct" w:w="14%"/>
+            <w:tcW w:type="dxa" w:w="1366"/>
             <w:tcMar>
               <w:top w:type="dxa" w:w="30"/>
               <w:left w:type="dxa" w:w="70"/>
@@ -1200,7 +1202,7 @@
         </w:tc>
         <w:tc>
           <w:tcPr>
-            <w:tcW w:type="pct" w:w="24%"/>
+            <w:tcW w:type="dxa" w:w="2341"/>
             <w:tcMar>
               <w:top w:type="dxa" w:w="30"/>
               <w:left w:type="dxa" w:w="70"/>
@@ -1229,7 +1231,7 @@
         </w:trPr>
         <w:tc>
           <w:tcPr>
-            <w:tcW w:type="pct" w:w="16%"/>
+            <w:tcW w:type="dxa" w:w="1561"/>
             <w:tcMar>
               <w:top w:type="dxa" w:w="30"/>
               <w:left w:type="dxa" w:w="70"/>
@@ -1253,7 +1255,7 @@
         </w:tc>
         <w:tc>
           <w:tcPr>
-            <w:tcW w:type="pct" w:w="14%"/>
+            <w:tcW w:type="dxa" w:w="1366"/>
             <w:tcMar>
               <w:top w:type="dxa" w:w="30"/>
               <w:left w:type="dxa" w:w="70"/>
@@ -1277,7 +1279,7 @@
         </w:tc>
         <w:tc>
           <w:tcPr>
-            <w:tcW w:type="pct" w:w="14%"/>
+            <w:tcW w:type="dxa" w:w="1366"/>
             <w:tcMar>
               <w:top w:type="dxa" w:w="30"/>
               <w:left w:type="dxa" w:w="70"/>
@@ -1301,7 +1303,7 @@
         </w:tc>
         <w:tc>
           <w:tcPr>
-            <w:tcW w:type="pct" w:w="18%"/>
+            <w:tcW w:type="dxa" w:w="1756"/>
             <w:tcMar>
               <w:top w:type="dxa" w:w="30"/>
               <w:left w:type="dxa" w:w="70"/>
@@ -1325,7 +1327,7 @@
         </w:tc>
         <w:tc>
           <w:tcPr>
-            <w:tcW w:type="pct" w:w="14%"/>
+            <w:tcW w:type="dxa" w:w="1366"/>
             <w:tcMar>
               <w:top w:type="dxa" w:w="30"/>
               <w:left w:type="dxa" w:w="70"/>
@@ -1349,7 +1351,7 @@
         </w:tc>
         <w:tc>
           <w:tcPr>
-            <w:tcW w:type="pct" w:w="24%"/>
+            <w:tcW w:type="dxa" w:w="2341"/>
             <w:tcMar>
               <w:top w:type="dxa" w:w="30"/>
               <w:left w:type="dxa" w:w="70"/>
@@ -1378,7 +1380,7 @@
         </w:trPr>
         <w:tc>
           <w:tcPr>
-            <w:tcW w:type="pct" w:w="16%"/>
+            <w:tcW w:type="dxa" w:w="1561"/>
             <w:tcMar>
               <w:top w:type="dxa" w:w="30"/>
               <w:left w:type="dxa" w:w="70"/>
@@ -1402,7 +1404,7 @@
         </w:tc>
         <w:tc>
           <w:tcPr>
-            <w:tcW w:type="pct" w:w="14%"/>
+            <w:tcW w:type="dxa" w:w="1366"/>
             <w:tcMar>
               <w:top w:type="dxa" w:w="30"/>
               <w:left w:type="dxa" w:w="70"/>
@@ -1426,7 +1428,7 @@
         </w:tc>
         <w:tc>
           <w:tcPr>
-            <w:tcW w:type="pct" w:w="14%"/>
+            <w:tcW w:type="dxa" w:w="1366"/>
             <w:tcMar>
               <w:top w:type="dxa" w:w="30"/>
               <w:left w:type="dxa" w:w="70"/>
@@ -1450,7 +1452,7 @@
         </w:tc>
         <w:tc>
           <w:tcPr>
-            <w:tcW w:type="pct" w:w="18%"/>
+            <w:tcW w:type="dxa" w:w="1756"/>
             <w:tcMar>
               <w:top w:type="dxa" w:w="30"/>
               <w:left w:type="dxa" w:w="70"/>
@@ -1474,7 +1476,7 @@
         </w:tc>
         <w:tc>
           <w:tcPr>
-            <w:tcW w:type="pct" w:w="14%"/>
+            <w:tcW w:type="dxa" w:w="1366"/>
             <w:tcMar>
               <w:top w:type="dxa" w:w="30"/>
               <w:left w:type="dxa" w:w="70"/>
@@ -1498,7 +1500,7 @@
         </w:tc>
         <w:tc>
           <w:tcPr>
-            <w:tcW w:type="pct" w:w="24%"/>
+            <w:tcW w:type="dxa" w:w="2341"/>
             <w:tcMar>
               <w:top w:type="dxa" w:w="30"/>
               <w:left w:type="dxa" w:w="70"/>
@@ -1527,7 +1529,7 @@
         </w:trPr>
         <w:tc>
           <w:tcPr>
-            <w:tcW w:type="pct" w:w="16%"/>
+            <w:tcW w:type="dxa" w:w="1561"/>
             <w:tcMar>
               <w:top w:type="dxa" w:w="30"/>
               <w:left w:type="dxa" w:w="70"/>
@@ -1551,7 +1553,7 @@
         </w:tc>
         <w:tc>
           <w:tcPr>
-            <w:tcW w:type="pct" w:w="14%"/>
+            <w:tcW w:type="dxa" w:w="1366"/>
             <w:tcMar>
               <w:top w:type="dxa" w:w="30"/>
               <w:left w:type="dxa" w:w="70"/>
@@ -1575,7 +1577,7 @@
         </w:tc>
         <w:tc>
           <w:tcPr>
-            <w:tcW w:type="pct" w:w="14%"/>
+            <w:tcW w:type="dxa" w:w="1366"/>
             <w:tcMar>
               <w:top w:type="dxa" w:w="30"/>
               <w:left w:type="dxa" w:w="70"/>
@@ -1599,7 +1601,7 @@
         </w:tc>
         <w:tc>
           <w:tcPr>
-            <w:tcW w:type="pct" w:w="18%"/>
+            <w:tcW w:type="dxa" w:w="1756"/>
             <w:tcMar>
               <w:top w:type="dxa" w:w="30"/>
               <w:left w:type="dxa" w:w="70"/>
@@ -1623,7 +1625,7 @@
         </w:tc>
         <w:tc>
           <w:tcPr>
-            <w:tcW w:type="pct" w:w="14%"/>
+            <w:tcW w:type="dxa" w:w="1366"/>
             <w:tcMar>
               <w:top w:type="dxa" w:w="30"/>
               <w:left w:type="dxa" w:w="70"/>
@@ -1647,7 +1649,7 @@
         </w:tc>
         <w:tc>
           <w:tcPr>
-            <w:tcW w:type="pct" w:w="24%"/>
+            <w:tcW w:type="dxa" w:w="2341"/>
             <w:tcMar>
               <w:top w:type="dxa" w:w="30"/>
               <w:left w:type="dxa" w:w="70"/>
@@ -1676,7 +1678,7 @@
         </w:trPr>
         <w:tc>
           <w:tcPr>
-            <w:tcW w:type="pct" w:w="16%"/>
+            <w:tcW w:type="dxa" w:w="1561"/>
             <w:tcMar>
               <w:top w:type="dxa" w:w="30"/>
               <w:left w:type="dxa" w:w="70"/>
@@ -1700,7 +1702,7 @@
         </w:tc>
         <w:tc>
           <w:tcPr>
-            <w:tcW w:type="pct" w:w="14%"/>
+            <w:tcW w:type="dxa" w:w="1366"/>
             <w:tcMar>
               <w:top w:type="dxa" w:w="30"/>
               <w:left w:type="dxa" w:w="70"/>
@@ -1724,7 +1726,7 @@
         </w:tc>
         <w:tc>
           <w:tcPr>
-            <w:tcW w:type="pct" w:w="14%"/>
+            <w:tcW w:type="dxa" w:w="1366"/>
             <w:tcMar>
               <w:top w:type="dxa" w:w="30"/>
               <w:left w:type="dxa" w:w="70"/>
@@ -1748,7 +1750,7 @@
         </w:tc>
         <w:tc>
           <w:tcPr>
-            <w:tcW w:type="pct" w:w="18%"/>
+            <w:tcW w:type="dxa" w:w="1756"/>
             <w:tcMar>
               <w:top w:type="dxa" w:w="30"/>
               <w:left w:type="dxa" w:w="70"/>
@@ -1772,7 +1774,7 @@
         </w:tc>
         <w:tc>
           <w:tcPr>
-            <w:tcW w:type="pct" w:w="14%"/>
+            <w:tcW w:type="dxa" w:w="1366"/>
             <w:tcMar>
               <w:top w:type="dxa" w:w="30"/>
               <w:left w:type="dxa" w:w="70"/>
@@ -1796,7 +1798,7 @@
         </w:tc>
         <w:tc>
           <w:tcPr>
-            <w:tcW w:type="pct" w:w="24%"/>
+            <w:tcW w:type="dxa" w:w="2341"/>
             <w:tcMar>
               <w:top w:type="dxa" w:w="30"/>
               <w:left w:type="dxa" w:w="70"/>
@@ -1825,7 +1827,7 @@
         </w:trPr>
         <w:tc>
           <w:tcPr>
-            <w:tcW w:type="pct" w:w="16%"/>
+            <w:tcW w:type="dxa" w:w="1561"/>
             <w:tcMar>
               <w:top w:type="dxa" w:w="30"/>
               <w:left w:type="dxa" w:w="70"/>
@@ -1849,7 +1851,7 @@
         </w:tc>
         <w:tc>
           <w:tcPr>
-            <w:tcW w:type="pct" w:w="14%"/>
+            <w:tcW w:type="dxa" w:w="1366"/>
             <w:tcMar>
               <w:top w:type="dxa" w:w="30"/>
               <w:left w:type="dxa" w:w="70"/>
@@ -1873,7 +1875,7 @@
         </w:tc>
         <w:tc>
           <w:tcPr>
-            <w:tcW w:type="pct" w:w="14%"/>
+            <w:tcW w:type="dxa" w:w="1366"/>
             <w:tcMar>
               <w:top w:type="dxa" w:w="30"/>
               <w:left w:type="dxa" w:w="70"/>
@@ -1897,7 +1899,7 @@
         </w:tc>
         <w:tc>
           <w:tcPr>
-            <w:tcW w:type="pct" w:w="18%"/>
+            <w:tcW w:type="dxa" w:w="1756"/>
             <w:tcMar>
               <w:top w:type="dxa" w:w="30"/>
               <w:left w:type="dxa" w:w="70"/>
@@ -1921,7 +1923,7 @@
         </w:tc>
         <w:tc>
           <w:tcPr>
-            <w:tcW w:type="pct" w:w="14%"/>
+            <w:tcW w:type="dxa" w:w="1366"/>
             <w:tcMar>
               <w:top w:type="dxa" w:w="30"/>
               <w:left w:type="dxa" w:w="70"/>
@@ -1945,7 +1947,7 @@
         </w:tc>
         <w:tc>
           <w:tcPr>
-            <w:tcW w:type="pct" w:w="24%"/>
+            <w:tcW w:type="dxa" w:w="2341"/>
             <w:tcMar>
               <w:top w:type="dxa" w:w="30"/>
               <w:left w:type="dxa" w:w="70"/>
@@ -1974,7 +1976,7 @@
         </w:trPr>
         <w:tc>
           <w:tcPr>
-            <w:tcW w:type="pct" w:w="16%"/>
+            <w:tcW w:type="dxa" w:w="1561"/>
             <w:tcMar>
               <w:top w:type="dxa" w:w="30"/>
               <w:left w:type="dxa" w:w="70"/>
@@ -1998,7 +2000,7 @@
         </w:tc>
         <w:tc>
           <w:tcPr>
-            <w:tcW w:type="pct" w:w="14%"/>
+            <w:tcW w:type="dxa" w:w="1366"/>
             <w:tcMar>
               <w:top w:type="dxa" w:w="30"/>
               <w:left w:type="dxa" w:w="70"/>
@@ -2022,7 +2024,7 @@
         </w:tc>
         <w:tc>
           <w:tcPr>
-            <w:tcW w:type="pct" w:w="14%"/>
+            <w:tcW w:type="dxa" w:w="1366"/>
             <w:tcMar>
               <w:top w:type="dxa" w:w="30"/>
               <w:left w:type="dxa" w:w="70"/>
@@ -2046,7 +2048,7 @@
         </w:tc>
         <w:tc>
           <w:tcPr>
-            <w:tcW w:type="pct" w:w="18%"/>
+            <w:tcW w:type="dxa" w:w="1756"/>
             <w:tcMar>
               <w:top w:type="dxa" w:w="30"/>
               <w:left w:type="dxa" w:w="70"/>
@@ -2070,7 +2072,7 @@
         </w:tc>
         <w:tc>
           <w:tcPr>
-            <w:tcW w:type="pct" w:w="14%"/>
+            <w:tcW w:type="dxa" w:w="1366"/>
             <w:tcMar>
               <w:top w:type="dxa" w:w="30"/>
               <w:left w:type="dxa" w:w="70"/>
@@ -2094,7 +2096,7 @@
         </w:tc>
         <w:tc>
           <w:tcPr>
-            <w:tcW w:type="pct" w:w="24%"/>
+            <w:tcW w:type="dxa" w:w="2341"/>
             <w:tcMar>
               <w:top w:type="dxa" w:w="30"/>
               <w:left w:type="dxa" w:w="70"/>
@@ -2123,7 +2125,7 @@
         </w:trPr>
         <w:tc>
           <w:tcPr>
-            <w:tcW w:type="pct" w:w="16%"/>
+            <w:tcW w:type="dxa" w:w="1561"/>
             <w:tcMar>
               <w:top w:type="dxa" w:w="30"/>
               <w:left w:type="dxa" w:w="70"/>
@@ -2147,7 +2149,7 @@
         </w:tc>
         <w:tc>
           <w:tcPr>
-            <w:tcW w:type="pct" w:w="14%"/>
+            <w:tcW w:type="dxa" w:w="1366"/>
             <w:tcMar>
               <w:top w:type="dxa" w:w="30"/>
               <w:left w:type="dxa" w:w="70"/>
@@ -2171,7 +2173,7 @@
         </w:tc>
         <w:tc>
           <w:tcPr>
-            <w:tcW w:type="pct" w:w="14%"/>
+            <w:tcW w:type="dxa" w:w="1366"/>
             <w:tcMar>
               <w:top w:type="dxa" w:w="30"/>
               <w:left w:type="dxa" w:w="70"/>
@@ -2195,7 +2197,7 @@
         </w:tc>
         <w:tc>
           <w:tcPr>
-            <w:tcW w:type="pct" w:w="18%"/>
+            <w:tcW w:type="dxa" w:w="1756"/>
             <w:tcMar>
               <w:top w:type="dxa" w:w="30"/>
               <w:left w:type="dxa" w:w="70"/>
@@ -2219,7 +2221,7 @@
         </w:tc>
         <w:tc>
           <w:tcPr>
-            <w:tcW w:type="pct" w:w="14%"/>
+            <w:tcW w:type="dxa" w:w="1366"/>
             <w:tcMar>
               <w:top w:type="dxa" w:w="30"/>
               <w:left w:type="dxa" w:w="70"/>
@@ -2243,7 +2245,7 @@
         </w:tc>
         <w:tc>
           <w:tcPr>
-            <w:tcW w:type="pct" w:w="24%"/>
+            <w:tcW w:type="dxa" w:w="2341"/>
             <w:tcMar>
               <w:top w:type="dxa" w:w="30"/>
               <w:left w:type="dxa" w:w="70"/>
@@ -2272,7 +2274,7 @@
         </w:trPr>
         <w:tc>
           <w:tcPr>
-            <w:tcW w:type="pct" w:w="16%"/>
+            <w:tcW w:type="dxa" w:w="1561"/>
             <w:tcMar>
               <w:top w:type="dxa" w:w="30"/>
               <w:left w:type="dxa" w:w="70"/>
@@ -2296,7 +2298,7 @@
         </w:tc>
         <w:tc>
           <w:tcPr>
-            <w:tcW w:type="pct" w:w="14%"/>
+            <w:tcW w:type="dxa" w:w="1366"/>
             <w:tcMar>
               <w:top w:type="dxa" w:w="30"/>
               <w:left w:type="dxa" w:w="70"/>
@@ -2320,7 +2322,7 @@
         </w:tc>
         <w:tc>
           <w:tcPr>
-            <w:tcW w:type="pct" w:w="14%"/>
+            <w:tcW w:type="dxa" w:w="1366"/>
             <w:tcMar>
               <w:top w:type="dxa" w:w="30"/>
               <w:left w:type="dxa" w:w="70"/>
@@ -2344,7 +2346,7 @@
         </w:tc>
         <w:tc>
           <w:tcPr>
-            <w:tcW w:type="pct" w:w="18%"/>
+            <w:tcW w:type="dxa" w:w="1756"/>
             <w:tcMar>
               <w:top w:type="dxa" w:w="30"/>
               <w:left w:type="dxa" w:w="70"/>
@@ -2368,7 +2370,7 @@
         </w:tc>
         <w:tc>
           <w:tcPr>
-            <w:tcW w:type="pct" w:w="14%"/>
+            <w:tcW w:type="dxa" w:w="1366"/>
             <w:tcMar>
               <w:top w:type="dxa" w:w="30"/>
               <w:left w:type="dxa" w:w="70"/>
@@ -2392,7 +2394,7 @@
         </w:tc>
         <w:tc>
           <w:tcPr>
-            <w:tcW w:type="pct" w:w="24%"/>
+            <w:tcW w:type="dxa" w:w="2341"/>
             <w:tcMar>
               <w:top w:type="dxa" w:w="30"/>
               <w:left w:type="dxa" w:w="70"/>
@@ -2448,12 +2450,13 @@
           <w:insideH w:val="single" w:color="auto" w:sz="4"/>
           <w:insideV w:val="single" w:color="auto" w:sz="4"/>
         </w:tblBorders>
+        <w:tblLayout w:type="fixed"/>
       </w:tblPr>
       <w:tblGrid>
-        <w:gridCol w:w="100"/>
-        <w:gridCol w:w="100"/>
-        <w:gridCol w:w="100"/>
-        <w:gridCol w:w="100"/>
+        <w:gridCol w:w="1756"/>
+        <w:gridCol w:w="1756"/>
+        <w:gridCol w:w="2732"/>
+        <w:gridCol w:w="3512"/>
       </w:tblGrid>
       <w:tr>
         <w:trPr>
@@ -2461,7 +2464,7 @@
         </w:trPr>
         <w:tc>
           <w:tcPr>
-            <w:tcW w:type="pct" w:w="18%"/>
+            <w:tcW w:type="dxa" w:w="1756"/>
             <w:shd w:fill="E7EDF1" w:color="auto" w:val="clear"/>
             <w:tcMar>
               <w:top w:type="dxa" w:w="30"/>
@@ -2488,7 +2491,7 @@
         </w:tc>
         <w:tc>
           <w:tcPr>
-            <w:tcW w:type="pct" w:w="18%"/>
+            <w:tcW w:type="dxa" w:w="1756"/>
             <w:shd w:fill="E7EDF1" w:color="auto" w:val="clear"/>
             <w:tcMar>
               <w:top w:type="dxa" w:w="30"/>
@@ -2515,7 +2518,7 @@
         </w:tc>
         <w:tc>
           <w:tcPr>
-            <w:tcW w:type="pct" w:w="28%"/>
+            <w:tcW w:type="dxa" w:w="2732"/>
             <w:shd w:fill="E7EDF1" w:color="auto" w:val="clear"/>
             <w:tcMar>
               <w:top w:type="dxa" w:w="30"/>
@@ -2542,7 +2545,7 @@
         </w:tc>
         <w:tc>
           <w:tcPr>
-            <w:tcW w:type="pct" w:w="36%"/>
+            <w:tcW w:type="dxa" w:w="3512"/>
             <w:shd w:fill="E7EDF1" w:color="auto" w:val="clear"/>
             <w:tcMar>
               <w:top w:type="dxa" w:w="30"/>
@@ -2574,7 +2577,7 @@
         </w:trPr>
         <w:tc>
           <w:tcPr>
-            <w:tcW w:type="pct" w:w="18%"/>
+            <w:tcW w:type="dxa" w:w="1756"/>
             <w:tcMar>
               <w:top w:type="dxa" w:w="30"/>
               <w:left w:type="dxa" w:w="70"/>
@@ -2598,7 +2601,7 @@
         </w:tc>
         <w:tc>
           <w:tcPr>
-            <w:tcW w:type="pct" w:w="18%"/>
+            <w:tcW w:type="dxa" w:w="1756"/>
             <w:tcMar>
               <w:top w:type="dxa" w:w="30"/>
               <w:left w:type="dxa" w:w="70"/>
@@ -2622,7 +2625,7 @@
         </w:tc>
         <w:tc>
           <w:tcPr>
-            <w:tcW w:type="pct" w:w="28%"/>
+            <w:tcW w:type="dxa" w:w="2732"/>
             <w:tcMar>
               <w:top w:type="dxa" w:w="30"/>
               <w:left w:type="dxa" w:w="70"/>
@@ -2646,7 +2649,7 @@
         </w:tc>
         <w:tc>
           <w:tcPr>
-            <w:tcW w:type="pct" w:w="36%"/>
+            <w:tcW w:type="dxa" w:w="3512"/>
             <w:tcMar>
               <w:top w:type="dxa" w:w="30"/>
               <w:left w:type="dxa" w:w="70"/>
@@ -2675,7 +2678,7 @@
         </w:trPr>
         <w:tc>
           <w:tcPr>
-            <w:tcW w:type="pct" w:w="18%"/>
+            <w:tcW w:type="dxa" w:w="1756"/>
             <w:tcMar>
               <w:top w:type="dxa" w:w="30"/>
               <w:left w:type="dxa" w:w="70"/>
@@ -2699,7 +2702,7 @@
         </w:tc>
         <w:tc>
           <w:tcPr>
-            <w:tcW w:type="pct" w:w="18%"/>
+            <w:tcW w:type="dxa" w:w="1756"/>
             <w:tcMar>
               <w:top w:type="dxa" w:w="30"/>
               <w:left w:type="dxa" w:w="70"/>
@@ -2723,7 +2726,7 @@
         </w:tc>
         <w:tc>
           <w:tcPr>
-            <w:tcW w:type="pct" w:w="28%"/>
+            <w:tcW w:type="dxa" w:w="2732"/>
             <w:tcMar>
               <w:top w:type="dxa" w:w="30"/>
               <w:left w:type="dxa" w:w="70"/>
@@ -2747,7 +2750,7 @@
         </w:tc>
         <w:tc>
           <w:tcPr>
-            <w:tcW w:type="pct" w:w="36%"/>
+            <w:tcW w:type="dxa" w:w="3512"/>
             <w:tcMar>
               <w:top w:type="dxa" w:w="30"/>
               <w:left w:type="dxa" w:w="70"/>
@@ -2776,7 +2779,7 @@
         </w:trPr>
         <w:tc>
           <w:tcPr>
-            <w:tcW w:type="pct" w:w="18%"/>
+            <w:tcW w:type="dxa" w:w="1756"/>
             <w:tcMar>
               <w:top w:type="dxa" w:w="30"/>
               <w:left w:type="dxa" w:w="70"/>
@@ -2800,7 +2803,7 @@
         </w:tc>
         <w:tc>
           <w:tcPr>
-            <w:tcW w:type="pct" w:w="18%"/>
+            <w:tcW w:type="dxa" w:w="1756"/>
             <w:tcMar>
               <w:top w:type="dxa" w:w="30"/>
               <w:left w:type="dxa" w:w="70"/>
@@ -2824,7 +2827,7 @@
         </w:tc>
         <w:tc>
           <w:tcPr>
-            <w:tcW w:type="pct" w:w="28%"/>
+            <w:tcW w:type="dxa" w:w="2732"/>
             <w:tcMar>
               <w:top w:type="dxa" w:w="30"/>
               <w:left w:type="dxa" w:w="70"/>
@@ -2848,7 +2851,7 @@
         </w:tc>
         <w:tc>
           <w:tcPr>
-            <w:tcW w:type="pct" w:w="36%"/>
+            <w:tcW w:type="dxa" w:w="3512"/>
             <w:tcMar>
               <w:top w:type="dxa" w:w="30"/>
               <w:left w:type="dxa" w:w="70"/>
@@ -2877,7 +2880,7 @@
         </w:trPr>
         <w:tc>
           <w:tcPr>
-            <w:tcW w:type="pct" w:w="18%"/>
+            <w:tcW w:type="dxa" w:w="1756"/>
             <w:tcMar>
               <w:top w:type="dxa" w:w="30"/>
               <w:left w:type="dxa" w:w="70"/>
@@ -2901,7 +2904,7 @@
         </w:tc>
         <w:tc>
           <w:tcPr>
-            <w:tcW w:type="pct" w:w="18%"/>
+            <w:tcW w:type="dxa" w:w="1756"/>
             <w:tcMar>
               <w:top w:type="dxa" w:w="30"/>
               <w:left w:type="dxa" w:w="70"/>
@@ -2925,7 +2928,7 @@
         </w:tc>
         <w:tc>
           <w:tcPr>
-            <w:tcW w:type="pct" w:w="28%"/>
+            <w:tcW w:type="dxa" w:w="2732"/>
             <w:tcMar>
               <w:top w:type="dxa" w:w="30"/>
               <w:left w:type="dxa" w:w="70"/>
@@ -2949,7 +2952,7 @@
         </w:tc>
         <w:tc>
           <w:tcPr>
-            <w:tcW w:type="pct" w:w="36%"/>
+            <w:tcW w:type="dxa" w:w="3512"/>
             <w:tcMar>
               <w:top w:type="dxa" w:w="30"/>
               <w:left w:type="dxa" w:w="70"/>
@@ -2978,7 +2981,7 @@
         </w:trPr>
         <w:tc>
           <w:tcPr>
-            <w:tcW w:type="pct" w:w="18%"/>
+            <w:tcW w:type="dxa" w:w="1756"/>
             <w:tcMar>
               <w:top w:type="dxa" w:w="30"/>
               <w:left w:type="dxa" w:w="70"/>
@@ -3002,7 +3005,7 @@
         </w:tc>
         <w:tc>
           <w:tcPr>
-            <w:tcW w:type="pct" w:w="18%"/>
+            <w:tcW w:type="dxa" w:w="1756"/>
             <w:tcMar>
               <w:top w:type="dxa" w:w="30"/>
               <w:left w:type="dxa" w:w="70"/>
@@ -3026,7 +3029,7 @@
         </w:tc>
         <w:tc>
           <w:tcPr>
-            <w:tcW w:type="pct" w:w="28%"/>
+            <w:tcW w:type="dxa" w:w="2732"/>
             <w:tcMar>
               <w:top w:type="dxa" w:w="30"/>
               <w:left w:type="dxa" w:w="70"/>
@@ -3050,7 +3053,7 @@
         </w:tc>
         <w:tc>
           <w:tcPr>
-            <w:tcW w:type="pct" w:w="36%"/>
+            <w:tcW w:type="dxa" w:w="3512"/>
             <w:tcMar>
               <w:top w:type="dxa" w:w="30"/>
               <w:left w:type="dxa" w:w="70"/>
@@ -3200,12 +3203,13 @@
           <w:insideH w:val="single" w:color="auto" w:sz="4"/>
           <w:insideV w:val="single" w:color="auto" w:sz="4"/>
         </w:tblBorders>
+        <w:tblLayout w:type="fixed"/>
       </w:tblPr>
       <w:tblGrid>
-        <w:gridCol w:w="100"/>
-        <w:gridCol w:w="100"/>
-        <w:gridCol w:w="100"/>
-        <w:gridCol w:w="100"/>
+        <w:gridCol w:w="2537"/>
+        <w:gridCol w:w="2537"/>
+        <w:gridCol w:w="1561"/>
+        <w:gridCol w:w="3122"/>
       </w:tblGrid>
       <w:tr>
         <w:trPr>
@@ -3213,7 +3217,7 @@
         </w:trPr>
         <w:tc>
           <w:tcPr>
-            <w:tcW w:type="pct" w:w="26%"/>
+            <w:tcW w:type="dxa" w:w="2537"/>
             <w:shd w:fill="E7EDF1" w:color="auto" w:val="clear"/>
             <w:tcMar>
               <w:top w:type="dxa" w:w="30"/>
@@ -3240,7 +3244,7 @@
         </w:tc>
         <w:tc>
           <w:tcPr>
-            <w:tcW w:type="pct" w:w="26%"/>
+            <w:tcW w:type="dxa" w:w="2537"/>
             <w:shd w:fill="E7EDF1" w:color="auto" w:val="clear"/>
             <w:tcMar>
               <w:top w:type="dxa" w:w="30"/>
@@ -3267,7 +3271,7 @@
         </w:tc>
         <w:tc>
           <w:tcPr>
-            <w:tcW w:type="pct" w:w="16%"/>
+            <w:tcW w:type="dxa" w:w="1561"/>
             <w:shd w:fill="E7EDF1" w:color="auto" w:val="clear"/>
             <w:tcMar>
               <w:top w:type="dxa" w:w="30"/>
@@ -3294,7 +3298,7 @@
         </w:tc>
         <w:tc>
           <w:tcPr>
-            <w:tcW w:type="pct" w:w="32%"/>
+            <w:tcW w:type="dxa" w:w="3122"/>
             <w:shd w:fill="E7EDF1" w:color="auto" w:val="clear"/>
             <w:tcMar>
               <w:top w:type="dxa" w:w="30"/>
@@ -3326,7 +3330,7 @@
         </w:trPr>
         <w:tc>
           <w:tcPr>
-            <w:tcW w:type="pct" w:w="26%"/>
+            <w:tcW w:type="dxa" w:w="2537"/>
             <w:tcMar>
               <w:top w:type="dxa" w:w="30"/>
               <w:left w:type="dxa" w:w="70"/>
@@ -3350,7 +3354,7 @@
         </w:tc>
         <w:tc>
           <w:tcPr>
-            <w:tcW w:type="pct" w:w="26%"/>
+            <w:tcW w:type="dxa" w:w="2537"/>
             <w:tcMar>
               <w:top w:type="dxa" w:w="30"/>
               <w:left w:type="dxa" w:w="70"/>
@@ -3374,7 +3378,7 @@
         </w:tc>
         <w:tc>
           <w:tcPr>
-            <w:tcW w:type="pct" w:w="16%"/>
+            <w:tcW w:type="dxa" w:w="1561"/>
             <w:tcMar>
               <w:top w:type="dxa" w:w="30"/>
               <w:left w:type="dxa" w:w="70"/>
@@ -3398,7 +3402,7 @@
         </w:tc>
         <w:tc>
           <w:tcPr>
-            <w:tcW w:type="pct" w:w="32%"/>
+            <w:tcW w:type="dxa" w:w="3122"/>
             <w:tcMar>
               <w:top w:type="dxa" w:w="30"/>
               <w:left w:type="dxa" w:w="70"/>
@@ -3592,17 +3596,18 @@
           <w:insideH w:val="none" w:color="FFFFFF" w:sz="0"/>
           <w:insideV w:val="none" w:color="FFFFFF" w:sz="0"/>
         </w:tblBorders>
+        <w:tblLayout w:type="fixed"/>
       </w:tblPr>
       <w:tblGrid>
-        <w:gridCol w:w="100"/>
-        <w:gridCol w:w="100"/>
-        <w:gridCol w:w="100"/>
-        <w:gridCol w:w="100"/>
+        <w:gridCol w:w="1268"/>
+        <w:gridCol w:w="3610"/>
+        <w:gridCol w:w="1463"/>
+        <w:gridCol w:w="3415"/>
       </w:tblGrid>
       <w:tr>
         <w:tc>
           <w:tcPr>
-            <w:tcW w:type="pct" w:w="13%"/>
+            <w:tcW w:type="dxa" w:w="1268"/>
             <w:tcBorders>
               <w:top w:val="none" w:color="FFFFFF" w:sz="0"/>
               <w:left w:val="none" w:color="FFFFFF" w:sz="0"/>
@@ -3635,7 +3640,7 @@
         </w:tc>
         <w:tc>
           <w:tcPr>
-            <w:tcW w:type="pct" w:w="37%"/>
+            <w:tcW w:type="dxa" w:w="3610"/>
             <w:tcBorders>
               <w:top w:val="none" w:color="FFFFFF" w:sz="0"/>
               <w:left w:val="none" w:color="FFFFFF" w:sz="0"/>
@@ -3665,7 +3670,7 @@
         </w:tc>
         <w:tc>
           <w:tcPr>
-            <w:tcW w:type="pct" w:w="15%"/>
+            <w:tcW w:type="dxa" w:w="1463"/>
             <w:tcBorders>
               <w:top w:val="none" w:color="FFFFFF" w:sz="0"/>
               <w:left w:val="none" w:color="FFFFFF" w:sz="0"/>
@@ -3698,7 +3703,7 @@
         </w:tc>
         <w:tc>
           <w:tcPr>
-            <w:tcW w:type="pct" w:w="35%"/>
+            <w:tcW w:type="dxa" w:w="3415"/>
             <w:tcBorders>
               <w:top w:val="none" w:color="FFFFFF" w:sz="0"/>
               <w:left w:val="none" w:color="FFFFFF" w:sz="0"/>
@@ -3730,7 +3735,7 @@
       <w:tr>
         <w:tc>
           <w:tcPr>
-            <w:tcW w:type="pct" w:w="13%"/>
+            <w:tcW w:type="dxa" w:w="1268"/>
             <w:tcBorders>
               <w:top w:val="none" w:color="FFFFFF" w:sz="0"/>
               <w:left w:val="none" w:color="FFFFFF" w:sz="0"/>
@@ -3763,7 +3768,7 @@
         </w:tc>
         <w:tc>
           <w:tcPr>
-            <w:tcW w:type="pct" w:w="37%"/>
+            <w:tcW w:type="dxa" w:w="3610"/>
             <w:tcBorders>
               <w:top w:val="none" w:color="FFFFFF" w:sz="0"/>
               <w:left w:val="none" w:color="FFFFFF" w:sz="0"/>
@@ -3793,7 +3798,7 @@
         </w:tc>
         <w:tc>
           <w:tcPr>
-            <w:tcW w:type="pct" w:w="15%"/>
+            <w:tcW w:type="dxa" w:w="1463"/>
             <w:tcBorders>
               <w:top w:val="none" w:color="FFFFFF" w:sz="0"/>
               <w:left w:val="none" w:color="FFFFFF" w:sz="0"/>
@@ -3826,7 +3831,7 @@
         </w:tc>
         <w:tc>
           <w:tcPr>
-            <w:tcW w:type="pct" w:w="35%"/>
+            <w:tcW w:type="dxa" w:w="3415"/>
             <w:tcBorders>
               <w:top w:val="none" w:color="FFFFFF" w:sz="0"/>
               <w:left w:val="none" w:color="FFFFFF" w:sz="0"/>
@@ -4040,13 +4045,14 @@
           <w:insideH w:val="single" w:color="auto" w:sz="4"/>
           <w:insideV w:val="single" w:color="auto" w:sz="4"/>
         </w:tblBorders>
+        <w:tblLayout w:type="fixed"/>
       </w:tblPr>
       <w:tblGrid>
-        <w:gridCol w:w="100"/>
-        <w:gridCol w:w="100"/>
-        <w:gridCol w:w="100"/>
-        <w:gridCol w:w="100"/>
-        <w:gridCol w:w="100"/>
+        <w:gridCol w:w="1561"/>
+        <w:gridCol w:w="2049"/>
+        <w:gridCol w:w="2049"/>
+        <w:gridCol w:w="2049"/>
+        <w:gridCol w:w="2049"/>
       </w:tblGrid>
       <w:tr>
         <w:trPr>
@@ -4054,7 +4060,7 @@
         </w:trPr>
         <w:tc>
           <w:tcPr>
-            <w:tcW w:type="pct" w:w="16%"/>
+            <w:tcW w:type="dxa" w:w="1561"/>
             <w:shd w:fill="E7EDF1" w:color="auto" w:val="clear"/>
             <w:tcMar>
               <w:top w:type="dxa" w:w="30"/>
@@ -4081,7 +4087,7 @@
         </w:tc>
         <w:tc>
           <w:tcPr>
-            <w:tcW w:type="pct" w:w="21%"/>
+            <w:tcW w:type="dxa" w:w="2049"/>
             <w:shd w:fill="E7EDF1" w:color="auto" w:val="clear"/>
             <w:tcMar>
               <w:top w:type="dxa" w:w="30"/>
@@ -4108,7 +4114,7 @@
         </w:tc>
         <w:tc>
           <w:tcPr>
-            <w:tcW w:type="pct" w:w="21%"/>
+            <w:tcW w:type="dxa" w:w="2049"/>
             <w:shd w:fill="E7EDF1" w:color="auto" w:val="clear"/>
             <w:tcMar>
               <w:top w:type="dxa" w:w="30"/>
@@ -4135,7 +4141,7 @@
         </w:tc>
         <w:tc>
           <w:tcPr>
-            <w:tcW w:type="pct" w:w="21%"/>
+            <w:tcW w:type="dxa" w:w="2049"/>
             <w:shd w:fill="E7EDF1" w:color="auto" w:val="clear"/>
             <w:tcMar>
               <w:top w:type="dxa" w:w="30"/>
@@ -4162,7 +4168,7 @@
         </w:tc>
         <w:tc>
           <w:tcPr>
-            <w:tcW w:type="pct" w:w="21%"/>
+            <w:tcW w:type="dxa" w:w="2049"/>
             <w:shd w:fill="E7EDF1" w:color="auto" w:val="clear"/>
             <w:tcMar>
               <w:top w:type="dxa" w:w="30"/>
@@ -4194,7 +4200,7 @@
         </w:trPr>
         <w:tc>
           <w:tcPr>
-            <w:tcW w:type="pct" w:w="16%"/>
+            <w:tcW w:type="dxa" w:w="1561"/>
             <w:tcMar>
               <w:top w:type="dxa" w:w="30"/>
               <w:left w:type="dxa" w:w="70"/>
@@ -4218,7 +4224,7 @@
         </w:tc>
         <w:tc>
           <w:tcPr>
-            <w:tcW w:type="pct" w:w="21%"/>
+            <w:tcW w:type="dxa" w:w="2049"/>
             <w:tcMar>
               <w:top w:type="dxa" w:w="30"/>
               <w:left w:type="dxa" w:w="70"/>
@@ -4242,7 +4248,7 @@
         </w:tc>
         <w:tc>
           <w:tcPr>
-            <w:tcW w:type="pct" w:w="21%"/>
+            <w:tcW w:type="dxa" w:w="2049"/>
             <w:tcMar>
               <w:top w:type="dxa" w:w="30"/>
               <w:left w:type="dxa" w:w="70"/>
@@ -4266,7 +4272,7 @@
         </w:tc>
         <w:tc>
           <w:tcPr>
-            <w:tcW w:type="pct" w:w="21%"/>
+            <w:tcW w:type="dxa" w:w="2049"/>
             <w:tcMar>
               <w:top w:type="dxa" w:w="30"/>
               <w:left w:type="dxa" w:w="70"/>
@@ -4290,7 +4296,7 @@
         </w:tc>
         <w:tc>
           <w:tcPr>
-            <w:tcW w:type="pct" w:w="21%"/>
+            <w:tcW w:type="dxa" w:w="2049"/>
             <w:tcMar>
               <w:top w:type="dxa" w:w="30"/>
               <w:left w:type="dxa" w:w="70"/>
@@ -4343,17 +4349,18 @@
           <w:insideH w:val="single" w:color="auto" w:sz="4"/>
           <w:insideV w:val="single" w:color="auto" w:sz="4"/>
         </w:tblBorders>
+        <w:tblLayout w:type="fixed"/>
       </w:tblPr>
       <w:tblGrid>
-        <w:gridCol w:w="100"/>
-        <w:gridCol w:w="100"/>
-        <w:gridCol w:w="100"/>
-        <w:gridCol w:w="100"/>
-        <w:gridCol w:w="100"/>
-        <w:gridCol w:w="100"/>
-        <w:gridCol w:w="100"/>
-        <w:gridCol w:w="100"/>
-        <w:gridCol w:w="100"/>
+        <w:gridCol w:w="1561"/>
+        <w:gridCol w:w="1024"/>
+        <w:gridCol w:w="1024"/>
+        <w:gridCol w:w="1024"/>
+        <w:gridCol w:w="1024"/>
+        <w:gridCol w:w="1024"/>
+        <w:gridCol w:w="1024"/>
+        <w:gridCol w:w="1024"/>
+        <w:gridCol w:w="1024"/>
       </w:tblGrid>
       <w:tr>
         <w:trPr>
@@ -4361,7 +4368,7 @@
         </w:trPr>
         <w:tc>
           <w:tcPr>
-            <w:tcW w:type="pct" w:w="16%"/>
+            <w:tcW w:type="dxa" w:w="1561"/>
             <w:shd w:fill="E7EDF1" w:color="auto" w:val="clear"/>
             <w:tcMar>
               <w:top w:type="dxa" w:w="30"/>
@@ -4388,7 +4395,7 @@
         </w:tc>
         <w:tc>
           <w:tcPr>
-            <w:tcW w:type="pct" w:w="10.5%"/>
+            <w:tcW w:type="dxa" w:w="1024"/>
             <w:shd w:fill="E7EDF1" w:color="auto" w:val="clear"/>
             <w:tcMar>
               <w:top w:type="dxa" w:w="30"/>
@@ -4415,7 +4422,7 @@
         </w:tc>
         <w:tc>
           <w:tcPr>
-            <w:tcW w:type="pct" w:w="10.5%"/>
+            <w:tcW w:type="dxa" w:w="1024"/>
             <w:shd w:fill="E7EDF1" w:color="auto" w:val="clear"/>
             <w:tcMar>
               <w:top w:type="dxa" w:w="30"/>
@@ -4442,7 +4449,7 @@
         </w:tc>
         <w:tc>
           <w:tcPr>
-            <w:tcW w:type="pct" w:w="10.5%"/>
+            <w:tcW w:type="dxa" w:w="1024"/>
             <w:shd w:fill="E7EDF1" w:color="auto" w:val="clear"/>
             <w:tcMar>
               <w:top w:type="dxa" w:w="30"/>
@@ -4469,7 +4476,7 @@
         </w:tc>
         <w:tc>
           <w:tcPr>
-            <w:tcW w:type="pct" w:w="10.5%"/>
+            <w:tcW w:type="dxa" w:w="1024"/>
             <w:shd w:fill="E7EDF1" w:color="auto" w:val="clear"/>
             <w:tcMar>
               <w:top w:type="dxa" w:w="30"/>
@@ -4496,7 +4503,7 @@
         </w:tc>
         <w:tc>
           <w:tcPr>
-            <w:tcW w:type="pct" w:w="10.5%"/>
+            <w:tcW w:type="dxa" w:w="1024"/>
             <w:shd w:fill="E7EDF1" w:color="auto" w:val="clear"/>
             <w:tcMar>
               <w:top w:type="dxa" w:w="30"/>
@@ -4523,7 +4530,7 @@
         </w:tc>
         <w:tc>
           <w:tcPr>
-            <w:tcW w:type="pct" w:w="10.5%"/>
+            <w:tcW w:type="dxa" w:w="1024"/>
             <w:shd w:fill="E7EDF1" w:color="auto" w:val="clear"/>
             <w:tcMar>
               <w:top w:type="dxa" w:w="30"/>
@@ -4550,7 +4557,7 @@
         </w:tc>
         <w:tc>
           <w:tcPr>
-            <w:tcW w:type="pct" w:w="10.5%"/>
+            <w:tcW w:type="dxa" w:w="1024"/>
             <w:shd w:fill="E7EDF1" w:color="auto" w:val="clear"/>
             <w:tcMar>
               <w:top w:type="dxa" w:w="30"/>
@@ -4577,7 +4584,7 @@
         </w:tc>
         <w:tc>
           <w:tcPr>
-            <w:tcW w:type="pct" w:w="10.5%"/>
+            <w:tcW w:type="dxa" w:w="1024"/>
             <w:shd w:fill="E7EDF1" w:color="auto" w:val="clear"/>
             <w:tcMar>
               <w:top w:type="dxa" w:w="30"/>
@@ -4609,7 +4616,7 @@
         </w:trPr>
         <w:tc>
           <w:tcPr>
-            <w:tcW w:type="pct" w:w="16%"/>
+            <w:tcW w:type="dxa" w:w="1561"/>
             <w:tcMar>
               <w:top w:type="dxa" w:w="30"/>
               <w:left w:type="dxa" w:w="70"/>
@@ -4633,7 +4640,7 @@
         </w:tc>
         <w:tc>
           <w:tcPr>
-            <w:tcW w:type="pct" w:w="10.5%"/>
+            <w:tcW w:type="dxa" w:w="1024"/>
             <w:tcMar>
               <w:top w:type="dxa" w:w="30"/>
               <w:left w:type="dxa" w:w="70"/>
@@ -4657,7 +4664,7 @@
         </w:tc>
         <w:tc>
           <w:tcPr>
-            <w:tcW w:type="pct" w:w="10.5%"/>
+            <w:tcW w:type="dxa" w:w="1024"/>
             <w:tcMar>
               <w:top w:type="dxa" w:w="30"/>
               <w:left w:type="dxa" w:w="70"/>
@@ -4681,7 +4688,7 @@
         </w:tc>
         <w:tc>
           <w:tcPr>
-            <w:tcW w:type="pct" w:w="10.5%"/>
+            <w:tcW w:type="dxa" w:w="1024"/>
             <w:tcMar>
               <w:top w:type="dxa" w:w="30"/>
               <w:left w:type="dxa" w:w="70"/>
@@ -4705,7 +4712,7 @@
         </w:tc>
         <w:tc>
           <w:tcPr>
-            <w:tcW w:type="pct" w:w="10.5%"/>
+            <w:tcW w:type="dxa" w:w="1024"/>
             <w:tcMar>
               <w:top w:type="dxa" w:w="30"/>
               <w:left w:type="dxa" w:w="70"/>
@@ -4729,7 +4736,7 @@
         </w:tc>
         <w:tc>
           <w:tcPr>
-            <w:tcW w:type="pct" w:w="10.5%"/>
+            <w:tcW w:type="dxa" w:w="1024"/>
             <w:tcMar>
               <w:top w:type="dxa" w:w="30"/>
               <w:left w:type="dxa" w:w="70"/>
@@ -4753,7 +4760,7 @@
         </w:tc>
         <w:tc>
           <w:tcPr>
-            <w:tcW w:type="pct" w:w="10.5%"/>
+            <w:tcW w:type="dxa" w:w="1024"/>
             <w:tcMar>
               <w:top w:type="dxa" w:w="30"/>
               <w:left w:type="dxa" w:w="70"/>
@@ -4777,7 +4784,7 @@
         </w:tc>
         <w:tc>
           <w:tcPr>
-            <w:tcW w:type="pct" w:w="10.5%"/>
+            <w:tcW w:type="dxa" w:w="1024"/>
             <w:tcMar>
               <w:top w:type="dxa" w:w="30"/>
               <w:left w:type="dxa" w:w="70"/>
@@ -4801,7 +4808,7 @@
         </w:tc>
         <w:tc>
           <w:tcPr>
-            <w:tcW w:type="pct" w:w="10.5%"/>
+            <w:tcW w:type="dxa" w:w="1024"/>
             <w:tcMar>
               <w:top w:type="dxa" w:w="30"/>
               <w:left w:type="dxa" w:w="70"/>
@@ -4950,14 +4957,15 @@
           <w:insideH w:val="single" w:color="auto" w:sz="4"/>
           <w:insideV w:val="single" w:color="auto" w:sz="4"/>
         </w:tblBorders>
+        <w:tblLayout w:type="fixed"/>
       </w:tblPr>
       <w:tblGrid>
-        <w:gridCol w:w="100"/>
-        <w:gridCol w:w="100"/>
-        <w:gridCol w:w="100"/>
-        <w:gridCol w:w="100"/>
-        <w:gridCol w:w="100"/>
-        <w:gridCol w:w="100"/>
+        <w:gridCol w:w="1951"/>
+        <w:gridCol w:w="3317"/>
+        <w:gridCol w:w="1268"/>
+        <w:gridCol w:w="976"/>
+        <w:gridCol w:w="976"/>
+        <w:gridCol w:w="1268"/>
       </w:tblGrid>
       <w:tr>
         <w:trPr>
@@ -4965,7 +4973,7 @@
         </w:trPr>
         <w:tc>
           <w:tcPr>
-            <w:tcW w:type="pct" w:w="20%"/>
+            <w:tcW w:type="dxa" w:w="1951"/>
             <w:shd w:fill="E7EDF1" w:color="auto" w:val="clear"/>
             <w:tcMar>
               <w:top w:type="dxa" w:w="30"/>
@@ -4992,7 +5000,7 @@
         </w:tc>
         <w:tc>
           <w:tcPr>
-            <w:tcW w:type="pct" w:w="34%"/>
+            <w:tcW w:type="dxa" w:w="3317"/>
             <w:shd w:fill="E7EDF1" w:color="auto" w:val="clear"/>
             <w:tcMar>
               <w:top w:type="dxa" w:w="30"/>
@@ -5019,7 +5027,7 @@
         </w:tc>
         <w:tc>
           <w:tcPr>
-            <w:tcW w:type="pct" w:w="13%"/>
+            <w:tcW w:type="dxa" w:w="1268"/>
             <w:shd w:fill="E7EDF1" w:color="auto" w:val="clear"/>
             <w:tcMar>
               <w:top w:type="dxa" w:w="30"/>
@@ -5046,7 +5054,7 @@
         </w:tc>
         <w:tc>
           <w:tcPr>
-            <w:tcW w:type="pct" w:w="10%"/>
+            <w:tcW w:type="dxa" w:w="976"/>
             <w:shd w:fill="E7EDF1" w:color="auto" w:val="clear"/>
             <w:tcMar>
               <w:top w:type="dxa" w:w="30"/>
@@ -5073,7 +5081,7 @@
         </w:tc>
         <w:tc>
           <w:tcPr>
-            <w:tcW w:type="pct" w:w="10%"/>
+            <w:tcW w:type="dxa" w:w="976"/>
             <w:shd w:fill="E7EDF1" w:color="auto" w:val="clear"/>
             <w:tcMar>
               <w:top w:type="dxa" w:w="30"/>
@@ -5100,7 +5108,7 @@
         </w:tc>
         <w:tc>
           <w:tcPr>
-            <w:tcW w:type="pct" w:w="13%"/>
+            <w:tcW w:type="dxa" w:w="1268"/>
             <w:shd w:fill="E7EDF1" w:color="auto" w:val="clear"/>
             <w:tcMar>
               <w:top w:type="dxa" w:w="30"/>
@@ -5132,7 +5140,7 @@
         </w:trPr>
         <w:tc>
           <w:tcPr>
-            <w:tcW w:type="pct" w:w="20%"/>
+            <w:tcW w:type="dxa" w:w="1951"/>
             <w:tcMar>
               <w:top w:type="dxa" w:w="30"/>
               <w:left w:type="dxa" w:w="70"/>
@@ -5156,7 +5164,7 @@
         </w:tc>
         <w:tc>
           <w:tcPr>
-            <w:tcW w:type="pct" w:w="34%"/>
+            <w:tcW w:type="dxa" w:w="3317"/>
             <w:tcMar>
               <w:top w:type="dxa" w:w="30"/>
               <w:left w:type="dxa" w:w="70"/>
@@ -5180,7 +5188,7 @@
         </w:tc>
         <w:tc>
           <w:tcPr>
-            <w:tcW w:type="pct" w:w="13%"/>
+            <w:tcW w:type="dxa" w:w="1268"/>
             <w:tcMar>
               <w:top w:type="dxa" w:w="30"/>
               <w:left w:type="dxa" w:w="70"/>
@@ -5204,7 +5212,7 @@
         </w:tc>
         <w:tc>
           <w:tcPr>
-            <w:tcW w:type="pct" w:w="10%"/>
+            <w:tcW w:type="dxa" w:w="976"/>
             <w:tcMar>
               <w:top w:type="dxa" w:w="30"/>
               <w:left w:type="dxa" w:w="70"/>
@@ -5228,7 +5236,7 @@
         </w:tc>
         <w:tc>
           <w:tcPr>
-            <w:tcW w:type="pct" w:w="10%"/>
+            <w:tcW w:type="dxa" w:w="976"/>
             <w:tcMar>
               <w:top w:type="dxa" w:w="30"/>
               <w:left w:type="dxa" w:w="70"/>
@@ -5252,7 +5260,7 @@
         </w:tc>
         <w:tc>
           <w:tcPr>
-            <w:tcW w:type="pct" w:w="13%"/>
+            <w:tcW w:type="dxa" w:w="1268"/>
             <w:tcMar>
               <w:top w:type="dxa" w:w="30"/>
               <w:left w:type="dxa" w:w="70"/>
@@ -5313,12 +5321,13 @@
           <w:insideH w:val="single" w:color="auto" w:sz="4"/>
           <w:insideV w:val="single" w:color="auto" w:sz="4"/>
         </w:tblBorders>
+        <w:tblLayout w:type="fixed"/>
       </w:tblPr>
       <w:tblGrid>
-        <w:gridCol w:w="100"/>
-        <w:gridCol w:w="100"/>
-        <w:gridCol w:w="100"/>
-        <w:gridCol w:w="100"/>
+        <w:gridCol w:w="780"/>
+        <w:gridCol w:w="6244"/>
+        <w:gridCol w:w="1561"/>
+        <w:gridCol w:w="1171"/>
       </w:tblGrid>
       <w:tr>
         <w:trPr>
@@ -5326,7 +5335,7 @@
         </w:trPr>
         <w:tc>
           <w:tcPr>
-            <w:tcW w:type="pct" w:w="8%"/>
+            <w:tcW w:type="dxa" w:w="780"/>
             <w:shd w:fill="E7EDF1" w:color="auto" w:val="clear"/>
             <w:tcMar>
               <w:top w:type="dxa" w:w="30"/>
@@ -5353,7 +5362,7 @@
         </w:tc>
         <w:tc>
           <w:tcPr>
-            <w:tcW w:type="pct" w:w="64%"/>
+            <w:tcW w:type="dxa" w:w="6244"/>
             <w:shd w:fill="E7EDF1" w:color="auto" w:val="clear"/>
             <w:tcMar>
               <w:top w:type="dxa" w:w="30"/>
@@ -5380,7 +5389,7 @@
         </w:tc>
         <w:tc>
           <w:tcPr>
-            <w:tcW w:type="pct" w:w="16%"/>
+            <w:tcW w:type="dxa" w:w="1561"/>
             <w:shd w:fill="E7EDF1" w:color="auto" w:val="clear"/>
             <w:tcMar>
               <w:top w:type="dxa" w:w="30"/>
@@ -5407,7 +5416,7 @@
         </w:tc>
         <w:tc>
           <w:tcPr>
-            <w:tcW w:type="pct" w:w="12%"/>
+            <w:tcW w:type="dxa" w:w="1171"/>
             <w:shd w:fill="E7EDF1" w:color="auto" w:val="clear"/>
             <w:tcMar>
               <w:top w:type="dxa" w:w="30"/>
@@ -5439,7 +5448,7 @@
         </w:trPr>
         <w:tc>
           <w:tcPr>
-            <w:tcW w:type="pct" w:w="8%"/>
+            <w:tcW w:type="dxa" w:w="780"/>
             <w:tcMar>
               <w:top w:type="dxa" w:w="30"/>
               <w:left w:type="dxa" w:w="70"/>
@@ -5463,7 +5472,7 @@
         </w:tc>
         <w:tc>
           <w:tcPr>
-            <w:tcW w:type="pct" w:w="64%"/>
+            <w:tcW w:type="dxa" w:w="6244"/>
             <w:tcMar>
               <w:top w:type="dxa" w:w="30"/>
               <w:left w:type="dxa" w:w="70"/>
@@ -5487,7 +5496,7 @@
         </w:tc>
         <w:tc>
           <w:tcPr>
-            <w:tcW w:type="pct" w:w="16%"/>
+            <w:tcW w:type="dxa" w:w="1561"/>
             <w:tcMar>
               <w:top w:type="dxa" w:w="30"/>
               <w:left w:type="dxa" w:w="70"/>
@@ -5511,7 +5520,7 @@
         </w:tc>
         <w:tc>
           <w:tcPr>
-            <w:tcW w:type="pct" w:w="12%"/>
+            <w:tcW w:type="dxa" w:w="1171"/>
             <w:tcMar>
               <w:top w:type="dxa" w:w="30"/>
               <w:left w:type="dxa" w:w="70"/>
@@ -5540,7 +5549,7 @@
         </w:trPr>
         <w:tc>
           <w:tcPr>
-            <w:tcW w:type="pct" w:w="8%"/>
+            <w:tcW w:type="dxa" w:w="780"/>
             <w:tcMar>
               <w:top w:type="dxa" w:w="30"/>
               <w:left w:type="dxa" w:w="70"/>
@@ -5564,7 +5573,7 @@
         </w:tc>
         <w:tc>
           <w:tcPr>
-            <w:tcW w:type="pct" w:w="64%"/>
+            <w:tcW w:type="dxa" w:w="6244"/>
             <w:tcMar>
               <w:top w:type="dxa" w:w="30"/>
               <w:left w:type="dxa" w:w="70"/>
@@ -5588,7 +5597,7 @@
         </w:tc>
         <w:tc>
           <w:tcPr>
-            <w:tcW w:type="pct" w:w="16%"/>
+            <w:tcW w:type="dxa" w:w="1561"/>
             <w:tcMar>
               <w:top w:type="dxa" w:w="30"/>
               <w:left w:type="dxa" w:w="70"/>
@@ -5612,7 +5621,7 @@
         </w:tc>
         <w:tc>
           <w:tcPr>
-            <w:tcW w:type="pct" w:w="12%"/>
+            <w:tcW w:type="dxa" w:w="1171"/>
             <w:tcMar>
               <w:top w:type="dxa" w:w="30"/>
               <w:left w:type="dxa" w:w="70"/>
@@ -5641,7 +5650,7 @@
         </w:trPr>
         <w:tc>
           <w:tcPr>
-            <w:tcW w:type="pct" w:w="8%"/>
+            <w:tcW w:type="dxa" w:w="780"/>
             <w:tcMar>
               <w:top w:type="dxa" w:w="30"/>
               <w:left w:type="dxa" w:w="70"/>
@@ -5665,7 +5674,7 @@
         </w:tc>
         <w:tc>
           <w:tcPr>
-            <w:tcW w:type="pct" w:w="64%"/>
+            <w:tcW w:type="dxa" w:w="6244"/>
             <w:tcMar>
               <w:top w:type="dxa" w:w="30"/>
               <w:left w:type="dxa" w:w="70"/>
@@ -5689,7 +5698,7 @@
         </w:tc>
         <w:tc>
           <w:tcPr>
-            <w:tcW w:type="pct" w:w="16%"/>
+            <w:tcW w:type="dxa" w:w="1561"/>
             <w:tcMar>
               <w:top w:type="dxa" w:w="30"/>
               <w:left w:type="dxa" w:w="70"/>
@@ -5713,7 +5722,7 @@
         </w:tc>
         <w:tc>
           <w:tcPr>
-            <w:tcW w:type="pct" w:w="12%"/>
+            <w:tcW w:type="dxa" w:w="1171"/>
             <w:tcMar>
               <w:top w:type="dxa" w:w="30"/>
               <w:left w:type="dxa" w:w="70"/>
@@ -5742,7 +5751,7 @@
         </w:trPr>
         <w:tc>
           <w:tcPr>
-            <w:tcW w:type="pct" w:w="8%"/>
+            <w:tcW w:type="dxa" w:w="780"/>
             <w:tcMar>
               <w:top w:type="dxa" w:w="30"/>
               <w:left w:type="dxa" w:w="70"/>
@@ -5766,7 +5775,7 @@
         </w:tc>
         <w:tc>
           <w:tcPr>
-            <w:tcW w:type="pct" w:w="64%"/>
+            <w:tcW w:type="dxa" w:w="6244"/>
             <w:tcMar>
               <w:top w:type="dxa" w:w="30"/>
               <w:left w:type="dxa" w:w="70"/>
@@ -5790,7 +5799,7 @@
         </w:tc>
         <w:tc>
           <w:tcPr>
-            <w:tcW w:type="pct" w:w="16%"/>
+            <w:tcW w:type="dxa" w:w="1561"/>
             <w:tcMar>
               <w:top w:type="dxa" w:w="30"/>
               <w:left w:type="dxa" w:w="70"/>
@@ -5814,7 +5823,7 @@
         </w:tc>
         <w:tc>
           <w:tcPr>
-            <w:tcW w:type="pct" w:w="12%"/>
+            <w:tcW w:type="dxa" w:w="1171"/>
             <w:tcMar>
               <w:top w:type="dxa" w:w="30"/>
               <w:left w:type="dxa" w:w="70"/>
@@ -5843,7 +5852,7 @@
         </w:trPr>
         <w:tc>
           <w:tcPr>
-            <w:tcW w:type="pct" w:w="8%"/>
+            <w:tcW w:type="dxa" w:w="780"/>
             <w:tcMar>
               <w:top w:type="dxa" w:w="30"/>
               <w:left w:type="dxa" w:w="70"/>
@@ -5867,7 +5876,7 @@
         </w:tc>
         <w:tc>
           <w:tcPr>
-            <w:tcW w:type="pct" w:w="64%"/>
+            <w:tcW w:type="dxa" w:w="6244"/>
             <w:tcMar>
               <w:top w:type="dxa" w:w="30"/>
               <w:left w:type="dxa" w:w="70"/>
@@ -5891,7 +5900,7 @@
         </w:tc>
         <w:tc>
           <w:tcPr>
-            <w:tcW w:type="pct" w:w="16%"/>
+            <w:tcW w:type="dxa" w:w="1561"/>
             <w:tcMar>
               <w:top w:type="dxa" w:w="30"/>
               <w:left w:type="dxa" w:w="70"/>
@@ -5915,7 +5924,7 @@
         </w:tc>
         <w:tc>
           <w:tcPr>
-            <w:tcW w:type="pct" w:w="12%"/>
+            <w:tcW w:type="dxa" w:w="1171"/>
             <w:tcMar>
               <w:top w:type="dxa" w:w="30"/>
               <w:left w:type="dxa" w:w="70"/>
@@ -5944,7 +5953,7 @@
         </w:trPr>
         <w:tc>
           <w:tcPr>
-            <w:tcW w:type="pct" w:w="8%"/>
+            <w:tcW w:type="dxa" w:w="780"/>
             <w:tcMar>
               <w:top w:type="dxa" w:w="30"/>
               <w:left w:type="dxa" w:w="70"/>
@@ -5968,7 +5977,7 @@
         </w:tc>
         <w:tc>
           <w:tcPr>
-            <w:tcW w:type="pct" w:w="64%"/>
+            <w:tcW w:type="dxa" w:w="6244"/>
             <w:tcMar>
               <w:top w:type="dxa" w:w="30"/>
               <w:left w:type="dxa" w:w="70"/>
@@ -5992,7 +6001,7 @@
         </w:tc>
         <w:tc>
           <w:tcPr>
-            <w:tcW w:type="pct" w:w="16%"/>
+            <w:tcW w:type="dxa" w:w="1561"/>
             <w:tcMar>
               <w:top w:type="dxa" w:w="30"/>
               <w:left w:type="dxa" w:w="70"/>
@@ -6016,7 +6025,7 @@
         </w:tc>
         <w:tc>
           <w:tcPr>
-            <w:tcW w:type="pct" w:w="12%"/>
+            <w:tcW w:type="dxa" w:w="1171"/>
             <w:tcMar>
               <w:top w:type="dxa" w:w="30"/>
               <w:left w:type="dxa" w:w="70"/>

--- a/exemplo/memorial-aterramento-residencia-unifamiliar-exemplo-r00.docx
+++ b/exemplo/memorial-aterramento-residencia-unifamiliar-exemplo-r00.docx
@@ -483,7 +483,7 @@
                 <w:szCs w:val="19"/>
                 <w:rFonts w:ascii="Calibri" w:cs="Calibri" w:eastAsia="Calibri" w:hAnsi="Calibri"/>
               </w:rPr>
-              <w:t xml:space="preserve">20/10/2026 — R00</w:t>
+              <w:t xml:space="preserve">26/10/2026 — R00</w:t>
             </w:r>
           </w:p>
         </w:tc>
@@ -6191,7 +6191,7 @@
           <w:szCs w:val="20"/>
           <w:rFonts w:ascii="Calibri" w:cs="Calibri" w:eastAsia="Calibri" w:hAnsi="Calibri"/>
         </w:rPr>
-        <w:t xml:space="preserve">Cidade – UF, 20 de outubro de 2026</w:t>
+        <w:t xml:space="preserve">Cidade – UF, 26 de outubro de 2026</w:t>
       </w:r>
     </w:p>
     <w:p>
@@ -6361,7 +6361,7 @@
         <w:szCs w:val="15"/>
         <w:rFonts w:ascii="Calibri" w:cs="Calibri" w:eastAsia="Calibri" w:hAnsi="Calibri"/>
       </w:rPr>
-      <w:t xml:space="preserve">	R00 · 20/10/2026</w:t>
+      <w:t xml:space="preserve">	R00 · 26/10/2026</w:t>
     </w:r>
   </w:p>
 </w:hdr>

--- a/exemplo/memorial-aterramento-residencia-unifamiliar-exemplo-r00.docx
+++ b/exemplo/memorial-aterramento-residencia-unifamiliar-exemplo-r00.docx
@@ -483,7 +483,7 @@
                 <w:szCs w:val="19"/>
                 <w:rFonts w:ascii="Calibri" w:cs="Calibri" w:eastAsia="Calibri" w:hAnsi="Calibri"/>
               </w:rPr>
-              <w:t xml:space="preserve">26/10/2026 — R00</w:t>
+              <w:t xml:space="preserve">27/10/2026 — R00</w:t>
             </w:r>
           </w:p>
         </w:tc>
@@ -6191,7 +6191,7 @@
           <w:szCs w:val="20"/>
           <w:rFonts w:ascii="Calibri" w:cs="Calibri" w:eastAsia="Calibri" w:hAnsi="Calibri"/>
         </w:rPr>
-        <w:t xml:space="preserve">Cidade – UF, 26 de outubro de 2026</w:t>
+        <w:t xml:space="preserve">Cidade – UF, 27 de outubro de 2026</w:t>
       </w:r>
     </w:p>
     <w:p>
@@ -6361,7 +6361,7 @@
         <w:szCs w:val="15"/>
         <w:rFonts w:ascii="Calibri" w:cs="Calibri" w:eastAsia="Calibri" w:hAnsi="Calibri"/>
       </w:rPr>
-      <w:t xml:space="preserve">	R00 · 26/10/2026</w:t>
+      <w:t xml:space="preserve">	R00 · 27/10/2026</w:t>
     </w:r>
   </w:p>
 </w:hdr>

--- a/exemplo/memorial-aterramento-residencia-unifamiliar-exemplo-r00.docx
+++ b/exemplo/memorial-aterramento-residencia-unifamiliar-exemplo-r00.docx
@@ -483,7 +483,7 @@
                 <w:szCs w:val="19"/>
                 <w:rFonts w:ascii="Calibri" w:cs="Calibri" w:eastAsia="Calibri" w:hAnsi="Calibri"/>
               </w:rPr>
-              <w:t xml:space="preserve">27/10/2026 — R00</w:t>
+              <w:t xml:space="preserve">28/10/2026 — R00</w:t>
             </w:r>
           </w:p>
         </w:tc>
@@ -6191,7 +6191,7 @@
           <w:szCs w:val="20"/>
           <w:rFonts w:ascii="Calibri" w:cs="Calibri" w:eastAsia="Calibri" w:hAnsi="Calibri"/>
         </w:rPr>
-        <w:t xml:space="preserve">Cidade – UF, 27 de outubro de 2026</w:t>
+        <w:t xml:space="preserve">Cidade – UF, 28 de outubro de 2026</w:t>
       </w:r>
     </w:p>
     <w:p>
@@ -6361,7 +6361,7 @@
         <w:szCs w:val="15"/>
         <w:rFonts w:ascii="Calibri" w:cs="Calibri" w:eastAsia="Calibri" w:hAnsi="Calibri"/>
       </w:rPr>
-      <w:t xml:space="preserve">	R00 · 27/10/2026</w:t>
+      <w:t xml:space="preserve">	R00 · 28/10/2026</w:t>
     </w:r>
   </w:p>
 </w:hdr>
